--- a/docs/opis_projektu.docx
+++ b/docs/opis_projektu.docx
@@ -302,7 +302,35 @@
         <w:rPr>
           <w:lang w:val="pl-PL"/>
         </w:rPr>
-        <w:t>Pobranie danych z zewnętrznego źródła — wykorzystano web scraping (Playwright) zamiast oficjalnego API.</w:t>
+        <w:t xml:space="preserve">Pobranie danych z zewnętrznego źródła — wykorzystano web </w:t>
+      </w:r>
+      <w:proofErr w:type="spellStart"/>
+      <w:r>
+        <w:rPr>
+          <w:lang w:val="pl-PL"/>
+        </w:rPr>
+        <w:t>scraping</w:t>
+      </w:r>
+      <w:proofErr w:type="spellEnd"/>
+      <w:r>
+        <w:rPr>
+          <w:lang w:val="pl-PL"/>
+        </w:rPr>
+        <w:t xml:space="preserve"> (</w:t>
+      </w:r>
+      <w:proofErr w:type="spellStart"/>
+      <w:r>
+        <w:rPr>
+          <w:lang w:val="pl-PL"/>
+        </w:rPr>
+        <w:t>Playwright</w:t>
+      </w:r>
+      <w:proofErr w:type="spellEnd"/>
+      <w:r>
+        <w:rPr>
+          <w:lang w:val="pl-PL"/>
+        </w:rPr>
+        <w:t>) zamiast oficjalnego API.</w:t>
       </w:r>
     </w:p>
     <w:p>
@@ -391,7 +419,35 @@
         <w:rPr>
           <w:lang w:val="pl-PL"/>
         </w:rPr>
-        <w:t>Źródłem danych jest serwis OtoMoto.pl, kategoria motocykli i quadów. Domyślny adres startowy oraz liczba stron wyników konfigurowane są w pliku config/settings.yaml (obecnie do 25 stron listingu).</w:t>
+        <w:t xml:space="preserve">Źródłem danych jest serwis OtoMoto.pl, kategoria motocykli i quadów. Domyślny adres startowy oraz liczba stron wyników konfigurowane są w pliku </w:t>
+      </w:r>
+      <w:proofErr w:type="spellStart"/>
+      <w:r>
+        <w:rPr>
+          <w:lang w:val="pl-PL"/>
+        </w:rPr>
+        <w:t>config</w:t>
+      </w:r>
+      <w:proofErr w:type="spellEnd"/>
+      <w:r>
+        <w:rPr>
+          <w:lang w:val="pl-PL"/>
+        </w:rPr>
+        <w:t>/</w:t>
+      </w:r>
+      <w:proofErr w:type="spellStart"/>
+      <w:r>
+        <w:rPr>
+          <w:lang w:val="pl-PL"/>
+        </w:rPr>
+        <w:t>settings.yaml</w:t>
+      </w:r>
+      <w:proofErr w:type="spellEnd"/>
+      <w:r>
+        <w:rPr>
+          <w:lang w:val="pl-PL"/>
+        </w:rPr>
+        <w:t xml:space="preserve"> (obecnie do 25 stron listingu).</w:t>
       </w:r>
     </w:p>
     <w:p>
@@ -414,11 +470,19 @@
           <w:lang w:val="pl-PL"/>
         </w:rPr>
       </w:pPr>
-      <w:r>
-        <w:rPr>
-          <w:lang w:val="pl-PL"/>
-        </w:rPr>
-        <w:t>brand — marka motocykla</w:t>
+      <w:proofErr w:type="spellStart"/>
+      <w:r>
+        <w:rPr>
+          <w:lang w:val="pl-PL"/>
+        </w:rPr>
+        <w:t>brand</w:t>
+      </w:r>
+      <w:proofErr w:type="spellEnd"/>
+      <w:r>
+        <w:rPr>
+          <w:lang w:val="pl-PL"/>
+        </w:rPr>
+        <w:t xml:space="preserve"> — marka motocykla</w:t>
       </w:r>
     </w:p>
     <w:p>
@@ -442,11 +506,19 @@
           <w:lang w:val="pl-PL"/>
         </w:rPr>
       </w:pPr>
-      <w:r>
-        <w:rPr>
-          <w:lang w:val="pl-PL"/>
-        </w:rPr>
-        <w:t>year — rok produkcji</w:t>
+      <w:proofErr w:type="spellStart"/>
+      <w:r>
+        <w:rPr>
+          <w:lang w:val="pl-PL"/>
+        </w:rPr>
+        <w:t>year</w:t>
+      </w:r>
+      <w:proofErr w:type="spellEnd"/>
+      <w:r>
+        <w:rPr>
+          <w:lang w:val="pl-PL"/>
+        </w:rPr>
+        <w:t xml:space="preserve"> — rok produkcji</w:t>
       </w:r>
     </w:p>
     <w:p>
@@ -456,11 +528,19 @@
           <w:lang w:val="pl-PL"/>
         </w:rPr>
       </w:pPr>
-      <w:r>
-        <w:rPr>
-          <w:lang w:val="pl-PL"/>
-        </w:rPr>
-        <w:t>mileage — przebieg w kilometrach</w:t>
+      <w:proofErr w:type="spellStart"/>
+      <w:r>
+        <w:rPr>
+          <w:lang w:val="pl-PL"/>
+        </w:rPr>
+        <w:t>mileage</w:t>
+      </w:r>
+      <w:proofErr w:type="spellEnd"/>
+      <w:r>
+        <w:rPr>
+          <w:lang w:val="pl-PL"/>
+        </w:rPr>
+        <w:t xml:space="preserve"> — przebieg w kilometrach</w:t>
       </w:r>
     </w:p>
     <w:p>
@@ -470,11 +550,19 @@
           <w:lang w:val="pl-PL"/>
         </w:rPr>
       </w:pPr>
-      <w:r>
-        <w:rPr>
-          <w:lang w:val="pl-PL"/>
-        </w:rPr>
-        <w:t>price — cena ofertowa w PLN</w:t>
+      <w:proofErr w:type="spellStart"/>
+      <w:r>
+        <w:rPr>
+          <w:lang w:val="pl-PL"/>
+        </w:rPr>
+        <w:t>price</w:t>
+      </w:r>
+      <w:proofErr w:type="spellEnd"/>
+      <w:r>
+        <w:rPr>
+          <w:lang w:val="pl-PL"/>
+        </w:rPr>
+        <w:t xml:space="preserve"> — cena ofertowa w PLN</w:t>
       </w:r>
     </w:p>
     <w:p>
@@ -529,7 +617,49 @@
         <w:rPr>
           <w:lang w:val="pl-PL"/>
         </w:rPr>
-        <w:t>Zebrane dane surowe zapisywane są do pliku data/raw/raw_listings.csv. Po czyszczeniu powstaje zbiór data/processed/cleaned_listings.csv, który można ponownie wczytać bez konieczności scrapingu.</w:t>
+        <w:t>Zebrane dane surowe zapisywane są do pliku data/</w:t>
+      </w:r>
+      <w:proofErr w:type="spellStart"/>
+      <w:r>
+        <w:rPr>
+          <w:lang w:val="pl-PL"/>
+        </w:rPr>
+        <w:t>raw</w:t>
+      </w:r>
+      <w:proofErr w:type="spellEnd"/>
+      <w:r>
+        <w:rPr>
+          <w:lang w:val="pl-PL"/>
+        </w:rPr>
+        <w:t>/raw_listings.csv. Po czyszczeniu powstaje zbiór data/</w:t>
+      </w:r>
+      <w:proofErr w:type="spellStart"/>
+      <w:r>
+        <w:rPr>
+          <w:lang w:val="pl-PL"/>
+        </w:rPr>
+        <w:t>processed</w:t>
+      </w:r>
+      <w:proofErr w:type="spellEnd"/>
+      <w:r>
+        <w:rPr>
+          <w:lang w:val="pl-PL"/>
+        </w:rPr>
+        <w:t xml:space="preserve">/cleaned_listings.csv, który można ponownie wczytać bez konieczności </w:t>
+      </w:r>
+      <w:proofErr w:type="spellStart"/>
+      <w:r>
+        <w:rPr>
+          <w:lang w:val="pl-PL"/>
+        </w:rPr>
+        <w:t>scrapingu</w:t>
+      </w:r>
+      <w:proofErr w:type="spellEnd"/>
+      <w:r>
+        <w:rPr>
+          <w:lang w:val="pl-PL"/>
+        </w:rPr>
+        <w:t>.</w:t>
       </w:r>
     </w:p>
     <w:p>
@@ -566,11 +696,75 @@
           <w:lang w:val="pl-PL"/>
         </w:rPr>
       </w:pPr>
-      <w:r>
-        <w:rPr>
-          <w:lang w:val="pl-PL"/>
-        </w:rPr>
-        <w:t>src/scraper — pobieranie danych (przeglądarka Playwright, parser HTML, crawler z paginacją)</w:t>
+      <w:proofErr w:type="spellStart"/>
+      <w:r>
+        <w:rPr>
+          <w:lang w:val="pl-PL"/>
+        </w:rPr>
+        <w:t>src</w:t>
+      </w:r>
+      <w:proofErr w:type="spellEnd"/>
+      <w:r>
+        <w:rPr>
+          <w:lang w:val="pl-PL"/>
+        </w:rPr>
+        <w:t>/</w:t>
+      </w:r>
+      <w:proofErr w:type="spellStart"/>
+      <w:r>
+        <w:rPr>
+          <w:lang w:val="pl-PL"/>
+        </w:rPr>
+        <w:t>scraper</w:t>
+      </w:r>
+      <w:proofErr w:type="spellEnd"/>
+      <w:r>
+        <w:rPr>
+          <w:lang w:val="pl-PL"/>
+        </w:rPr>
+        <w:t xml:space="preserve"> — pobieranie danych (przeglądarka </w:t>
+      </w:r>
+      <w:proofErr w:type="spellStart"/>
+      <w:r>
+        <w:rPr>
+          <w:lang w:val="pl-PL"/>
+        </w:rPr>
+        <w:t>Playwright</w:t>
+      </w:r>
+      <w:proofErr w:type="spellEnd"/>
+      <w:r>
+        <w:rPr>
+          <w:lang w:val="pl-PL"/>
+        </w:rPr>
+        <w:t xml:space="preserve">, </w:t>
+      </w:r>
+      <w:proofErr w:type="spellStart"/>
+      <w:r>
+        <w:rPr>
+          <w:lang w:val="pl-PL"/>
+        </w:rPr>
+        <w:t>parser</w:t>
+      </w:r>
+      <w:proofErr w:type="spellEnd"/>
+      <w:r>
+        <w:rPr>
+          <w:lang w:val="pl-PL"/>
+        </w:rPr>
+        <w:t xml:space="preserve"> HTML, </w:t>
+      </w:r>
+      <w:proofErr w:type="spellStart"/>
+      <w:r>
+        <w:rPr>
+          <w:lang w:val="pl-PL"/>
+        </w:rPr>
+        <w:t>crawler</w:t>
+      </w:r>
+      <w:proofErr w:type="spellEnd"/>
+      <w:r>
+        <w:rPr>
+          <w:lang w:val="pl-PL"/>
+        </w:rPr>
+        <w:t xml:space="preserve"> z paginacją)</w:t>
       </w:r>
     </w:p>
     <w:p>
@@ -580,11 +774,33 @@
           <w:lang w:val="pl-PL"/>
         </w:rPr>
       </w:pPr>
-      <w:r>
-        <w:rPr>
-          <w:lang w:val="pl-PL"/>
-        </w:rPr>
-        <w:t>src/cleaning — normalizacja marek oraz filtrowanie jakości danych</w:t>
+      <w:proofErr w:type="spellStart"/>
+      <w:r>
+        <w:rPr>
+          <w:lang w:val="pl-PL"/>
+        </w:rPr>
+        <w:t>src</w:t>
+      </w:r>
+      <w:proofErr w:type="spellEnd"/>
+      <w:r>
+        <w:rPr>
+          <w:lang w:val="pl-PL"/>
+        </w:rPr>
+        <w:t>/</w:t>
+      </w:r>
+      <w:proofErr w:type="spellStart"/>
+      <w:r>
+        <w:rPr>
+          <w:lang w:val="pl-PL"/>
+        </w:rPr>
+        <w:t>cleaning</w:t>
+      </w:r>
+      <w:proofErr w:type="spellEnd"/>
+      <w:r>
+        <w:rPr>
+          <w:lang w:val="pl-PL"/>
+        </w:rPr>
+        <w:t xml:space="preserve"> — normalizacja marek oraz filtrowanie jakości danych</w:t>
       </w:r>
     </w:p>
     <w:p>
@@ -594,11 +810,33 @@
           <w:lang w:val="pl-PL"/>
         </w:rPr>
       </w:pPr>
-      <w:r>
-        <w:rPr>
-          <w:lang w:val="pl-PL"/>
-        </w:rPr>
-        <w:t>src/analysis — statystyki, regresja, klasteryzacja, wykrywanie okazji</w:t>
+      <w:proofErr w:type="spellStart"/>
+      <w:r>
+        <w:rPr>
+          <w:lang w:val="pl-PL"/>
+        </w:rPr>
+        <w:t>src</w:t>
+      </w:r>
+      <w:proofErr w:type="spellEnd"/>
+      <w:r>
+        <w:rPr>
+          <w:lang w:val="pl-PL"/>
+        </w:rPr>
+        <w:t>/</w:t>
+      </w:r>
+      <w:proofErr w:type="spellStart"/>
+      <w:r>
+        <w:rPr>
+          <w:lang w:val="pl-PL"/>
+        </w:rPr>
+        <w:t>analysis</w:t>
+      </w:r>
+      <w:proofErr w:type="spellEnd"/>
+      <w:r>
+        <w:rPr>
+          <w:lang w:val="pl-PL"/>
+        </w:rPr>
+        <w:t xml:space="preserve"> — statystyki, regresja, klasteryzacja, wykrywanie okazji</w:t>
       </w:r>
     </w:p>
     <w:p>
@@ -608,11 +846,33 @@
           <w:lang w:val="pl-PL"/>
         </w:rPr>
       </w:pPr>
-      <w:r>
-        <w:rPr>
-          <w:lang w:val="pl-PL"/>
-        </w:rPr>
-        <w:t>src/utils — wczytywanie konfiguracji i logowanie</w:t>
+      <w:proofErr w:type="spellStart"/>
+      <w:r>
+        <w:rPr>
+          <w:lang w:val="pl-PL"/>
+        </w:rPr>
+        <w:t>src</w:t>
+      </w:r>
+      <w:proofErr w:type="spellEnd"/>
+      <w:r>
+        <w:rPr>
+          <w:lang w:val="pl-PL"/>
+        </w:rPr>
+        <w:t>/</w:t>
+      </w:r>
+      <w:proofErr w:type="spellStart"/>
+      <w:r>
+        <w:rPr>
+          <w:lang w:val="pl-PL"/>
+        </w:rPr>
+        <w:t>utils</w:t>
+      </w:r>
+      <w:proofErr w:type="spellEnd"/>
+      <w:r>
+        <w:rPr>
+          <w:lang w:val="pl-PL"/>
+        </w:rPr>
+        <w:t xml:space="preserve"> — wczytywanie konfiguracji i logowanie</w:t>
       </w:r>
     </w:p>
     <w:p>
@@ -626,7 +886,63 @@
         <w:rPr>
           <w:lang w:val="pl-PL"/>
         </w:rPr>
-        <w:t>src/main.py — orchestracja całego potoku (scrape → clean → analyze)</w:t>
+        <w:t xml:space="preserve">src/main.py — </w:t>
+      </w:r>
+      <w:proofErr w:type="spellStart"/>
+      <w:r>
+        <w:rPr>
+          <w:lang w:val="pl-PL"/>
+        </w:rPr>
+        <w:t>orchestracja</w:t>
+      </w:r>
+      <w:proofErr w:type="spellEnd"/>
+      <w:r>
+        <w:rPr>
+          <w:lang w:val="pl-PL"/>
+        </w:rPr>
+        <w:t xml:space="preserve"> całego potoku (</w:t>
+      </w:r>
+      <w:proofErr w:type="spellStart"/>
+      <w:r>
+        <w:rPr>
+          <w:lang w:val="pl-PL"/>
+        </w:rPr>
+        <w:t>scrape</w:t>
+      </w:r>
+      <w:proofErr w:type="spellEnd"/>
+      <w:r>
+        <w:rPr>
+          <w:lang w:val="pl-PL"/>
+        </w:rPr>
+        <w:t xml:space="preserve"> → </w:t>
+      </w:r>
+      <w:proofErr w:type="spellStart"/>
+      <w:r>
+        <w:rPr>
+          <w:lang w:val="pl-PL"/>
+        </w:rPr>
+        <w:t>clean</w:t>
+      </w:r>
+      <w:proofErr w:type="spellEnd"/>
+      <w:r>
+        <w:rPr>
+          <w:lang w:val="pl-PL"/>
+        </w:rPr>
+        <w:t xml:space="preserve"> → </w:t>
+      </w:r>
+      <w:proofErr w:type="spellStart"/>
+      <w:r>
+        <w:rPr>
+          <w:lang w:val="pl-PL"/>
+        </w:rPr>
+        <w:t>analyze</w:t>
+      </w:r>
+      <w:proofErr w:type="spellEnd"/>
+      <w:r>
+        <w:rPr>
+          <w:lang w:val="pl-PL"/>
+        </w:rPr>
+        <w:t>)</w:t>
       </w:r>
     </w:p>
     <w:p>
@@ -639,7 +955,77 @@
         <w:rPr>
           <w:lang w:val="pl-PL"/>
         </w:rPr>
-        <w:t>Parametr pipeline.data_source w konfiguracji pozwala wybrać tryb pracy: scrape (pobierz i przeanalizuj od nowa), raw (wczytaj surowe CSV i oczyść), processed (wczytaj już oczyszczone dane i wykonaj samą analizę). Ułatwia to iteracyjną pracę nad wykresami bez wielokrotnego obciążania serwisu OtoMoto.</w:t>
+        <w:t xml:space="preserve">Parametr </w:t>
+      </w:r>
+      <w:proofErr w:type="spellStart"/>
+      <w:r>
+        <w:rPr>
+          <w:lang w:val="pl-PL"/>
+        </w:rPr>
+        <w:t>pipeline.data_source</w:t>
+      </w:r>
+      <w:proofErr w:type="spellEnd"/>
+      <w:r>
+        <w:rPr>
+          <w:lang w:val="pl-PL"/>
+        </w:rPr>
+        <w:t xml:space="preserve"> w konfiguracji pozwala wybrać tryb pracy: </w:t>
+      </w:r>
+      <w:proofErr w:type="spellStart"/>
+      <w:r>
+        <w:rPr>
+          <w:lang w:val="pl-PL"/>
+        </w:rPr>
+        <w:t>scrape</w:t>
+      </w:r>
+      <w:proofErr w:type="spellEnd"/>
+      <w:r>
+        <w:rPr>
+          <w:lang w:val="pl-PL"/>
+        </w:rPr>
+        <w:t xml:space="preserve"> (pobierz i przeanalizuj od nowa), </w:t>
+      </w:r>
+      <w:proofErr w:type="spellStart"/>
+      <w:r>
+        <w:rPr>
+          <w:lang w:val="pl-PL"/>
+        </w:rPr>
+        <w:t>raw</w:t>
+      </w:r>
+      <w:proofErr w:type="spellEnd"/>
+      <w:r>
+        <w:rPr>
+          <w:lang w:val="pl-PL"/>
+        </w:rPr>
+        <w:t xml:space="preserve"> (wczytaj surowe CSV i oczyść), </w:t>
+      </w:r>
+      <w:proofErr w:type="spellStart"/>
+      <w:r>
+        <w:rPr>
+          <w:lang w:val="pl-PL"/>
+        </w:rPr>
+        <w:t>processed</w:t>
+      </w:r>
+      <w:proofErr w:type="spellEnd"/>
+      <w:r>
+        <w:rPr>
+          <w:lang w:val="pl-PL"/>
+        </w:rPr>
+        <w:t xml:space="preserve"> (wczytaj już oczyszczone dane i wykonaj samą analizę). Ułatwia to iteracyjną pracę nad wykresami bez wielokrotnego obciążania serwisu </w:t>
+      </w:r>
+      <w:proofErr w:type="spellStart"/>
+      <w:r>
+        <w:rPr>
+          <w:lang w:val="pl-PL"/>
+        </w:rPr>
+        <w:t>OtoMoto</w:t>
+      </w:r>
+      <w:proofErr w:type="spellEnd"/>
+      <w:r>
+        <w:rPr>
+          <w:lang w:val="pl-PL"/>
+        </w:rPr>
+        <w:t>.</w:t>
       </w:r>
     </w:p>
     <w:p>
@@ -673,7 +1059,21 @@
           <w:lang w:val="pl-PL"/>
         </w:rPr>
         <w:lastRenderedPageBreak/>
-        <w:t>5. Pobieranie danych (web scraping)</w:t>
+        <w:t xml:space="preserve">5. Pobieranie danych (web </w:t>
+      </w:r>
+      <w:proofErr w:type="spellStart"/>
+      <w:r>
+        <w:rPr>
+          <w:lang w:val="pl-PL"/>
+        </w:rPr>
+        <w:t>scraping</w:t>
+      </w:r>
+      <w:proofErr w:type="spellEnd"/>
+      <w:r>
+        <w:rPr>
+          <w:lang w:val="pl-PL"/>
+        </w:rPr>
+        <w:t>)</w:t>
       </w:r>
     </w:p>
     <w:p>
@@ -686,7 +1086,63 @@
         <w:rPr>
           <w:lang w:val="pl-PL"/>
         </w:rPr>
-        <w:t>Moduł OtoMotoCrawler uruchamia przeglądarkę w trybie headless, przechodzi kolejne strony wyników wyszukiwania i dla każdej strony wywołuje parser ogłoszeń. Adres URL dla strony n &gt; 1 budowany jest przez dopisanie parametru page do adresu startowego.</w:t>
+        <w:t xml:space="preserve">Moduł </w:t>
+      </w:r>
+      <w:proofErr w:type="spellStart"/>
+      <w:r>
+        <w:rPr>
+          <w:lang w:val="pl-PL"/>
+        </w:rPr>
+        <w:t>OtoMotoCrawler</w:t>
+      </w:r>
+      <w:proofErr w:type="spellEnd"/>
+      <w:r>
+        <w:rPr>
+          <w:lang w:val="pl-PL"/>
+        </w:rPr>
+        <w:t xml:space="preserve"> uruchamia przeglądarkę w trybie </w:t>
+      </w:r>
+      <w:proofErr w:type="spellStart"/>
+      <w:r>
+        <w:rPr>
+          <w:lang w:val="pl-PL"/>
+        </w:rPr>
+        <w:t>headless</w:t>
+      </w:r>
+      <w:proofErr w:type="spellEnd"/>
+      <w:r>
+        <w:rPr>
+          <w:lang w:val="pl-PL"/>
+        </w:rPr>
+        <w:t xml:space="preserve">, przechodzi kolejne strony wyników wyszukiwania i dla każdej strony wywołuje </w:t>
+      </w:r>
+      <w:proofErr w:type="spellStart"/>
+      <w:r>
+        <w:rPr>
+          <w:lang w:val="pl-PL"/>
+        </w:rPr>
+        <w:t>parser</w:t>
+      </w:r>
+      <w:proofErr w:type="spellEnd"/>
+      <w:r>
+        <w:rPr>
+          <w:lang w:val="pl-PL"/>
+        </w:rPr>
+        <w:t xml:space="preserve"> ogłoszeń. Adres URL dla strony n &gt; 1 budowany jest przez dopisanie parametru </w:t>
+      </w:r>
+      <w:proofErr w:type="spellStart"/>
+      <w:r>
+        <w:rPr>
+          <w:lang w:val="pl-PL"/>
+        </w:rPr>
+        <w:t>page</w:t>
+      </w:r>
+      <w:proofErr w:type="spellEnd"/>
+      <w:r>
+        <w:rPr>
+          <w:lang w:val="pl-PL"/>
+        </w:rPr>
+        <w:t xml:space="preserve"> do adresu startowego.</w:t>
       </w:r>
     </w:p>
     <w:p>
@@ -695,11 +1151,75 @@
           <w:lang w:val="pl-PL"/>
         </w:rPr>
       </w:pPr>
-      <w:r>
-        <w:rPr>
-          <w:lang w:val="pl-PL"/>
-        </w:rPr>
-        <w:t>Parser wyciąga z widoku listingu pola opisujące pojazd. W przypadku braku wyników crawler kończy pobieranie — zakładając, że osiągnięto koniec dostępnych stron. Przy włączonym trybie debug zapisywany może być kod HTML strony do katalogu results/debug, co ułatwia diagnozę zmian w strukturze serwisu.</w:t>
+      <w:proofErr w:type="spellStart"/>
+      <w:r>
+        <w:rPr>
+          <w:lang w:val="pl-PL"/>
+        </w:rPr>
+        <w:t>Parser</w:t>
+      </w:r>
+      <w:proofErr w:type="spellEnd"/>
+      <w:r>
+        <w:rPr>
+          <w:lang w:val="pl-PL"/>
+        </w:rPr>
+        <w:t xml:space="preserve"> wyciąga z widoku listingu pola opisujące pojazd. W przypadku braku wyników </w:t>
+      </w:r>
+      <w:proofErr w:type="spellStart"/>
+      <w:r>
+        <w:rPr>
+          <w:lang w:val="pl-PL"/>
+        </w:rPr>
+        <w:t>crawler</w:t>
+      </w:r>
+      <w:proofErr w:type="spellEnd"/>
+      <w:r>
+        <w:rPr>
+          <w:lang w:val="pl-PL"/>
+        </w:rPr>
+        <w:t xml:space="preserve"> kończy pobieranie — zakładając, że osiągnięto koniec dostępnych stron. Przy włączonym trybie </w:t>
+      </w:r>
+      <w:proofErr w:type="spellStart"/>
+      <w:r>
+        <w:rPr>
+          <w:lang w:val="pl-PL"/>
+        </w:rPr>
+        <w:t>debug</w:t>
+      </w:r>
+      <w:proofErr w:type="spellEnd"/>
+      <w:r>
+        <w:rPr>
+          <w:lang w:val="pl-PL"/>
+        </w:rPr>
+        <w:t xml:space="preserve"> zapisywany może być kod HTML strony do katalogu </w:t>
+      </w:r>
+      <w:proofErr w:type="spellStart"/>
+      <w:r>
+        <w:rPr>
+          <w:lang w:val="pl-PL"/>
+        </w:rPr>
+        <w:t>results</w:t>
+      </w:r>
+      <w:proofErr w:type="spellEnd"/>
+      <w:r>
+        <w:rPr>
+          <w:lang w:val="pl-PL"/>
+        </w:rPr>
+        <w:t>/</w:t>
+      </w:r>
+      <w:proofErr w:type="spellStart"/>
+      <w:r>
+        <w:rPr>
+          <w:lang w:val="pl-PL"/>
+        </w:rPr>
+        <w:t>debug</w:t>
+      </w:r>
+      <w:proofErr w:type="spellEnd"/>
+      <w:r>
+        <w:rPr>
+          <w:lang w:val="pl-PL"/>
+        </w:rPr>
+        <w:t>, co ułatwia diagnozę zmian w strukturze serwisu.</w:t>
       </w:r>
     </w:p>
     <w:p>
@@ -712,7 +1232,35 @@
         <w:rPr>
           <w:lang w:val="pl-PL"/>
         </w:rPr>
-        <w:t>Podczas pierwszego wejścia obsługiwane jest okno zgody na cookies (przycisk „Przejdź do serwisu”), aby nie blokować dalszego parsowania.</w:t>
+        <w:t xml:space="preserve">Podczas pierwszego wejścia obsługiwane jest okno zgody na </w:t>
+      </w:r>
+      <w:proofErr w:type="spellStart"/>
+      <w:r>
+        <w:rPr>
+          <w:lang w:val="pl-PL"/>
+        </w:rPr>
+        <w:t>cookies</w:t>
+      </w:r>
+      <w:proofErr w:type="spellEnd"/>
+      <w:r>
+        <w:rPr>
+          <w:lang w:val="pl-PL"/>
+        </w:rPr>
+        <w:t xml:space="preserve"> (przycisk „Przejdź do serwisu”), aby nie blokować dalszego </w:t>
+      </w:r>
+      <w:proofErr w:type="spellStart"/>
+      <w:r>
+        <w:rPr>
+          <w:lang w:val="pl-PL"/>
+        </w:rPr>
+        <w:t>parsowania</w:t>
+      </w:r>
+      <w:proofErr w:type="spellEnd"/>
+      <w:r>
+        <w:rPr>
+          <w:lang w:val="pl-PL"/>
+        </w:rPr>
+        <w:t>.</w:t>
       </w:r>
     </w:p>
     <w:p>
@@ -753,7 +1301,91 @@
         <w:rPr>
           <w:lang w:val="pl-PL"/>
         </w:rPr>
-        <w:t>Klasa DataNormalizer ujednolica zapisy marek — np. różne warianty pisowni, wielkość liter, skróty — do jednej postaci słownikowej. Uwzględniono marki wielowyrazowe (Moto Guzzi, Royal Enfield, MV Agusta, Harley-Davidson itd.), co jest istotne przy dalszym grupowaniu i regresji per marka.</w:t>
+        <w:t xml:space="preserve">Klasa </w:t>
+      </w:r>
+      <w:proofErr w:type="spellStart"/>
+      <w:r>
+        <w:rPr>
+          <w:lang w:val="pl-PL"/>
+        </w:rPr>
+        <w:t>DataNormalizer</w:t>
+      </w:r>
+      <w:proofErr w:type="spellEnd"/>
+      <w:r>
+        <w:rPr>
+          <w:lang w:val="pl-PL"/>
+        </w:rPr>
+        <w:t xml:space="preserve"> ujednolica zapisy marek — np. różne warianty pisowni, wielkość liter, skróty — do jednej postaci słownikowej. Uwzględniono marki wielowyrazowe (</w:t>
+      </w:r>
+      <w:proofErr w:type="spellStart"/>
+      <w:r>
+        <w:rPr>
+          <w:lang w:val="pl-PL"/>
+        </w:rPr>
+        <w:t>Moto</w:t>
+      </w:r>
+      <w:proofErr w:type="spellEnd"/>
+      <w:r>
+        <w:rPr>
+          <w:lang w:val="pl-PL"/>
+        </w:rPr>
+        <w:t xml:space="preserve"> </w:t>
+      </w:r>
+      <w:proofErr w:type="spellStart"/>
+      <w:r>
+        <w:rPr>
+          <w:lang w:val="pl-PL"/>
+        </w:rPr>
+        <w:t>Guzzi</w:t>
+      </w:r>
+      <w:proofErr w:type="spellEnd"/>
+      <w:r>
+        <w:rPr>
+          <w:lang w:val="pl-PL"/>
+        </w:rPr>
+        <w:t xml:space="preserve">, </w:t>
+      </w:r>
+      <w:proofErr w:type="spellStart"/>
+      <w:r>
+        <w:rPr>
+          <w:lang w:val="pl-PL"/>
+        </w:rPr>
+        <w:t>Royal</w:t>
+      </w:r>
+      <w:proofErr w:type="spellEnd"/>
+      <w:r>
+        <w:rPr>
+          <w:lang w:val="pl-PL"/>
+        </w:rPr>
+        <w:t xml:space="preserve"> </w:t>
+      </w:r>
+      <w:proofErr w:type="spellStart"/>
+      <w:r>
+        <w:rPr>
+          <w:lang w:val="pl-PL"/>
+        </w:rPr>
+        <w:t>Enfield</w:t>
+      </w:r>
+      <w:proofErr w:type="spellEnd"/>
+      <w:r>
+        <w:rPr>
+          <w:lang w:val="pl-PL"/>
+        </w:rPr>
+        <w:t xml:space="preserve">, MV </w:t>
+      </w:r>
+      <w:proofErr w:type="spellStart"/>
+      <w:r>
+        <w:rPr>
+          <w:lang w:val="pl-PL"/>
+        </w:rPr>
+        <w:t>Agusta</w:t>
+      </w:r>
+      <w:proofErr w:type="spellEnd"/>
+      <w:r>
+        <w:rPr>
+          <w:lang w:val="pl-PL"/>
+        </w:rPr>
+        <w:t>, Harley-Davidson itd.), co jest istotne przy dalszym grupowaniu i regresji per marka.</w:t>
       </w:r>
     </w:p>
     <w:p>
@@ -776,11 +1408,89 @@
           <w:lang w:val="pl-PL"/>
         </w:rPr>
       </w:pPr>
-      <w:r>
-        <w:rPr>
-          <w:lang w:val="pl-PL"/>
-        </w:rPr>
-        <w:t>DataFilter.remove_duplicates usuwa wiersze identyczne we wszystkich kolumnach. Następnie remove_incomplete wymaga obecności kluczowych pól: brand, model, year, mileage, price. Usuwane są także rekordy z wartością 0 w kolumnach numerycznych, bo taki przebieg lub cena nie mają interpretacji rynkowej.</w:t>
+      <w:proofErr w:type="spellStart"/>
+      <w:r>
+        <w:rPr>
+          <w:lang w:val="pl-PL"/>
+        </w:rPr>
+        <w:t>DataFilter.remove_duplicates</w:t>
+      </w:r>
+      <w:proofErr w:type="spellEnd"/>
+      <w:r>
+        <w:rPr>
+          <w:lang w:val="pl-PL"/>
+        </w:rPr>
+        <w:t xml:space="preserve"> usuwa wiersze identyczne we wszystkich kolumnach. Następnie </w:t>
+      </w:r>
+      <w:proofErr w:type="spellStart"/>
+      <w:r>
+        <w:rPr>
+          <w:lang w:val="pl-PL"/>
+        </w:rPr>
+        <w:t>remove_incomplete</w:t>
+      </w:r>
+      <w:proofErr w:type="spellEnd"/>
+      <w:r>
+        <w:rPr>
+          <w:lang w:val="pl-PL"/>
+        </w:rPr>
+        <w:t xml:space="preserve"> wymaga obecności kluczowych pól: </w:t>
+      </w:r>
+      <w:proofErr w:type="spellStart"/>
+      <w:r>
+        <w:rPr>
+          <w:lang w:val="pl-PL"/>
+        </w:rPr>
+        <w:t>brand</w:t>
+      </w:r>
+      <w:proofErr w:type="spellEnd"/>
+      <w:r>
+        <w:rPr>
+          <w:lang w:val="pl-PL"/>
+        </w:rPr>
+        <w:t xml:space="preserve">, model, </w:t>
+      </w:r>
+      <w:proofErr w:type="spellStart"/>
+      <w:r>
+        <w:rPr>
+          <w:lang w:val="pl-PL"/>
+        </w:rPr>
+        <w:t>year</w:t>
+      </w:r>
+      <w:proofErr w:type="spellEnd"/>
+      <w:r>
+        <w:rPr>
+          <w:lang w:val="pl-PL"/>
+        </w:rPr>
+        <w:t xml:space="preserve">, </w:t>
+      </w:r>
+      <w:proofErr w:type="spellStart"/>
+      <w:r>
+        <w:rPr>
+          <w:lang w:val="pl-PL"/>
+        </w:rPr>
+        <w:t>mileage</w:t>
+      </w:r>
+      <w:proofErr w:type="spellEnd"/>
+      <w:r>
+        <w:rPr>
+          <w:lang w:val="pl-PL"/>
+        </w:rPr>
+        <w:t xml:space="preserve">, </w:t>
+      </w:r>
+      <w:proofErr w:type="spellStart"/>
+      <w:r>
+        <w:rPr>
+          <w:lang w:val="pl-PL"/>
+        </w:rPr>
+        <w:t>price</w:t>
+      </w:r>
+      <w:proofErr w:type="spellEnd"/>
+      <w:r>
+        <w:rPr>
+          <w:lang w:val="pl-PL"/>
+        </w:rPr>
+        <w:t>. Usuwane są także rekordy z wartością 0 w kolumnach numerycznych, bo taki przebieg lub cena nie mają interpretacji rynkowej.</w:t>
       </w:r>
     </w:p>
     <w:p>
@@ -807,7 +1517,174 @@
         <w:rPr>
           <w:lang w:val="pl-PL"/>
         </w:rPr>
-        <w:t>Na kolumnach price, mileage i year stosowana jest metoda rozstępu ćwiartkowego (IQR). Dla każdej kolumny wyznaczane są kwartyle Q1 i Q3, a następnie dopuszczalny przedział [Q1 − k·IQR, Q3 + k·IQR], gdzie k domyślnie wynosi 1,5 (parametr cleaning.outlier_threshold). Rekordy poza tym przedziałem są odrzucane, co ogranicza wpływ błędnych ogłoszeń i ekstremalnych ofert na wykresy i modele.</w:t>
+        <w:t xml:space="preserve">Na kolumnach </w:t>
+      </w:r>
+      <w:proofErr w:type="spellStart"/>
+      <w:r>
+        <w:rPr>
+          <w:lang w:val="pl-PL"/>
+        </w:rPr>
+        <w:t>price</w:t>
+      </w:r>
+      <w:proofErr w:type="spellEnd"/>
+      <w:r>
+        <w:rPr>
+          <w:lang w:val="pl-PL"/>
+        </w:rPr>
+        <w:t xml:space="preserve">, </w:t>
+      </w:r>
+      <w:proofErr w:type="spellStart"/>
+      <w:r>
+        <w:rPr>
+          <w:lang w:val="pl-PL"/>
+        </w:rPr>
+        <w:t>mileage</w:t>
+      </w:r>
+      <w:proofErr w:type="spellEnd"/>
+      <w:r>
+        <w:rPr>
+          <w:lang w:val="pl-PL"/>
+        </w:rPr>
+        <w:t xml:space="preserve"> i </w:t>
+      </w:r>
+      <w:proofErr w:type="spellStart"/>
+      <w:r>
+        <w:rPr>
+          <w:lang w:val="pl-PL"/>
+        </w:rPr>
+        <w:t>year</w:t>
+      </w:r>
+      <w:proofErr w:type="spellEnd"/>
+      <w:r>
+        <w:rPr>
+          <w:lang w:val="pl-PL"/>
+        </w:rPr>
+        <w:t xml:space="preserve"> stosowana jest metoda rozstępu ćwiartkowego (IQR). Dla każdej kolumny wyznaczane są </w:t>
+      </w:r>
+      <w:proofErr w:type="spellStart"/>
+      <w:r>
+        <w:rPr>
+          <w:lang w:val="pl-PL"/>
+        </w:rPr>
+        <w:t>kwartyle</w:t>
+      </w:r>
+      <w:proofErr w:type="spellEnd"/>
+      <w:r>
+        <w:rPr>
+          <w:lang w:val="pl-PL"/>
+        </w:rPr>
+        <w:t xml:space="preserve"> Q1 i Q3, a następnie dopuszczalny przedział [Q1 − </w:t>
+      </w:r>
+      <w:proofErr w:type="spellStart"/>
+      <w:r>
+        <w:rPr>
+          <w:lang w:val="pl-PL"/>
+        </w:rPr>
+        <w:t>k·IQR</w:t>
+      </w:r>
+      <w:proofErr w:type="spellEnd"/>
+      <w:r>
+        <w:rPr>
+          <w:lang w:val="pl-PL"/>
+        </w:rPr>
+        <w:t xml:space="preserve">, Q3 + </w:t>
+      </w:r>
+      <w:proofErr w:type="spellStart"/>
+      <w:r>
+        <w:rPr>
+          <w:lang w:val="pl-PL"/>
+        </w:rPr>
+        <w:t>k·IQR</w:t>
+      </w:r>
+      <w:proofErr w:type="spellEnd"/>
+      <w:r>
+        <w:rPr>
+          <w:lang w:val="pl-PL"/>
+        </w:rPr>
+        <w:t xml:space="preserve">], gdzie k domyślnie wynosi 1,5 (parametr </w:t>
+      </w:r>
+      <w:proofErr w:type="spellStart"/>
+      <w:proofErr w:type="gramStart"/>
+      <w:r>
+        <w:rPr>
+          <w:lang w:val="pl-PL"/>
+        </w:rPr>
+        <w:t>cleaning.outlier</w:t>
+      </w:r>
+      <w:proofErr w:type="gramEnd"/>
+      <w:r>
+        <w:rPr>
+          <w:lang w:val="pl-PL"/>
+        </w:rPr>
+        <w:t>_threshold</w:t>
+      </w:r>
+      <w:proofErr w:type="spellEnd"/>
+      <w:r>
+        <w:rPr>
+          <w:lang w:val="pl-PL"/>
+        </w:rPr>
+        <w:t xml:space="preserve">). </w:t>
+      </w:r>
+      <w:proofErr w:type="gramStart"/>
+      <w:r>
+        <w:rPr>
+          <w:lang w:val="pl-PL"/>
+        </w:rPr>
+        <w:t>Rekordy</w:t>
+      </w:r>
+      <w:proofErr w:type="gramEnd"/>
+      <w:r>
+        <w:rPr>
+          <w:lang w:val="pl-PL"/>
+        </w:rPr>
+        <w:t xml:space="preserve"> poza tym przedziałem są odrzucane, co ogranicza wpływ błędnych ogłoszeń i ekstremalnych ofert na wykresy i modele.</w:t>
+      </w:r>
+    </w:p>
+    <w:p>
+      <w:pPr>
+        <w:pStyle w:val="Nagwek1"/>
+        <w:rPr>
+          <w:lang w:val="pl-PL"/>
+        </w:rPr>
+      </w:pPr>
+      <w:r>
+        <w:rPr>
+          <w:lang w:val="pl-PL"/>
+        </w:rPr>
+        <w:t>7</w:t>
+      </w:r>
+      <w:r>
+        <w:rPr>
+          <w:lang w:val="pl-PL"/>
+        </w:rPr>
+        <w:t>. Wyniki i sposób interpretacji</w:t>
+      </w:r>
+    </w:p>
+    <w:p>
+      <w:pPr>
+        <w:rPr>
+          <w:lang w:val="pl-PL"/>
+        </w:rPr>
+      </w:pPr>
+      <w:r>
+        <w:rPr>
+          <w:lang w:val="pl-PL"/>
+        </w:rPr>
+        <w:t xml:space="preserve">Po uruchomieniu potoku w katalogu </w:t>
+      </w:r>
+      <w:proofErr w:type="spellStart"/>
+      <w:r>
+        <w:rPr>
+          <w:lang w:val="pl-PL"/>
+        </w:rPr>
+        <w:t>results</w:t>
+      </w:r>
+      <w:proofErr w:type="spellEnd"/>
+      <w:r>
+        <w:rPr>
+          <w:lang w:val="pl-PL"/>
+        </w:rPr>
+        <w:t xml:space="preserve"> pojawiają się wykresy PNG oraz pliki CSV z polskimi nagłówkami kolumn (np. Marka, Rok produkcji, Cena względem średniej (%)). Ułatwia to bezpośrednie wykorzystanie wyników w sprawozdaniu lub prezentacji.</w:t>
       </w:r>
     </w:p>
     <w:p>
@@ -826,6 +1703,26 @@
         <w:rPr>
           <w:lang w:val="pl-PL"/>
         </w:rPr>
+        <w:t xml:space="preserve">Interpretacja powinna zawsze uwzględniać ograniczenia danych ogłoszeniowych: cena to cena ofertowa, nie transakcyjna; przebieg zależy od uczciwości sprzedającego; zbiór odzwierciedla tylko aktywne ogłoszenia w momencie </w:t>
+      </w:r>
+      <w:proofErr w:type="spellStart"/>
+      <w:r>
+        <w:rPr>
+          <w:lang w:val="pl-PL"/>
+        </w:rPr>
+        <w:t>scrapingu</w:t>
+      </w:r>
+      <w:proofErr w:type="spellEnd"/>
+      <w:r>
+        <w:rPr>
+          <w:lang w:val="pl-PL"/>
+        </w:rPr>
+        <w:t>.</w:t>
+      </w:r>
+      <w:r>
+        <w:rPr>
+          <w:lang w:val="pl-PL"/>
+        </w:rPr>
         <w:br w:type="page"/>
       </w:r>
     </w:p>
@@ -841,7 +1738,13 @@
           <w:lang w:val="pl-PL"/>
         </w:rPr>
         <w:lastRenderedPageBreak/>
-        <w:t>7. Analiza eksploracyjna</w:t>
+        <w:t>8</w:t>
+      </w:r>
+      <w:r>
+        <w:rPr>
+          <w:lang w:val="pl-PL"/>
+        </w:rPr>
+        <w:t>. Analiza eksploracyjna</w:t>
       </w:r>
     </w:p>
     <w:p>
@@ -854,7 +1757,21 @@
         <w:rPr>
           <w:lang w:val="pl-PL"/>
         </w:rPr>
-        <w:t>Analiza realizowana jest przez klasę MarketAnalysis oraz moduły pomocnicze. Poniżej opisano kolejne aspekty uwzględniane w projekcie oraz powiązane artefakty wyjściowe.</w:t>
+        <w:t xml:space="preserve">Analiza realizowana jest przez klasę </w:t>
+      </w:r>
+      <w:proofErr w:type="spellStart"/>
+      <w:r>
+        <w:rPr>
+          <w:lang w:val="pl-PL"/>
+        </w:rPr>
+        <w:t>MarketAnalysis</w:t>
+      </w:r>
+      <w:proofErr w:type="spellEnd"/>
+      <w:r>
+        <w:rPr>
+          <w:lang w:val="pl-PL"/>
+        </w:rPr>
+        <w:t xml:space="preserve"> oraz moduły pomocnicze. Poniżej opisano kolejne aspekty uwzględniane w projekcie oraz powiązane artefakty wyjściowe.</w:t>
       </w:r>
     </w:p>
     <w:p>
@@ -868,7 +1785,13 @@
         <w:rPr>
           <w:lang w:val="pl-PL"/>
         </w:rPr>
-        <w:t>7.1. Struktura rynku</w:t>
+        <w:t>8</w:t>
+      </w:r>
+      <w:r>
+        <w:rPr>
+          <w:lang w:val="pl-PL"/>
+        </w:rPr>
+        <w:t>.1. Struktura rynku</w:t>
       </w:r>
     </w:p>
     <w:p>
@@ -963,6 +1886,7 @@
         </w:rPr>
         <w:t>Na prawym wykresie widać, dominacje modeli typu „</w:t>
       </w:r>
+      <w:proofErr w:type="spellStart"/>
       <w:r>
         <w:rPr>
           <w:lang w:val="pl-PL"/>
@@ -973,7 +1897,28 @@
         <w:rPr>
           <w:lang w:val="pl-PL"/>
         </w:rPr>
-        <w:t>aked bike”</w:t>
+        <w:t>aked</w:t>
+      </w:r>
+      <w:proofErr w:type="spellEnd"/>
+      <w:r>
+        <w:rPr>
+          <w:lang w:val="pl-PL"/>
+        </w:rPr>
+        <w:t xml:space="preserve"> </w:t>
+      </w:r>
+      <w:proofErr w:type="spellStart"/>
+      <w:r>
+        <w:rPr>
+          <w:lang w:val="pl-PL"/>
+        </w:rPr>
+        <w:t>bike</w:t>
+      </w:r>
+      <w:proofErr w:type="spellEnd"/>
+      <w:r>
+        <w:rPr>
+          <w:lang w:val="pl-PL"/>
+        </w:rPr>
+        <w:t>”</w:t>
       </w:r>
       <w:r>
         <w:rPr>
@@ -985,7 +1930,21 @@
         <w:rPr>
           <w:lang w:val="pl-PL"/>
         </w:rPr>
-        <w:t xml:space="preserve"> Yamaha MT, Honda CB, KTM Duke, </w:t>
+        <w:t xml:space="preserve"> Yamaha MT, Honda CB, KTM </w:t>
+      </w:r>
+      <w:proofErr w:type="spellStart"/>
+      <w:r>
+        <w:rPr>
+          <w:lang w:val="pl-PL"/>
+        </w:rPr>
+        <w:t>Duke</w:t>
+      </w:r>
+      <w:proofErr w:type="spellEnd"/>
+      <w:r>
+        <w:rPr>
+          <w:lang w:val="pl-PL"/>
+        </w:rPr>
+        <w:t xml:space="preserve">, </w:t>
       </w:r>
       <w:r>
         <w:rPr>
@@ -1016,17 +1975,35 @@
     <w:p>
       <w:pPr>
         <w:pStyle w:val="Nagwek2"/>
-        <w:rPr>
-          <w:lang w:val="pl-PL"/>
-        </w:rPr>
-      </w:pPr>
-      <w:r>
-        <w:rPr>
-          <w:lang w:val="pl-PL"/>
-        </w:rPr>
+      </w:pPr>
+      <w:r>
         <w:lastRenderedPageBreak/>
-        <w:t>7.2. Diagnostyka rozkładów numerycznych</w:t>
-      </w:r>
+        <w:t>8</w:t>
+      </w:r>
+      <w:r>
+        <w:t xml:space="preserve">.2. </w:t>
+      </w:r>
+      <w:proofErr w:type="spellStart"/>
+      <w:r>
+        <w:t>Diagnostyka</w:t>
+      </w:r>
+      <w:proofErr w:type="spellEnd"/>
+      <w:r>
+        <w:t xml:space="preserve"> </w:t>
+      </w:r>
+      <w:proofErr w:type="spellStart"/>
+      <w:r>
+        <w:t>rozkładów</w:t>
+      </w:r>
+      <w:proofErr w:type="spellEnd"/>
+      <w:r>
+        <w:t xml:space="preserve"> </w:t>
+      </w:r>
+      <w:proofErr w:type="spellStart"/>
+      <w:r>
+        <w:t>numerycznych</w:t>
+      </w:r>
+      <w:proofErr w:type="spellEnd"/>
     </w:p>
     <w:p>
       <w:pPr>
@@ -1038,7 +2015,21 @@
         <w:rPr>
           <w:lang w:val="pl-PL"/>
         </w:rPr>
-        <w:t>Tabela percentyli (percentyle_numeryczne.csv) zawiera wartości od p00 do p99 dla ceny, przebiegu, roku, pojemności i mocy, a także procent braków danych. Pozwala ocenić skalę zmienności i jakość zbioru przed i po czyszczeniu — analogicznie do wstępnej analizy rozkładów w materiale referencyjnym.</w:t>
+        <w:t xml:space="preserve">Tabela </w:t>
+      </w:r>
+      <w:proofErr w:type="spellStart"/>
+      <w:r>
+        <w:rPr>
+          <w:lang w:val="pl-PL"/>
+        </w:rPr>
+        <w:t>percentyli</w:t>
+      </w:r>
+      <w:proofErr w:type="spellEnd"/>
+      <w:r>
+        <w:rPr>
+          <w:lang w:val="pl-PL"/>
+        </w:rPr>
+        <w:t xml:space="preserve"> (percentyle_numeryczne.csv) zawiera wartości od p00 do p99 dla ceny, przebiegu, roku, pojemności i mocy, a także procent braków danych. Pozwala ocenić skalę zmienności i jakość zbioru przed i po czyszczeniu — analogicznie do wstępnej analizy rozkładów w materiale referencyjnym.</w:t>
       </w:r>
     </w:p>
     <w:p>
@@ -1049,6 +2040,7 @@
       </w:pPr>
       <w:r>
         <w:rPr>
+          <w:noProof/>
           <w:lang w:val="pl-PL"/>
         </w:rPr>
         <w:drawing>
@@ -1148,16 +2140,42 @@
     <w:p>
       <w:pPr>
         <w:pStyle w:val="Nagwek2"/>
-        <w:rPr>
-          <w:lang w:val="pl-PL"/>
-        </w:rPr>
-      </w:pPr>
-      <w:r>
-        <w:rPr>
-          <w:lang w:val="pl-PL"/>
-        </w:rPr>
-        <w:t>7.3. Rozkłady cen i przebiegów</w:t>
-      </w:r>
+      </w:pPr>
+      <w:r>
+        <w:t>8</w:t>
+      </w:r>
+      <w:r>
+        <w:t xml:space="preserve">.3. </w:t>
+      </w:r>
+      <w:proofErr w:type="spellStart"/>
+      <w:r>
+        <w:t>Rozkłady</w:t>
+      </w:r>
+      <w:proofErr w:type="spellEnd"/>
+      <w:r>
+        <w:t xml:space="preserve"> </w:t>
+      </w:r>
+      <w:proofErr w:type="spellStart"/>
+      <w:r>
+        <w:t>cen</w:t>
+      </w:r>
+      <w:proofErr w:type="spellEnd"/>
+      <w:r>
+        <w:t xml:space="preserve"> </w:t>
+      </w:r>
+      <w:proofErr w:type="spellStart"/>
+      <w:r>
+        <w:t>i</w:t>
+      </w:r>
+      <w:proofErr w:type="spellEnd"/>
+      <w:r>
+        <w:t xml:space="preserve"> </w:t>
+      </w:r>
+      <w:proofErr w:type="spellStart"/>
+      <w:r>
+        <w:t>przebiegów</w:t>
+      </w:r>
+      <w:proofErr w:type="spellEnd"/>
     </w:p>
     <w:p>
       <w:pPr>
@@ -1175,8 +2193,16 @@
         <w:rPr>
           <w:lang w:val="pl-PL"/>
         </w:rPr>
-        <w:t>wykresy pudełkowe (boxplot</w:t>
-      </w:r>
+        <w:t>wykresy pudełkowe (</w:t>
+      </w:r>
+      <w:proofErr w:type="spellStart"/>
+      <w:r>
+        <w:rPr>
+          <w:lang w:val="pl-PL"/>
+        </w:rPr>
+        <w:t>boxplot</w:t>
+      </w:r>
+      <w:proofErr w:type="spellEnd"/>
       <w:r>
         <w:rPr>
           <w:lang w:val="pl-PL"/>
@@ -1197,6 +2223,7 @@
       </w:r>
       <w:r>
         <w:rPr>
+          <w:noProof/>
           <w:lang w:val="pl-PL"/>
         </w:rPr>
         <w:drawing>
@@ -1258,8 +2285,16 @@
         <w:rPr>
           <w:lang w:val="pl-PL"/>
         </w:rPr>
-        <w:t xml:space="preserve"> po którym następuje długie, płaskie wypłaszczenie</w:t>
-      </w:r>
+        <w:t xml:space="preserve"> po którym następuje długie, płaskie </w:t>
+      </w:r>
+      <w:proofErr w:type="spellStart"/>
+      <w:r>
+        <w:rPr>
+          <w:lang w:val="pl-PL"/>
+        </w:rPr>
+        <w:t>wypłaszczenie</w:t>
+      </w:r>
+      <w:proofErr w:type="spellEnd"/>
       <w:r>
         <w:rPr>
           <w:lang w:val="pl-PL"/>
@@ -1275,6 +2310,7 @@
       </w:pPr>
       <w:r>
         <w:rPr>
+          <w:noProof/>
           <w:lang w:val="pl-PL"/>
         </w:rPr>
         <w:lastRenderedPageBreak/>
@@ -1316,14 +2352,336 @@
       </w:r>
     </w:p>
     <w:p>
-      <w:r>
-        <w:t xml:space="preserve">Wykresy pudełkowe potwierdzają ogromne zróżnicowanie rynku w zależności od marki. W segmencie </w:t>
-      </w:r>
+      <w:proofErr w:type="spellStart"/>
+      <w:r>
+        <w:t>Wykresy</w:t>
+      </w:r>
+      <w:proofErr w:type="spellEnd"/>
+      <w:r>
+        <w:t xml:space="preserve"> </w:t>
+      </w:r>
+      <w:proofErr w:type="spellStart"/>
+      <w:r>
+        <w:t>pudełkowe</w:t>
+      </w:r>
+      <w:proofErr w:type="spellEnd"/>
+      <w:r>
+        <w:t xml:space="preserve"> </w:t>
+      </w:r>
+      <w:proofErr w:type="spellStart"/>
+      <w:r>
+        <w:t>potwierdzają</w:t>
+      </w:r>
+      <w:proofErr w:type="spellEnd"/>
+      <w:r>
+        <w:t xml:space="preserve"> </w:t>
+      </w:r>
+      <w:proofErr w:type="spellStart"/>
+      <w:r>
+        <w:t>ogromne</w:t>
+      </w:r>
+      <w:proofErr w:type="spellEnd"/>
+      <w:r>
+        <w:t xml:space="preserve"> </w:t>
+      </w:r>
+      <w:proofErr w:type="spellStart"/>
+      <w:r>
+        <w:t>zróżnicowanie</w:t>
+      </w:r>
+      <w:proofErr w:type="spellEnd"/>
+      <w:r>
+        <w:t xml:space="preserve"> </w:t>
+      </w:r>
+      <w:proofErr w:type="spellStart"/>
+      <w:r>
+        <w:t>rynku</w:t>
+      </w:r>
+      <w:proofErr w:type="spellEnd"/>
+      <w:r>
+        <w:t xml:space="preserve"> w </w:t>
+      </w:r>
+      <w:proofErr w:type="spellStart"/>
+      <w:r>
+        <w:t>zależności</w:t>
+      </w:r>
+      <w:proofErr w:type="spellEnd"/>
+      <w:r>
+        <w:t xml:space="preserve"> od </w:t>
+      </w:r>
+      <w:proofErr w:type="spellStart"/>
+      <w:r>
+        <w:t>marki</w:t>
+      </w:r>
+      <w:proofErr w:type="spellEnd"/>
+      <w:r>
+        <w:t xml:space="preserve">. W </w:t>
+      </w:r>
+      <w:proofErr w:type="spellStart"/>
+      <w:r>
+        <w:t>segmencie</w:t>
+      </w:r>
+      <w:proofErr w:type="spellEnd"/>
+      <w:r>
+        <w:t xml:space="preserve"> </w:t>
+      </w:r>
+      <w:proofErr w:type="spellStart"/>
       <w:r>
         <w:t>c</w:t>
       </w:r>
       <w:r>
-        <w:t>en wyraźnie widać podział na marki budżetowe (np. ASIX, Barton, Junak) o niskiej medianie i bardzo wąskich pudełkach (mały rozrzut cen) oraz marki premium (Harley-Davidson, BMW, Triumph), które charakteryzują się szerokimi pudełkami, wysoką medianą oraz długimi wąsami sięgającymi górnej granicy wykresu.</w:t>
+        <w:t>en</w:t>
+      </w:r>
+      <w:proofErr w:type="spellEnd"/>
+      <w:r>
+        <w:t xml:space="preserve"> </w:t>
+      </w:r>
+      <w:proofErr w:type="spellStart"/>
+      <w:r>
+        <w:t>wyraźnie</w:t>
+      </w:r>
+      <w:proofErr w:type="spellEnd"/>
+      <w:r>
+        <w:t xml:space="preserve"> </w:t>
+      </w:r>
+      <w:proofErr w:type="spellStart"/>
+      <w:r>
+        <w:t>widać</w:t>
+      </w:r>
+      <w:proofErr w:type="spellEnd"/>
+      <w:r>
+        <w:t xml:space="preserve"> </w:t>
+      </w:r>
+      <w:proofErr w:type="spellStart"/>
+      <w:r>
+        <w:t>podział</w:t>
+      </w:r>
+      <w:proofErr w:type="spellEnd"/>
+      <w:r>
+        <w:t xml:space="preserve"> </w:t>
+      </w:r>
+      <w:proofErr w:type="spellStart"/>
+      <w:r>
+        <w:t>na</w:t>
+      </w:r>
+      <w:proofErr w:type="spellEnd"/>
+      <w:r>
+        <w:t xml:space="preserve"> </w:t>
+      </w:r>
+      <w:proofErr w:type="spellStart"/>
+      <w:r>
+        <w:t>marki</w:t>
+      </w:r>
+      <w:proofErr w:type="spellEnd"/>
+      <w:r>
+        <w:t xml:space="preserve"> </w:t>
+      </w:r>
+      <w:proofErr w:type="spellStart"/>
+      <w:r>
+        <w:t>budżetowe</w:t>
+      </w:r>
+      <w:proofErr w:type="spellEnd"/>
+      <w:r>
+        <w:t xml:space="preserve"> (np. ASIX, Barton, Junak) o </w:t>
+      </w:r>
+      <w:proofErr w:type="spellStart"/>
+      <w:r>
+        <w:t>niskiej</w:t>
+      </w:r>
+      <w:proofErr w:type="spellEnd"/>
+      <w:r>
+        <w:t xml:space="preserve"> </w:t>
+      </w:r>
+      <w:proofErr w:type="spellStart"/>
+      <w:r>
+        <w:t>medianie</w:t>
+      </w:r>
+      <w:proofErr w:type="spellEnd"/>
+      <w:r>
+        <w:t xml:space="preserve"> </w:t>
+      </w:r>
+      <w:proofErr w:type="spellStart"/>
+      <w:r>
+        <w:t>i</w:t>
+      </w:r>
+      <w:proofErr w:type="spellEnd"/>
+      <w:r>
+        <w:t xml:space="preserve"> </w:t>
+      </w:r>
+      <w:proofErr w:type="spellStart"/>
+      <w:r>
+        <w:t>bardzo</w:t>
+      </w:r>
+      <w:proofErr w:type="spellEnd"/>
+      <w:r>
+        <w:t xml:space="preserve"> </w:t>
+      </w:r>
+      <w:proofErr w:type="spellStart"/>
+      <w:r>
+        <w:t>wąskich</w:t>
+      </w:r>
+      <w:proofErr w:type="spellEnd"/>
+      <w:r>
+        <w:t xml:space="preserve"> </w:t>
+      </w:r>
+      <w:proofErr w:type="spellStart"/>
+      <w:r>
+        <w:t>pudełkach</w:t>
+      </w:r>
+      <w:proofErr w:type="spellEnd"/>
+      <w:r>
+        <w:t xml:space="preserve"> (</w:t>
+      </w:r>
+      <w:proofErr w:type="spellStart"/>
+      <w:r>
+        <w:t>mały</w:t>
+      </w:r>
+      <w:proofErr w:type="spellEnd"/>
+      <w:r>
+        <w:t xml:space="preserve"> </w:t>
+      </w:r>
+      <w:proofErr w:type="spellStart"/>
+      <w:r>
+        <w:t>rozrzut</w:t>
+      </w:r>
+      <w:proofErr w:type="spellEnd"/>
+      <w:r>
+        <w:t xml:space="preserve"> </w:t>
+      </w:r>
+      <w:proofErr w:type="spellStart"/>
+      <w:r>
+        <w:t>cen</w:t>
+      </w:r>
+      <w:proofErr w:type="spellEnd"/>
+      <w:r>
+        <w:t xml:space="preserve">) </w:t>
+      </w:r>
+      <w:proofErr w:type="spellStart"/>
+      <w:r>
+        <w:t>oraz</w:t>
+      </w:r>
+      <w:proofErr w:type="spellEnd"/>
+      <w:r>
+        <w:t xml:space="preserve"> </w:t>
+      </w:r>
+      <w:proofErr w:type="spellStart"/>
+      <w:r>
+        <w:t>marki</w:t>
+      </w:r>
+      <w:proofErr w:type="spellEnd"/>
+      <w:r>
+        <w:t xml:space="preserve"> premium (Harley-Davidson, BMW, Triumph), </w:t>
+      </w:r>
+      <w:proofErr w:type="spellStart"/>
+      <w:r>
+        <w:t>które</w:t>
+      </w:r>
+      <w:proofErr w:type="spellEnd"/>
+      <w:r>
+        <w:t xml:space="preserve"> </w:t>
+      </w:r>
+      <w:proofErr w:type="spellStart"/>
+      <w:r>
+        <w:t>charakteryzują</w:t>
+      </w:r>
+      <w:proofErr w:type="spellEnd"/>
+      <w:r>
+        <w:t xml:space="preserve"> </w:t>
+      </w:r>
+      <w:proofErr w:type="spellStart"/>
+      <w:r>
+        <w:t>się</w:t>
+      </w:r>
+      <w:proofErr w:type="spellEnd"/>
+      <w:r>
+        <w:t xml:space="preserve"> </w:t>
+      </w:r>
+      <w:proofErr w:type="spellStart"/>
+      <w:r>
+        <w:t>szerokimi</w:t>
+      </w:r>
+      <w:proofErr w:type="spellEnd"/>
+      <w:r>
+        <w:t xml:space="preserve"> </w:t>
+      </w:r>
+      <w:proofErr w:type="spellStart"/>
+      <w:r>
+        <w:t>pudełkami</w:t>
+      </w:r>
+      <w:proofErr w:type="spellEnd"/>
+      <w:r>
+        <w:t xml:space="preserve">, </w:t>
+      </w:r>
+      <w:proofErr w:type="spellStart"/>
+      <w:r>
+        <w:t>wysoką</w:t>
+      </w:r>
+      <w:proofErr w:type="spellEnd"/>
+      <w:r>
+        <w:t xml:space="preserve"> </w:t>
+      </w:r>
+      <w:proofErr w:type="spellStart"/>
+      <w:r>
+        <w:t>medianą</w:t>
+      </w:r>
+      <w:proofErr w:type="spellEnd"/>
+      <w:r>
+        <w:t xml:space="preserve"> </w:t>
+      </w:r>
+      <w:proofErr w:type="spellStart"/>
+      <w:r>
+        <w:t>oraz</w:t>
+      </w:r>
+      <w:proofErr w:type="spellEnd"/>
+      <w:r>
+        <w:t xml:space="preserve"> </w:t>
+      </w:r>
+      <w:proofErr w:type="spellStart"/>
+      <w:r>
+        <w:t>długimi</w:t>
+      </w:r>
+      <w:proofErr w:type="spellEnd"/>
+      <w:r>
+        <w:t xml:space="preserve"> </w:t>
+      </w:r>
+      <w:proofErr w:type="spellStart"/>
+      <w:r>
+        <w:t>wąsami</w:t>
+      </w:r>
+      <w:proofErr w:type="spellEnd"/>
+      <w:r>
+        <w:t xml:space="preserve"> </w:t>
+      </w:r>
+      <w:proofErr w:type="spellStart"/>
+      <w:r>
+        <w:t>sięgającymi</w:t>
+      </w:r>
+      <w:proofErr w:type="spellEnd"/>
+      <w:r>
+        <w:t xml:space="preserve"> </w:t>
+      </w:r>
+      <w:proofErr w:type="spellStart"/>
+      <w:r>
+        <w:t>górnej</w:t>
+      </w:r>
+      <w:proofErr w:type="spellEnd"/>
+      <w:r>
+        <w:t xml:space="preserve"> </w:t>
+      </w:r>
+      <w:proofErr w:type="spellStart"/>
+      <w:r>
+        <w:t>granicy</w:t>
+      </w:r>
+      <w:proofErr w:type="spellEnd"/>
+      <w:r>
+        <w:t xml:space="preserve"> </w:t>
+      </w:r>
+      <w:proofErr w:type="spellStart"/>
+      <w:r>
+        <w:t>wykresu</w:t>
+      </w:r>
+      <w:proofErr w:type="spellEnd"/>
+      <w:r>
+        <w:t>.</w:t>
       </w:r>
     </w:p>
     <w:p>
@@ -1333,14 +2691,172 @@
         </w:rPr>
       </w:pPr>
       <w:r>
-        <w:t xml:space="preserve">W przypadku </w:t>
-      </w:r>
+        <w:t xml:space="preserve">W </w:t>
+      </w:r>
+      <w:proofErr w:type="spellStart"/>
+      <w:r>
+        <w:t>przypadku</w:t>
+      </w:r>
+      <w:proofErr w:type="spellEnd"/>
+      <w:r>
+        <w:t xml:space="preserve"> </w:t>
+      </w:r>
+      <w:proofErr w:type="spellStart"/>
       <w:r>
         <w:t>p</w:t>
       </w:r>
       <w:r>
-        <w:t xml:space="preserve">rzebiegu marki budżetowe niemal nie posiadają "pudełek" – ich ogłoszenia to w większości motocykle fabrycznie nowe lub demonstracyjne (stąd liczne punkty odstające, tzw. </w:t>
-      </w:r>
+        <w:t>rzebiegu</w:t>
+      </w:r>
+      <w:proofErr w:type="spellEnd"/>
+      <w:r>
+        <w:t xml:space="preserve"> </w:t>
+      </w:r>
+      <w:proofErr w:type="spellStart"/>
+      <w:r>
+        <w:t>marki</w:t>
+      </w:r>
+      <w:proofErr w:type="spellEnd"/>
+      <w:r>
+        <w:t xml:space="preserve"> </w:t>
+      </w:r>
+      <w:proofErr w:type="spellStart"/>
+      <w:r>
+        <w:t>budżetowe</w:t>
+      </w:r>
+      <w:proofErr w:type="spellEnd"/>
+      <w:r>
+        <w:t xml:space="preserve"> </w:t>
+      </w:r>
+      <w:proofErr w:type="spellStart"/>
+      <w:r>
+        <w:t>niemal</w:t>
+      </w:r>
+      <w:proofErr w:type="spellEnd"/>
+      <w:r>
+        <w:t xml:space="preserve"> </w:t>
+      </w:r>
+      <w:proofErr w:type="spellStart"/>
+      <w:r>
+        <w:t>nie</w:t>
+      </w:r>
+      <w:proofErr w:type="spellEnd"/>
+      <w:r>
+        <w:t xml:space="preserve"> </w:t>
+      </w:r>
+      <w:proofErr w:type="spellStart"/>
+      <w:r>
+        <w:t>posiadają</w:t>
+      </w:r>
+      <w:proofErr w:type="spellEnd"/>
+      <w:r>
+        <w:t xml:space="preserve"> "</w:t>
+      </w:r>
+      <w:proofErr w:type="spellStart"/>
+      <w:r>
+        <w:t>pudełek</w:t>
+      </w:r>
+      <w:proofErr w:type="spellEnd"/>
+      <w:r>
+        <w:t xml:space="preserve">" – ich </w:t>
+      </w:r>
+      <w:proofErr w:type="spellStart"/>
+      <w:r>
+        <w:t>ogłoszenia</w:t>
+      </w:r>
+      <w:proofErr w:type="spellEnd"/>
+      <w:r>
+        <w:t xml:space="preserve"> to w </w:t>
+      </w:r>
+      <w:proofErr w:type="spellStart"/>
+      <w:r>
+        <w:t>większości</w:t>
+      </w:r>
+      <w:proofErr w:type="spellEnd"/>
+      <w:r>
+        <w:t xml:space="preserve"> </w:t>
+      </w:r>
+      <w:proofErr w:type="spellStart"/>
+      <w:r>
+        <w:t>motocykle</w:t>
+      </w:r>
+      <w:proofErr w:type="spellEnd"/>
+      <w:r>
+        <w:t xml:space="preserve"> </w:t>
+      </w:r>
+      <w:proofErr w:type="spellStart"/>
+      <w:r>
+        <w:t>fabrycznie</w:t>
+      </w:r>
+      <w:proofErr w:type="spellEnd"/>
+      <w:r>
+        <w:t xml:space="preserve"> </w:t>
+      </w:r>
+      <w:proofErr w:type="spellStart"/>
+      <w:r>
+        <w:t>nowe</w:t>
+      </w:r>
+      <w:proofErr w:type="spellEnd"/>
+      <w:r>
+        <w:t xml:space="preserve"> </w:t>
+      </w:r>
+      <w:proofErr w:type="spellStart"/>
+      <w:r>
+        <w:t>lub</w:t>
+      </w:r>
+      <w:proofErr w:type="spellEnd"/>
+      <w:r>
+        <w:t xml:space="preserve"> </w:t>
+      </w:r>
+      <w:proofErr w:type="spellStart"/>
+      <w:r>
+        <w:t>demonstracyjne</w:t>
+      </w:r>
+      <w:proofErr w:type="spellEnd"/>
+      <w:r>
+        <w:t xml:space="preserve"> (</w:t>
+      </w:r>
+      <w:proofErr w:type="spellStart"/>
+      <w:r>
+        <w:t>stąd</w:t>
+      </w:r>
+      <w:proofErr w:type="spellEnd"/>
+      <w:r>
+        <w:t xml:space="preserve"> </w:t>
+      </w:r>
+      <w:proofErr w:type="spellStart"/>
+      <w:r>
+        <w:t>liczne</w:t>
+      </w:r>
+      <w:proofErr w:type="spellEnd"/>
+      <w:r>
+        <w:t xml:space="preserve"> </w:t>
+      </w:r>
+      <w:proofErr w:type="spellStart"/>
+      <w:r>
+        <w:t>punkty</w:t>
+      </w:r>
+      <w:proofErr w:type="spellEnd"/>
+      <w:r>
+        <w:t xml:space="preserve"> </w:t>
+      </w:r>
+      <w:proofErr w:type="spellStart"/>
+      <w:r>
+        <w:t>odstające</w:t>
+      </w:r>
+      <w:proofErr w:type="spellEnd"/>
+      <w:r>
+        <w:t xml:space="preserve">, </w:t>
+      </w:r>
+      <w:proofErr w:type="spellStart"/>
+      <w:r>
+        <w:t>tzw</w:t>
+      </w:r>
+      <w:proofErr w:type="spellEnd"/>
+      <w:r>
+        <w:t xml:space="preserve">. </w:t>
+      </w:r>
+      <w:proofErr w:type="spellStart"/>
       <w:r>
         <w:rPr>
           <w:i/>
@@ -1348,8 +2864,185 @@
         </w:rPr>
         <w:t>outliery</w:t>
       </w:r>
-      <w:r>
-        <w:t>). Dopiero japońskie i europejskie marki o ugruntowanej pozycji (np. Suzuki, Kawasaki, BMW) wykazują pełny i naturalny rozkład przebiegów, gdzie skrzynki rozciągają się od kilku do kilkudziesięciu tysięcy kilometrów.</w:t>
+      <w:proofErr w:type="spellEnd"/>
+      <w:r>
+        <w:t xml:space="preserve">). </w:t>
+      </w:r>
+      <w:proofErr w:type="spellStart"/>
+      <w:r>
+        <w:t>Dopiero</w:t>
+      </w:r>
+      <w:proofErr w:type="spellEnd"/>
+      <w:r>
+        <w:t xml:space="preserve"> </w:t>
+      </w:r>
+      <w:proofErr w:type="spellStart"/>
+      <w:r>
+        <w:t>japońskie</w:t>
+      </w:r>
+      <w:proofErr w:type="spellEnd"/>
+      <w:r>
+        <w:t xml:space="preserve"> </w:t>
+      </w:r>
+      <w:proofErr w:type="spellStart"/>
+      <w:r>
+        <w:t>i</w:t>
+      </w:r>
+      <w:proofErr w:type="spellEnd"/>
+      <w:r>
+        <w:t xml:space="preserve"> </w:t>
+      </w:r>
+      <w:proofErr w:type="spellStart"/>
+      <w:r>
+        <w:t>europejskie</w:t>
+      </w:r>
+      <w:proofErr w:type="spellEnd"/>
+      <w:r>
+        <w:t xml:space="preserve"> </w:t>
+      </w:r>
+      <w:proofErr w:type="spellStart"/>
+      <w:r>
+        <w:t>marki</w:t>
+      </w:r>
+      <w:proofErr w:type="spellEnd"/>
+      <w:r>
+        <w:t xml:space="preserve"> o </w:t>
+      </w:r>
+      <w:proofErr w:type="spellStart"/>
+      <w:r>
+        <w:t>ugruntowanej</w:t>
+      </w:r>
+      <w:proofErr w:type="spellEnd"/>
+      <w:r>
+        <w:t xml:space="preserve"> </w:t>
+      </w:r>
+      <w:proofErr w:type="spellStart"/>
+      <w:r>
+        <w:t>pozycji</w:t>
+      </w:r>
+      <w:proofErr w:type="spellEnd"/>
+      <w:r>
+        <w:t xml:space="preserve"> (np. Suzuki, Kawasaki, BMW) </w:t>
+      </w:r>
+      <w:proofErr w:type="spellStart"/>
+      <w:r>
+        <w:t>wykazują</w:t>
+      </w:r>
+      <w:proofErr w:type="spellEnd"/>
+      <w:r>
+        <w:t xml:space="preserve"> </w:t>
+      </w:r>
+      <w:proofErr w:type="spellStart"/>
+      <w:r>
+        <w:t>pełny</w:t>
+      </w:r>
+      <w:proofErr w:type="spellEnd"/>
+      <w:r>
+        <w:t xml:space="preserve"> </w:t>
+      </w:r>
+      <w:proofErr w:type="spellStart"/>
+      <w:r>
+        <w:t>i</w:t>
+      </w:r>
+      <w:proofErr w:type="spellEnd"/>
+      <w:r>
+        <w:t xml:space="preserve"> </w:t>
+      </w:r>
+      <w:proofErr w:type="spellStart"/>
+      <w:r>
+        <w:t>naturalny</w:t>
+      </w:r>
+      <w:proofErr w:type="spellEnd"/>
+      <w:r>
+        <w:t xml:space="preserve"> </w:t>
+      </w:r>
+      <w:proofErr w:type="spellStart"/>
+      <w:r>
+        <w:t>rozkład</w:t>
+      </w:r>
+      <w:proofErr w:type="spellEnd"/>
+      <w:r>
+        <w:t xml:space="preserve"> </w:t>
+      </w:r>
+      <w:proofErr w:type="spellStart"/>
+      <w:r>
+        <w:t>przebiegów</w:t>
+      </w:r>
+      <w:proofErr w:type="spellEnd"/>
+      <w:r>
+        <w:t xml:space="preserve">, </w:t>
+      </w:r>
+      <w:proofErr w:type="spellStart"/>
+      <w:r>
+        <w:t>gdzie</w:t>
+      </w:r>
+      <w:proofErr w:type="spellEnd"/>
+      <w:r>
+        <w:t xml:space="preserve"> </w:t>
+      </w:r>
+      <w:proofErr w:type="spellStart"/>
+      <w:r>
+        <w:t>skrzynki</w:t>
+      </w:r>
+      <w:proofErr w:type="spellEnd"/>
+      <w:r>
+        <w:t xml:space="preserve"> </w:t>
+      </w:r>
+      <w:proofErr w:type="spellStart"/>
+      <w:r>
+        <w:t>rozciągają</w:t>
+      </w:r>
+      <w:proofErr w:type="spellEnd"/>
+      <w:r>
+        <w:t xml:space="preserve"> </w:t>
+      </w:r>
+      <w:proofErr w:type="spellStart"/>
+      <w:r>
+        <w:t>się</w:t>
+      </w:r>
+      <w:proofErr w:type="spellEnd"/>
+      <w:r>
+        <w:t xml:space="preserve"> </w:t>
+      </w:r>
+      <w:proofErr w:type="spellStart"/>
+      <w:r>
+        <w:t>od</w:t>
+      </w:r>
+      <w:proofErr w:type="spellEnd"/>
+      <w:r>
+        <w:t xml:space="preserve"> </w:t>
+      </w:r>
+      <w:proofErr w:type="spellStart"/>
+      <w:r>
+        <w:t>kilku</w:t>
+      </w:r>
+      <w:proofErr w:type="spellEnd"/>
+      <w:r>
+        <w:t xml:space="preserve"> do </w:t>
+      </w:r>
+      <w:proofErr w:type="spellStart"/>
+      <w:r>
+        <w:t>kilkudziesięciu</w:t>
+      </w:r>
+      <w:proofErr w:type="spellEnd"/>
+      <w:r>
+        <w:t xml:space="preserve"> </w:t>
+      </w:r>
+      <w:proofErr w:type="spellStart"/>
+      <w:r>
+        <w:t>tysięcy</w:t>
+      </w:r>
+      <w:proofErr w:type="spellEnd"/>
+      <w:r>
+        <w:t xml:space="preserve"> </w:t>
+      </w:r>
+      <w:proofErr w:type="spellStart"/>
+      <w:r>
+        <w:t>kilometrów</w:t>
+      </w:r>
+      <w:proofErr w:type="spellEnd"/>
+      <w:r>
+        <w:t>.</w:t>
       </w:r>
     </w:p>
     <w:p>
@@ -1383,7 +3076,13 @@
           <w:lang w:val="pl-PL"/>
         </w:rPr>
         <w:lastRenderedPageBreak/>
-        <w:t>7.4. Mapy cieplne roczników</w:t>
+        <w:t>8</w:t>
+      </w:r>
+      <w:r>
+        <w:rPr>
+          <w:lang w:val="pl-PL"/>
+        </w:rPr>
+        <w:t>.4. Mapy cieplne roczników</w:t>
       </w:r>
     </w:p>
     <w:p>
@@ -1407,6 +3106,7 @@
       </w:pPr>
       <w:r>
         <w:rPr>
+          <w:noProof/>
           <w:lang w:val="pl-PL"/>
         </w:rPr>
         <w:drawing>
@@ -1447,18 +3147,359 @@
       </w:r>
     </w:p>
     <w:p>
-      <w:r>
-        <w:t xml:space="preserve">Wykres pokazuje koncentrację ogłoszeń w rocznikach 2025 i 2026 </w:t>
+      <w:proofErr w:type="spellStart"/>
+      <w:r>
+        <w:t>Wykres</w:t>
+      </w:r>
+      <w:proofErr w:type="spellEnd"/>
+      <w:r>
+        <w:t xml:space="preserve"> </w:t>
+      </w:r>
+      <w:proofErr w:type="spellStart"/>
+      <w:r>
+        <w:t>pokazuje</w:t>
+      </w:r>
+      <w:proofErr w:type="spellEnd"/>
+      <w:r>
+        <w:t xml:space="preserve"> </w:t>
+      </w:r>
+      <w:proofErr w:type="spellStart"/>
+      <w:r>
+        <w:t>koncentrację</w:t>
+      </w:r>
+      <w:proofErr w:type="spellEnd"/>
+      <w:r>
+        <w:t xml:space="preserve"> </w:t>
+      </w:r>
+      <w:proofErr w:type="spellStart"/>
+      <w:r>
+        <w:t>ogłoszeń</w:t>
+      </w:r>
+      <w:proofErr w:type="spellEnd"/>
+      <w:r>
+        <w:t xml:space="preserve"> w </w:t>
+      </w:r>
+      <w:proofErr w:type="spellStart"/>
+      <w:r>
+        <w:t>rocznikach</w:t>
+      </w:r>
+      <w:proofErr w:type="spellEnd"/>
+      <w:r>
+        <w:t xml:space="preserve"> 2025 </w:t>
+      </w:r>
+      <w:proofErr w:type="spellStart"/>
+      <w:r>
+        <w:t>i</w:t>
+      </w:r>
+      <w:proofErr w:type="spellEnd"/>
+      <w:r>
+        <w:t xml:space="preserve"> 2026 </w:t>
       </w:r>
       <w:r>
         <w:t>(</w:t>
       </w:r>
-      <w:r>
-        <w:t>szczególnie widoczne u Yamahy, Hondy, CFMOTO i Bartona). Oznacza to silną reprezentację ofert salonowych i nowych motocykli w zebranym materiale. Z kolei szerokie, jasne pola od roku 1988 aż do 2024 pokazują, że pojedyncze roczniki z rynku wtórnego mają bardzo mały udział w całkowitej liczbie ogłoszeń, niezależnie od popularności marki.</w:t>
+      <w:proofErr w:type="spellStart"/>
+      <w:r>
+        <w:t>szczególnie</w:t>
+      </w:r>
+      <w:proofErr w:type="spellEnd"/>
+      <w:r>
+        <w:t xml:space="preserve"> </w:t>
+      </w:r>
+      <w:proofErr w:type="spellStart"/>
+      <w:r>
+        <w:t>widoczne</w:t>
+      </w:r>
+      <w:proofErr w:type="spellEnd"/>
+      <w:r>
+        <w:t xml:space="preserve"> u Yamahy, </w:t>
+      </w:r>
+      <w:proofErr w:type="spellStart"/>
+      <w:r>
+        <w:t>Hondy</w:t>
+      </w:r>
+      <w:proofErr w:type="spellEnd"/>
+      <w:r>
+        <w:t xml:space="preserve">, CFMOTO </w:t>
+      </w:r>
+      <w:proofErr w:type="spellStart"/>
+      <w:r>
+        <w:t>i</w:t>
+      </w:r>
+      <w:proofErr w:type="spellEnd"/>
+      <w:r>
+        <w:t xml:space="preserve"> </w:t>
+      </w:r>
+      <w:proofErr w:type="spellStart"/>
+      <w:r>
+        <w:t>Bartona</w:t>
+      </w:r>
+      <w:proofErr w:type="spellEnd"/>
+      <w:r>
+        <w:t xml:space="preserve">). </w:t>
+      </w:r>
+      <w:proofErr w:type="spellStart"/>
+      <w:r>
+        <w:t>Oznacza</w:t>
+      </w:r>
+      <w:proofErr w:type="spellEnd"/>
+      <w:r>
+        <w:t xml:space="preserve"> to </w:t>
+      </w:r>
+      <w:proofErr w:type="spellStart"/>
+      <w:r>
+        <w:t>silną</w:t>
+      </w:r>
+      <w:proofErr w:type="spellEnd"/>
+      <w:r>
+        <w:t xml:space="preserve"> </w:t>
+      </w:r>
+      <w:proofErr w:type="spellStart"/>
+      <w:r>
+        <w:t>reprezentację</w:t>
+      </w:r>
+      <w:proofErr w:type="spellEnd"/>
+      <w:r>
+        <w:t xml:space="preserve"> </w:t>
+      </w:r>
+      <w:proofErr w:type="spellStart"/>
+      <w:r>
+        <w:t>ofert</w:t>
+      </w:r>
+      <w:proofErr w:type="spellEnd"/>
+      <w:r>
+        <w:t xml:space="preserve"> </w:t>
+      </w:r>
+      <w:proofErr w:type="spellStart"/>
+      <w:r>
+        <w:t>salonowych</w:t>
+      </w:r>
+      <w:proofErr w:type="spellEnd"/>
+      <w:r>
+        <w:t xml:space="preserve"> </w:t>
+      </w:r>
+      <w:proofErr w:type="spellStart"/>
+      <w:r>
+        <w:t>i</w:t>
+      </w:r>
+      <w:proofErr w:type="spellEnd"/>
+      <w:r>
+        <w:t xml:space="preserve"> </w:t>
+      </w:r>
+      <w:proofErr w:type="spellStart"/>
+      <w:r>
+        <w:t>nowych</w:t>
+      </w:r>
+      <w:proofErr w:type="spellEnd"/>
+      <w:r>
+        <w:t xml:space="preserve"> </w:t>
+      </w:r>
+      <w:proofErr w:type="spellStart"/>
+      <w:r>
+        <w:t>motocykli</w:t>
+      </w:r>
+      <w:proofErr w:type="spellEnd"/>
+      <w:r>
+        <w:t xml:space="preserve"> w </w:t>
+      </w:r>
+      <w:proofErr w:type="spellStart"/>
+      <w:r>
+        <w:t>zebranym</w:t>
+      </w:r>
+      <w:proofErr w:type="spellEnd"/>
+      <w:r>
+        <w:t xml:space="preserve"> </w:t>
+      </w:r>
+      <w:proofErr w:type="spellStart"/>
+      <w:r>
+        <w:t>materiale</w:t>
+      </w:r>
+      <w:proofErr w:type="spellEnd"/>
+      <w:r>
+        <w:t xml:space="preserve">. Z </w:t>
+      </w:r>
+      <w:proofErr w:type="spellStart"/>
+      <w:r>
+        <w:t>kolei</w:t>
+      </w:r>
+      <w:proofErr w:type="spellEnd"/>
+      <w:r>
+        <w:t xml:space="preserve"> </w:t>
+      </w:r>
+      <w:proofErr w:type="spellStart"/>
+      <w:r>
+        <w:t>szerokie</w:t>
+      </w:r>
+      <w:proofErr w:type="spellEnd"/>
+      <w:r>
+        <w:t xml:space="preserve">, </w:t>
+      </w:r>
+      <w:proofErr w:type="spellStart"/>
+      <w:r>
+        <w:t>jasne</w:t>
+      </w:r>
+      <w:proofErr w:type="spellEnd"/>
+      <w:r>
+        <w:t xml:space="preserve"> </w:t>
+      </w:r>
+      <w:proofErr w:type="spellStart"/>
+      <w:r>
+        <w:t>pola</w:t>
+      </w:r>
+      <w:proofErr w:type="spellEnd"/>
+      <w:r>
+        <w:t xml:space="preserve"> od </w:t>
+      </w:r>
+      <w:proofErr w:type="spellStart"/>
+      <w:r>
+        <w:t>roku</w:t>
+      </w:r>
+      <w:proofErr w:type="spellEnd"/>
+      <w:r>
+        <w:t xml:space="preserve"> 1988 </w:t>
+      </w:r>
+      <w:proofErr w:type="spellStart"/>
+      <w:r>
+        <w:t>aż</w:t>
+      </w:r>
+      <w:proofErr w:type="spellEnd"/>
+      <w:r>
+        <w:t xml:space="preserve"> do 2024 </w:t>
+      </w:r>
+      <w:proofErr w:type="spellStart"/>
+      <w:r>
+        <w:t>pokazują</w:t>
+      </w:r>
+      <w:proofErr w:type="spellEnd"/>
+      <w:r>
+        <w:t xml:space="preserve">, </w:t>
+      </w:r>
+      <w:proofErr w:type="spellStart"/>
+      <w:r>
+        <w:t>że</w:t>
+      </w:r>
+      <w:proofErr w:type="spellEnd"/>
+      <w:r>
+        <w:t xml:space="preserve"> </w:t>
+      </w:r>
+      <w:proofErr w:type="spellStart"/>
+      <w:r>
+        <w:t>pojedyncze</w:t>
+      </w:r>
+      <w:proofErr w:type="spellEnd"/>
+      <w:r>
+        <w:t xml:space="preserve"> </w:t>
+      </w:r>
+      <w:proofErr w:type="spellStart"/>
+      <w:r>
+        <w:t>roczniki</w:t>
+      </w:r>
+      <w:proofErr w:type="spellEnd"/>
+      <w:r>
+        <w:t xml:space="preserve"> z </w:t>
+      </w:r>
+      <w:proofErr w:type="spellStart"/>
+      <w:r>
+        <w:t>rynku</w:t>
+      </w:r>
+      <w:proofErr w:type="spellEnd"/>
+      <w:r>
+        <w:t xml:space="preserve"> </w:t>
+      </w:r>
+      <w:proofErr w:type="spellStart"/>
+      <w:r>
+        <w:t>wtórnego</w:t>
+      </w:r>
+      <w:proofErr w:type="spellEnd"/>
+      <w:r>
+        <w:t xml:space="preserve"> </w:t>
+      </w:r>
+      <w:proofErr w:type="spellStart"/>
+      <w:r>
+        <w:t>mają</w:t>
+      </w:r>
+      <w:proofErr w:type="spellEnd"/>
+      <w:r>
+        <w:t xml:space="preserve"> </w:t>
+      </w:r>
+      <w:proofErr w:type="spellStart"/>
+      <w:r>
+        <w:t>bardzo</w:t>
+      </w:r>
+      <w:proofErr w:type="spellEnd"/>
+      <w:r>
+        <w:t xml:space="preserve"> </w:t>
+      </w:r>
+      <w:proofErr w:type="spellStart"/>
+      <w:r>
+        <w:t>mały</w:t>
+      </w:r>
+      <w:proofErr w:type="spellEnd"/>
+      <w:r>
+        <w:t xml:space="preserve"> </w:t>
+      </w:r>
+      <w:proofErr w:type="spellStart"/>
+      <w:r>
+        <w:t>udział</w:t>
+      </w:r>
+      <w:proofErr w:type="spellEnd"/>
+      <w:r>
+        <w:t xml:space="preserve"> w </w:t>
+      </w:r>
+      <w:proofErr w:type="spellStart"/>
+      <w:r>
+        <w:t>całkowitej</w:t>
+      </w:r>
+      <w:proofErr w:type="spellEnd"/>
+      <w:r>
+        <w:t xml:space="preserve"> </w:t>
+      </w:r>
+      <w:proofErr w:type="spellStart"/>
+      <w:r>
+        <w:t>liczbie</w:t>
+      </w:r>
+      <w:proofErr w:type="spellEnd"/>
+      <w:r>
+        <w:t xml:space="preserve"> </w:t>
+      </w:r>
+      <w:proofErr w:type="spellStart"/>
+      <w:r>
+        <w:t>ogłoszeń</w:t>
+      </w:r>
+      <w:proofErr w:type="spellEnd"/>
+      <w:r>
+        <w:t xml:space="preserve">, </w:t>
+      </w:r>
+      <w:proofErr w:type="spellStart"/>
+      <w:r>
+        <w:t>niezależnie</w:t>
+      </w:r>
+      <w:proofErr w:type="spellEnd"/>
+      <w:r>
+        <w:t xml:space="preserve"> od </w:t>
+      </w:r>
+      <w:proofErr w:type="spellStart"/>
+      <w:r>
+        <w:t>popularności</w:t>
+      </w:r>
+      <w:proofErr w:type="spellEnd"/>
+      <w:r>
+        <w:t xml:space="preserve"> </w:t>
+      </w:r>
+      <w:proofErr w:type="spellStart"/>
+      <w:r>
+        <w:t>marki</w:t>
+      </w:r>
+      <w:proofErr w:type="spellEnd"/>
+      <w:r>
+        <w:t>.</w:t>
       </w:r>
     </w:p>
     <w:p>
       <w:r>
+        <w:rPr>
+          <w:noProof/>
+        </w:rPr>
         <w:lastRenderedPageBreak/>
         <w:drawing>
           <wp:inline distT="0" distB="0" distL="0" distR="0" wp14:anchorId="55E48B5A" wp14:editId="7ACA8DC6">
@@ -1504,7 +3545,127 @@
         </w:rPr>
       </w:pPr>
       <w:r>
-        <w:t xml:space="preserve">Analiza par marka/model pokazuje, że ogólny udział marki w rynku jest często zasługą jednej, hitowej serii modelowej. Rodziny takie jak </w:t>
+        <w:t xml:space="preserve">Analiza par </w:t>
+      </w:r>
+      <w:proofErr w:type="spellStart"/>
+      <w:r>
+        <w:t>marka</w:t>
+      </w:r>
+      <w:proofErr w:type="spellEnd"/>
+      <w:r>
+        <w:t xml:space="preserve">/model </w:t>
+      </w:r>
+      <w:proofErr w:type="spellStart"/>
+      <w:r>
+        <w:t>pokazuje</w:t>
+      </w:r>
+      <w:proofErr w:type="spellEnd"/>
+      <w:r>
+        <w:t xml:space="preserve">, </w:t>
+      </w:r>
+      <w:proofErr w:type="spellStart"/>
+      <w:r>
+        <w:t>że</w:t>
+      </w:r>
+      <w:proofErr w:type="spellEnd"/>
+      <w:r>
+        <w:t xml:space="preserve"> </w:t>
+      </w:r>
+      <w:proofErr w:type="spellStart"/>
+      <w:r>
+        <w:t>ogólny</w:t>
+      </w:r>
+      <w:proofErr w:type="spellEnd"/>
+      <w:r>
+        <w:t xml:space="preserve"> </w:t>
+      </w:r>
+      <w:proofErr w:type="spellStart"/>
+      <w:r>
+        <w:t>udział</w:t>
+      </w:r>
+      <w:proofErr w:type="spellEnd"/>
+      <w:r>
+        <w:t xml:space="preserve"> </w:t>
+      </w:r>
+      <w:proofErr w:type="spellStart"/>
+      <w:r>
+        <w:t>marki</w:t>
+      </w:r>
+      <w:proofErr w:type="spellEnd"/>
+      <w:r>
+        <w:t xml:space="preserve"> w </w:t>
+      </w:r>
+      <w:proofErr w:type="spellStart"/>
+      <w:r>
+        <w:t>rynku</w:t>
+      </w:r>
+      <w:proofErr w:type="spellEnd"/>
+      <w:r>
+        <w:t xml:space="preserve"> jest </w:t>
+      </w:r>
+      <w:proofErr w:type="spellStart"/>
+      <w:r>
+        <w:t>często</w:t>
+      </w:r>
+      <w:proofErr w:type="spellEnd"/>
+      <w:r>
+        <w:t xml:space="preserve"> </w:t>
+      </w:r>
+      <w:proofErr w:type="spellStart"/>
+      <w:r>
+        <w:t>zasługą</w:t>
+      </w:r>
+      <w:proofErr w:type="spellEnd"/>
+      <w:r>
+        <w:t xml:space="preserve"> </w:t>
+      </w:r>
+      <w:proofErr w:type="spellStart"/>
+      <w:r>
+        <w:t>jednej</w:t>
+      </w:r>
+      <w:proofErr w:type="spellEnd"/>
+      <w:r>
+        <w:t xml:space="preserve">, </w:t>
+      </w:r>
+      <w:proofErr w:type="spellStart"/>
+      <w:r>
+        <w:t>hitowej</w:t>
+      </w:r>
+      <w:proofErr w:type="spellEnd"/>
+      <w:r>
+        <w:t xml:space="preserve"> </w:t>
+      </w:r>
+      <w:proofErr w:type="spellStart"/>
+      <w:r>
+        <w:t>serii</w:t>
+      </w:r>
+      <w:proofErr w:type="spellEnd"/>
+      <w:r>
+        <w:t xml:space="preserve"> </w:t>
+      </w:r>
+      <w:proofErr w:type="spellStart"/>
+      <w:r>
+        <w:t>modelowej</w:t>
+      </w:r>
+      <w:proofErr w:type="spellEnd"/>
+      <w:r>
+        <w:t xml:space="preserve">. </w:t>
+      </w:r>
+      <w:proofErr w:type="spellStart"/>
+      <w:r>
+        <w:t>Rodziny</w:t>
+      </w:r>
+      <w:proofErr w:type="spellEnd"/>
+      <w:r>
+        <w:t xml:space="preserve"> </w:t>
+      </w:r>
+      <w:proofErr w:type="spellStart"/>
+      <w:r>
+        <w:t>takie</w:t>
+      </w:r>
+      <w:proofErr w:type="spellEnd"/>
+      <w:r>
+        <w:t xml:space="preserve"> jak </w:t>
       </w:r>
       <w:r>
         <w:rPr>
@@ -1514,7 +3675,15 @@
         <w:t>Yamaha / MT</w:t>
       </w:r>
       <w:r>
-        <w:t xml:space="preserve"> czy </w:t>
+        <w:t xml:space="preserve"> </w:t>
+      </w:r>
+      <w:proofErr w:type="spellStart"/>
+      <w:r>
+        <w:t>czy</w:t>
+      </w:r>
+      <w:proofErr w:type="spellEnd"/>
+      <w:r>
+        <w:t xml:space="preserve"> </w:t>
       </w:r>
       <w:r>
         <w:rPr>
@@ -1524,19 +3693,253 @@
         <w:t>Honda / CB</w:t>
       </w:r>
       <w:r>
-        <w:t xml:space="preserve"> dominują w nowoczesnych rocznikach, podczas gdy inne linie mają charakter niszowy i rozproszony. Wykres doskonale obrazuje też cykl życia produktów –</w:t>
-      </w:r>
-      <w:r>
-        <w:t xml:space="preserve"> widać</w:t>
-      </w:r>
-      <w:r>
-        <w:t xml:space="preserve"> wygasłe serie klasyczne (np. Yamaha / Virago czy Drag Star)</w:t>
-      </w:r>
-      <w:r>
-        <w:t xml:space="preserve"> oraz</w:t>
-      </w:r>
-      <w:r>
-        <w:t xml:space="preserve"> dynamicznie rosnące, współczesne bestsellery rynkowe.</w:t>
+        <w:t xml:space="preserve"> </w:t>
+      </w:r>
+      <w:proofErr w:type="spellStart"/>
+      <w:r>
+        <w:t>dominują</w:t>
+      </w:r>
+      <w:proofErr w:type="spellEnd"/>
+      <w:r>
+        <w:t xml:space="preserve"> w </w:t>
+      </w:r>
+      <w:proofErr w:type="spellStart"/>
+      <w:r>
+        <w:t>nowoczesnych</w:t>
+      </w:r>
+      <w:proofErr w:type="spellEnd"/>
+      <w:r>
+        <w:t xml:space="preserve"> </w:t>
+      </w:r>
+      <w:proofErr w:type="spellStart"/>
+      <w:r>
+        <w:t>rocznikach</w:t>
+      </w:r>
+      <w:proofErr w:type="spellEnd"/>
+      <w:r>
+        <w:t xml:space="preserve">, </w:t>
+      </w:r>
+      <w:proofErr w:type="spellStart"/>
+      <w:r>
+        <w:t>podczas</w:t>
+      </w:r>
+      <w:proofErr w:type="spellEnd"/>
+      <w:r>
+        <w:t xml:space="preserve"> </w:t>
+      </w:r>
+      <w:proofErr w:type="spellStart"/>
+      <w:r>
+        <w:t>gdy</w:t>
+      </w:r>
+      <w:proofErr w:type="spellEnd"/>
+      <w:r>
+        <w:t xml:space="preserve"> </w:t>
+      </w:r>
+      <w:proofErr w:type="spellStart"/>
+      <w:r>
+        <w:t>inne</w:t>
+      </w:r>
+      <w:proofErr w:type="spellEnd"/>
+      <w:r>
+        <w:t xml:space="preserve"> </w:t>
+      </w:r>
+      <w:proofErr w:type="spellStart"/>
+      <w:r>
+        <w:t>linie</w:t>
+      </w:r>
+      <w:proofErr w:type="spellEnd"/>
+      <w:r>
+        <w:t xml:space="preserve"> </w:t>
+      </w:r>
+      <w:proofErr w:type="spellStart"/>
+      <w:r>
+        <w:t>mają</w:t>
+      </w:r>
+      <w:proofErr w:type="spellEnd"/>
+      <w:r>
+        <w:t xml:space="preserve"> </w:t>
+      </w:r>
+      <w:proofErr w:type="spellStart"/>
+      <w:r>
+        <w:t>charakter</w:t>
+      </w:r>
+      <w:proofErr w:type="spellEnd"/>
+      <w:r>
+        <w:t xml:space="preserve"> </w:t>
+      </w:r>
+      <w:proofErr w:type="spellStart"/>
+      <w:r>
+        <w:t>niszowy</w:t>
+      </w:r>
+      <w:proofErr w:type="spellEnd"/>
+      <w:r>
+        <w:t xml:space="preserve"> </w:t>
+      </w:r>
+      <w:proofErr w:type="spellStart"/>
+      <w:r>
+        <w:t>i</w:t>
+      </w:r>
+      <w:proofErr w:type="spellEnd"/>
+      <w:r>
+        <w:t xml:space="preserve"> </w:t>
+      </w:r>
+      <w:proofErr w:type="spellStart"/>
+      <w:r>
+        <w:t>rozproszony</w:t>
+      </w:r>
+      <w:proofErr w:type="spellEnd"/>
+      <w:r>
+        <w:t xml:space="preserve">. </w:t>
+      </w:r>
+      <w:proofErr w:type="spellStart"/>
+      <w:r>
+        <w:t>Wykres</w:t>
+      </w:r>
+      <w:proofErr w:type="spellEnd"/>
+      <w:r>
+        <w:t xml:space="preserve"> </w:t>
+      </w:r>
+      <w:proofErr w:type="spellStart"/>
+      <w:r>
+        <w:t>doskonale</w:t>
+      </w:r>
+      <w:proofErr w:type="spellEnd"/>
+      <w:r>
+        <w:t xml:space="preserve"> </w:t>
+      </w:r>
+      <w:proofErr w:type="spellStart"/>
+      <w:r>
+        <w:t>obrazuje</w:t>
+      </w:r>
+      <w:proofErr w:type="spellEnd"/>
+      <w:r>
+        <w:t xml:space="preserve"> </w:t>
+      </w:r>
+      <w:proofErr w:type="spellStart"/>
+      <w:r>
+        <w:t>też</w:t>
+      </w:r>
+      <w:proofErr w:type="spellEnd"/>
+      <w:r>
+        <w:t xml:space="preserve"> </w:t>
+      </w:r>
+      <w:proofErr w:type="spellStart"/>
+      <w:r>
+        <w:t>cykl</w:t>
+      </w:r>
+      <w:proofErr w:type="spellEnd"/>
+      <w:r>
+        <w:t xml:space="preserve"> </w:t>
+      </w:r>
+      <w:proofErr w:type="spellStart"/>
+      <w:r>
+        <w:t>życia</w:t>
+      </w:r>
+      <w:proofErr w:type="spellEnd"/>
+      <w:r>
+        <w:t xml:space="preserve"> </w:t>
+      </w:r>
+      <w:proofErr w:type="spellStart"/>
+      <w:r>
+        <w:t>produktów</w:t>
+      </w:r>
+      <w:proofErr w:type="spellEnd"/>
+      <w:r>
+        <w:t xml:space="preserve"> –</w:t>
+      </w:r>
+      <w:r>
+        <w:t xml:space="preserve"> </w:t>
+      </w:r>
+      <w:proofErr w:type="spellStart"/>
+      <w:r>
+        <w:t>widać</w:t>
+      </w:r>
+      <w:proofErr w:type="spellEnd"/>
+      <w:r>
+        <w:t xml:space="preserve"> </w:t>
+      </w:r>
+      <w:proofErr w:type="spellStart"/>
+      <w:r>
+        <w:t>wygasłe</w:t>
+      </w:r>
+      <w:proofErr w:type="spellEnd"/>
+      <w:r>
+        <w:t xml:space="preserve"> </w:t>
+      </w:r>
+      <w:proofErr w:type="spellStart"/>
+      <w:r>
+        <w:t>serie</w:t>
+      </w:r>
+      <w:proofErr w:type="spellEnd"/>
+      <w:r>
+        <w:t xml:space="preserve"> </w:t>
+      </w:r>
+      <w:proofErr w:type="spellStart"/>
+      <w:r>
+        <w:t>klasyczne</w:t>
+      </w:r>
+      <w:proofErr w:type="spellEnd"/>
+      <w:r>
+        <w:t xml:space="preserve"> (np. Yamaha / Virago </w:t>
+      </w:r>
+      <w:proofErr w:type="spellStart"/>
+      <w:r>
+        <w:t>czy</w:t>
+      </w:r>
+      <w:proofErr w:type="spellEnd"/>
+      <w:r>
+        <w:t xml:space="preserve"> Drag Star)</w:t>
+      </w:r>
+      <w:r>
+        <w:t xml:space="preserve"> </w:t>
+      </w:r>
+      <w:proofErr w:type="spellStart"/>
+      <w:r>
+        <w:t>oraz</w:t>
+      </w:r>
+      <w:proofErr w:type="spellEnd"/>
+      <w:r>
+        <w:t xml:space="preserve"> </w:t>
+      </w:r>
+      <w:proofErr w:type="spellStart"/>
+      <w:r>
+        <w:t>dynamicznie</w:t>
+      </w:r>
+      <w:proofErr w:type="spellEnd"/>
+      <w:r>
+        <w:t xml:space="preserve"> </w:t>
+      </w:r>
+      <w:proofErr w:type="spellStart"/>
+      <w:r>
+        <w:t>rosnące</w:t>
+      </w:r>
+      <w:proofErr w:type="spellEnd"/>
+      <w:r>
+        <w:t xml:space="preserve">, </w:t>
+      </w:r>
+      <w:proofErr w:type="spellStart"/>
+      <w:r>
+        <w:t>współczesne</w:t>
+      </w:r>
+      <w:proofErr w:type="spellEnd"/>
+      <w:r>
+        <w:t xml:space="preserve"> </w:t>
+      </w:r>
+      <w:proofErr w:type="spellStart"/>
+      <w:r>
+        <w:t>bestsellery</w:t>
+      </w:r>
+      <w:proofErr w:type="spellEnd"/>
+      <w:r>
+        <w:t xml:space="preserve"> </w:t>
+      </w:r>
+      <w:proofErr w:type="spellStart"/>
+      <w:r>
+        <w:t>rynkowe</w:t>
+      </w:r>
+      <w:proofErr w:type="spellEnd"/>
+      <w:r>
+        <w:t>.</w:t>
       </w:r>
     </w:p>
     <w:p>
@@ -1570,12 +3973,279 @@
           <w:lang w:val="pl-PL"/>
         </w:rPr>
         <w:lastRenderedPageBreak/>
-        <w:t>7.5. Regresja liniowa: cena a rok i przebieg</w:t>
+        <w:t>8</w:t>
+      </w:r>
+      <w:r>
+        <w:rPr>
+          <w:lang w:val="pl-PL"/>
+        </w:rPr>
+        <w:t>.5. Regresja liniowa: cena a rok i przebieg</w:t>
       </w:r>
     </w:p>
     <w:p>
-      <w:r>
-        <w:t>Dla całego rynku tworzone są wykresy rozrzutu z dopasowaną prostą regresji opisującą zależność ceny od roku produkcji oraz od przebiegu. Dodatkowo, w celu porównania nachylenia tych zależności między producentami, tworzone są wykresy panelowe (faceted) dla topowych marek.</w:t>
+      <w:proofErr w:type="spellStart"/>
+      <w:r>
+        <w:t>Dla</w:t>
+      </w:r>
+      <w:proofErr w:type="spellEnd"/>
+      <w:r>
+        <w:t xml:space="preserve"> </w:t>
+      </w:r>
+      <w:proofErr w:type="spellStart"/>
+      <w:r>
+        <w:t>całego</w:t>
+      </w:r>
+      <w:proofErr w:type="spellEnd"/>
+      <w:r>
+        <w:t xml:space="preserve"> </w:t>
+      </w:r>
+      <w:proofErr w:type="spellStart"/>
+      <w:r>
+        <w:t>rynku</w:t>
+      </w:r>
+      <w:proofErr w:type="spellEnd"/>
+      <w:r>
+        <w:t xml:space="preserve"> </w:t>
+      </w:r>
+      <w:proofErr w:type="spellStart"/>
+      <w:r>
+        <w:t>tworzone</w:t>
+      </w:r>
+      <w:proofErr w:type="spellEnd"/>
+      <w:r>
+        <w:t xml:space="preserve"> </w:t>
+      </w:r>
+      <w:proofErr w:type="spellStart"/>
+      <w:r>
+        <w:t>są</w:t>
+      </w:r>
+      <w:proofErr w:type="spellEnd"/>
+      <w:r>
+        <w:t xml:space="preserve"> </w:t>
+      </w:r>
+      <w:proofErr w:type="spellStart"/>
+      <w:r>
+        <w:t>wykresy</w:t>
+      </w:r>
+      <w:proofErr w:type="spellEnd"/>
+      <w:r>
+        <w:t xml:space="preserve"> </w:t>
+      </w:r>
+      <w:proofErr w:type="spellStart"/>
+      <w:r>
+        <w:t>rozrzutu</w:t>
+      </w:r>
+      <w:proofErr w:type="spellEnd"/>
+      <w:r>
+        <w:t xml:space="preserve"> z </w:t>
+      </w:r>
+      <w:proofErr w:type="spellStart"/>
+      <w:r>
+        <w:t>dopasowaną</w:t>
+      </w:r>
+      <w:proofErr w:type="spellEnd"/>
+      <w:r>
+        <w:t xml:space="preserve"> </w:t>
+      </w:r>
+      <w:proofErr w:type="spellStart"/>
+      <w:r>
+        <w:t>prostą</w:t>
+      </w:r>
+      <w:proofErr w:type="spellEnd"/>
+      <w:r>
+        <w:t xml:space="preserve"> </w:t>
+      </w:r>
+      <w:proofErr w:type="spellStart"/>
+      <w:r>
+        <w:t>regresji</w:t>
+      </w:r>
+      <w:proofErr w:type="spellEnd"/>
+      <w:r>
+        <w:t xml:space="preserve"> </w:t>
+      </w:r>
+      <w:proofErr w:type="spellStart"/>
+      <w:r>
+        <w:t>opisującą</w:t>
+      </w:r>
+      <w:proofErr w:type="spellEnd"/>
+      <w:r>
+        <w:t xml:space="preserve"> </w:t>
+      </w:r>
+      <w:proofErr w:type="spellStart"/>
+      <w:r>
+        <w:t>zależność</w:t>
+      </w:r>
+      <w:proofErr w:type="spellEnd"/>
+      <w:r>
+        <w:t xml:space="preserve"> </w:t>
+      </w:r>
+      <w:proofErr w:type="spellStart"/>
+      <w:r>
+        <w:t>ceny</w:t>
+      </w:r>
+      <w:proofErr w:type="spellEnd"/>
+      <w:r>
+        <w:t xml:space="preserve"> od </w:t>
+      </w:r>
+      <w:proofErr w:type="spellStart"/>
+      <w:r>
+        <w:t>roku</w:t>
+      </w:r>
+      <w:proofErr w:type="spellEnd"/>
+      <w:r>
+        <w:t xml:space="preserve"> </w:t>
+      </w:r>
+      <w:proofErr w:type="spellStart"/>
+      <w:r>
+        <w:t>produkcji</w:t>
+      </w:r>
+      <w:proofErr w:type="spellEnd"/>
+      <w:r>
+        <w:t xml:space="preserve"> </w:t>
+      </w:r>
+      <w:proofErr w:type="spellStart"/>
+      <w:r>
+        <w:t>oraz</w:t>
+      </w:r>
+      <w:proofErr w:type="spellEnd"/>
+      <w:r>
+        <w:t xml:space="preserve"> </w:t>
+      </w:r>
+      <w:proofErr w:type="spellStart"/>
+      <w:r>
+        <w:t>od</w:t>
+      </w:r>
+      <w:proofErr w:type="spellEnd"/>
+      <w:r>
+        <w:t xml:space="preserve"> </w:t>
+      </w:r>
+      <w:proofErr w:type="spellStart"/>
+      <w:r>
+        <w:t>przebiegu</w:t>
+      </w:r>
+      <w:proofErr w:type="spellEnd"/>
+      <w:r>
+        <w:t xml:space="preserve">. </w:t>
+      </w:r>
+      <w:proofErr w:type="spellStart"/>
+      <w:r>
+        <w:t>Dodatkowo</w:t>
+      </w:r>
+      <w:proofErr w:type="spellEnd"/>
+      <w:r>
+        <w:t xml:space="preserve">, w </w:t>
+      </w:r>
+      <w:proofErr w:type="spellStart"/>
+      <w:r>
+        <w:t>celu</w:t>
+      </w:r>
+      <w:proofErr w:type="spellEnd"/>
+      <w:r>
+        <w:t xml:space="preserve"> </w:t>
+      </w:r>
+      <w:proofErr w:type="spellStart"/>
+      <w:r>
+        <w:t>porównania</w:t>
+      </w:r>
+      <w:proofErr w:type="spellEnd"/>
+      <w:r>
+        <w:t xml:space="preserve"> </w:t>
+      </w:r>
+      <w:proofErr w:type="spellStart"/>
+      <w:r>
+        <w:t>nachylenia</w:t>
+      </w:r>
+      <w:proofErr w:type="spellEnd"/>
+      <w:r>
+        <w:t xml:space="preserve"> </w:t>
+      </w:r>
+      <w:proofErr w:type="spellStart"/>
+      <w:r>
+        <w:t>tych</w:t>
+      </w:r>
+      <w:proofErr w:type="spellEnd"/>
+      <w:r>
+        <w:t xml:space="preserve"> </w:t>
+      </w:r>
+      <w:proofErr w:type="spellStart"/>
+      <w:r>
+        <w:t>zależności</w:t>
+      </w:r>
+      <w:proofErr w:type="spellEnd"/>
+      <w:r>
+        <w:t xml:space="preserve"> </w:t>
+      </w:r>
+      <w:proofErr w:type="spellStart"/>
+      <w:r>
+        <w:t>między</w:t>
+      </w:r>
+      <w:proofErr w:type="spellEnd"/>
+      <w:r>
+        <w:t xml:space="preserve"> </w:t>
+      </w:r>
+      <w:proofErr w:type="spellStart"/>
+      <w:r>
+        <w:t>producentami</w:t>
+      </w:r>
+      <w:proofErr w:type="spellEnd"/>
+      <w:r>
+        <w:t xml:space="preserve">, </w:t>
+      </w:r>
+      <w:proofErr w:type="spellStart"/>
+      <w:r>
+        <w:t>tworzone</w:t>
+      </w:r>
+      <w:proofErr w:type="spellEnd"/>
+      <w:r>
+        <w:t xml:space="preserve"> </w:t>
+      </w:r>
+      <w:proofErr w:type="spellStart"/>
+      <w:r>
+        <w:t>są</w:t>
+      </w:r>
+      <w:proofErr w:type="spellEnd"/>
+      <w:r>
+        <w:t xml:space="preserve"> </w:t>
+      </w:r>
+      <w:proofErr w:type="spellStart"/>
+      <w:r>
+        <w:t>wykresy</w:t>
+      </w:r>
+      <w:proofErr w:type="spellEnd"/>
+      <w:r>
+        <w:t xml:space="preserve"> </w:t>
+      </w:r>
+      <w:proofErr w:type="spellStart"/>
+      <w:r>
+        <w:t>panelowe</w:t>
+      </w:r>
+      <w:proofErr w:type="spellEnd"/>
+      <w:r>
+        <w:t xml:space="preserve"> (faceted) </w:t>
+      </w:r>
+      <w:proofErr w:type="spellStart"/>
+      <w:r>
+        <w:t>dla</w:t>
+      </w:r>
+      <w:proofErr w:type="spellEnd"/>
+      <w:r>
+        <w:t xml:space="preserve"> </w:t>
+      </w:r>
+      <w:proofErr w:type="spellStart"/>
+      <w:r>
+        <w:t>topowych</w:t>
+      </w:r>
+      <w:proofErr w:type="spellEnd"/>
+      <w:r>
+        <w:t xml:space="preserve"> </w:t>
+      </w:r>
+      <w:proofErr w:type="spellStart"/>
+      <w:r>
+        <w:t>marek</w:t>
+      </w:r>
+      <w:proofErr w:type="spellEnd"/>
+      <w:r>
+        <w:t>.</w:t>
       </w:r>
     </w:p>
     <w:p>
@@ -1588,7 +4258,35 @@
         <w:rPr>
           <w:lang w:val="pl-PL"/>
         </w:rPr>
-        <w:t>Osobno, dla każdej marki z wystarczającą liczbą rekordów (min. 8), liczone są współczynniki regresji: price_year_slope (utrata wartości w PLN na rok wieku) oraz wskaźnik eksploatacji usage_km_per_year (średni roczny przebieg wyliczony z relacji przebieg–rok). Wyniki zapisywane są w wspolczynniki_marek.csv i wizualizowane na wykresie utrata_wartosci_i_eksploatacja.png.</w:t>
+        <w:t xml:space="preserve">Osobno, dla każdej marki z wystarczającą liczbą rekordów (min. 8), liczone są współczynniki regresji: </w:t>
+      </w:r>
+      <w:proofErr w:type="spellStart"/>
+      <w:r>
+        <w:rPr>
+          <w:lang w:val="pl-PL"/>
+        </w:rPr>
+        <w:t>price_year_slope</w:t>
+      </w:r>
+      <w:proofErr w:type="spellEnd"/>
+      <w:r>
+        <w:rPr>
+          <w:lang w:val="pl-PL"/>
+        </w:rPr>
+        <w:t xml:space="preserve"> (utrata wartości w PLN na rok wieku) oraz wskaźnik eksploatacji </w:t>
+      </w:r>
+      <w:proofErr w:type="spellStart"/>
+      <w:r>
+        <w:rPr>
+          <w:lang w:val="pl-PL"/>
+        </w:rPr>
+        <w:t>usage_km_per_year</w:t>
+      </w:r>
+      <w:proofErr w:type="spellEnd"/>
+      <w:r>
+        <w:rPr>
+          <w:lang w:val="pl-PL"/>
+        </w:rPr>
+        <w:t xml:space="preserve"> (średni roczny przebieg wyliczony z relacji przebieg–rok). Wyniki zapisywane są w wspolczynniki_marek.csv i wizualizowane na wykresie utrata_wartosci_i_eksploatacja.png.</w:t>
       </w:r>
     </w:p>
     <w:p>
@@ -1599,6 +4297,7 @@
       </w:pPr>
       <w:r>
         <w:rPr>
+          <w:noProof/>
           <w:lang w:val="pl-PL"/>
         </w:rPr>
         <w:drawing>
@@ -1639,12 +4338,388 @@
       </w:r>
     </w:p>
     <w:p>
-      <w:r>
-        <w:t>Czerwona linia trendu potwierdza, że nowsze roczniki są średnio droższe, jednak potężna wariancja danych wokół linii regresji pokazuje, że rok produkcji nie wyjaśnia całej zmienności cen. Fakt, że dla tych samych roczników współczesnych znajdujemy motocykle za 5 000 PLN, jak i za blisko 80 000 PLN, potwierdza konieczność uwzględnienia w modelu wyceny zmiennych kategorycznych, takich jak marka i konkretny model jednośladu.</w:t>
+      <w:proofErr w:type="spellStart"/>
+      <w:r>
+        <w:t>Czerwona</w:t>
+      </w:r>
+      <w:proofErr w:type="spellEnd"/>
+      <w:r>
+        <w:t xml:space="preserve"> </w:t>
+      </w:r>
+      <w:proofErr w:type="spellStart"/>
+      <w:r>
+        <w:t>linia</w:t>
+      </w:r>
+      <w:proofErr w:type="spellEnd"/>
+      <w:r>
+        <w:t xml:space="preserve"> </w:t>
+      </w:r>
+      <w:proofErr w:type="spellStart"/>
+      <w:r>
+        <w:t>trendu</w:t>
+      </w:r>
+      <w:proofErr w:type="spellEnd"/>
+      <w:r>
+        <w:t xml:space="preserve"> </w:t>
+      </w:r>
+      <w:proofErr w:type="spellStart"/>
+      <w:r>
+        <w:t>potwierdza</w:t>
+      </w:r>
+      <w:proofErr w:type="spellEnd"/>
+      <w:r>
+        <w:t xml:space="preserve">, </w:t>
+      </w:r>
+      <w:proofErr w:type="spellStart"/>
+      <w:r>
+        <w:t>że</w:t>
+      </w:r>
+      <w:proofErr w:type="spellEnd"/>
+      <w:r>
+        <w:t xml:space="preserve"> </w:t>
+      </w:r>
+      <w:proofErr w:type="spellStart"/>
+      <w:r>
+        <w:t>nowsze</w:t>
+      </w:r>
+      <w:proofErr w:type="spellEnd"/>
+      <w:r>
+        <w:t xml:space="preserve"> </w:t>
+      </w:r>
+      <w:proofErr w:type="spellStart"/>
+      <w:r>
+        <w:t>roczniki</w:t>
+      </w:r>
+      <w:proofErr w:type="spellEnd"/>
+      <w:r>
+        <w:t xml:space="preserve"> </w:t>
+      </w:r>
+      <w:proofErr w:type="spellStart"/>
+      <w:r>
+        <w:t>są</w:t>
+      </w:r>
+      <w:proofErr w:type="spellEnd"/>
+      <w:r>
+        <w:t xml:space="preserve"> </w:t>
+      </w:r>
+      <w:proofErr w:type="spellStart"/>
+      <w:r>
+        <w:t>średnio</w:t>
+      </w:r>
+      <w:proofErr w:type="spellEnd"/>
+      <w:r>
+        <w:t xml:space="preserve"> </w:t>
+      </w:r>
+      <w:proofErr w:type="spellStart"/>
+      <w:r>
+        <w:t>droższe</w:t>
+      </w:r>
+      <w:proofErr w:type="spellEnd"/>
+      <w:r>
+        <w:t xml:space="preserve">, </w:t>
+      </w:r>
+      <w:proofErr w:type="spellStart"/>
+      <w:r>
+        <w:t>jednak</w:t>
+      </w:r>
+      <w:proofErr w:type="spellEnd"/>
+      <w:r>
+        <w:t xml:space="preserve"> </w:t>
+      </w:r>
+      <w:proofErr w:type="spellStart"/>
+      <w:r>
+        <w:t>potężna</w:t>
+      </w:r>
+      <w:proofErr w:type="spellEnd"/>
+      <w:r>
+        <w:t xml:space="preserve"> </w:t>
+      </w:r>
+      <w:proofErr w:type="spellStart"/>
+      <w:r>
+        <w:t>wariancja</w:t>
+      </w:r>
+      <w:proofErr w:type="spellEnd"/>
+      <w:r>
+        <w:t xml:space="preserve"> </w:t>
+      </w:r>
+      <w:proofErr w:type="spellStart"/>
+      <w:r>
+        <w:t>danych</w:t>
+      </w:r>
+      <w:proofErr w:type="spellEnd"/>
+      <w:r>
+        <w:t xml:space="preserve"> </w:t>
+      </w:r>
+      <w:proofErr w:type="spellStart"/>
+      <w:r>
+        <w:t>wokół</w:t>
+      </w:r>
+      <w:proofErr w:type="spellEnd"/>
+      <w:r>
+        <w:t xml:space="preserve"> </w:t>
+      </w:r>
+      <w:proofErr w:type="spellStart"/>
+      <w:r>
+        <w:t>linii</w:t>
+      </w:r>
+      <w:proofErr w:type="spellEnd"/>
+      <w:r>
+        <w:t xml:space="preserve"> </w:t>
+      </w:r>
+      <w:proofErr w:type="spellStart"/>
+      <w:r>
+        <w:t>regresji</w:t>
+      </w:r>
+      <w:proofErr w:type="spellEnd"/>
+      <w:r>
+        <w:t xml:space="preserve"> </w:t>
+      </w:r>
+      <w:proofErr w:type="spellStart"/>
+      <w:r>
+        <w:t>pokazuje</w:t>
+      </w:r>
+      <w:proofErr w:type="spellEnd"/>
+      <w:r>
+        <w:t xml:space="preserve">, </w:t>
+      </w:r>
+      <w:proofErr w:type="spellStart"/>
+      <w:r>
+        <w:t>że</w:t>
+      </w:r>
+      <w:proofErr w:type="spellEnd"/>
+      <w:r>
+        <w:t xml:space="preserve"> </w:t>
+      </w:r>
+      <w:proofErr w:type="spellStart"/>
+      <w:r>
+        <w:t>rok</w:t>
+      </w:r>
+      <w:proofErr w:type="spellEnd"/>
+      <w:r>
+        <w:t xml:space="preserve"> </w:t>
+      </w:r>
+      <w:proofErr w:type="spellStart"/>
+      <w:r>
+        <w:t>produkcji</w:t>
+      </w:r>
+      <w:proofErr w:type="spellEnd"/>
+      <w:r>
+        <w:t xml:space="preserve"> </w:t>
+      </w:r>
+      <w:proofErr w:type="spellStart"/>
+      <w:r>
+        <w:t>nie</w:t>
+      </w:r>
+      <w:proofErr w:type="spellEnd"/>
+      <w:r>
+        <w:t xml:space="preserve"> </w:t>
+      </w:r>
+      <w:proofErr w:type="spellStart"/>
+      <w:r>
+        <w:t>wyjaśnia</w:t>
+      </w:r>
+      <w:proofErr w:type="spellEnd"/>
+      <w:r>
+        <w:t xml:space="preserve"> </w:t>
+      </w:r>
+      <w:proofErr w:type="spellStart"/>
+      <w:r>
+        <w:t>całej</w:t>
+      </w:r>
+      <w:proofErr w:type="spellEnd"/>
+      <w:r>
+        <w:t xml:space="preserve"> </w:t>
+      </w:r>
+      <w:proofErr w:type="spellStart"/>
+      <w:r>
+        <w:t>zmienności</w:t>
+      </w:r>
+      <w:proofErr w:type="spellEnd"/>
+      <w:r>
+        <w:t xml:space="preserve"> cen. Fakt, </w:t>
+      </w:r>
+      <w:proofErr w:type="spellStart"/>
+      <w:r>
+        <w:t>że</w:t>
+      </w:r>
+      <w:proofErr w:type="spellEnd"/>
+      <w:r>
+        <w:t xml:space="preserve"> </w:t>
+      </w:r>
+      <w:proofErr w:type="spellStart"/>
+      <w:r>
+        <w:t>dla</w:t>
+      </w:r>
+      <w:proofErr w:type="spellEnd"/>
+      <w:r>
+        <w:t xml:space="preserve"> </w:t>
+      </w:r>
+      <w:proofErr w:type="spellStart"/>
+      <w:r>
+        <w:t>tych</w:t>
+      </w:r>
+      <w:proofErr w:type="spellEnd"/>
+      <w:r>
+        <w:t xml:space="preserve"> </w:t>
+      </w:r>
+      <w:proofErr w:type="spellStart"/>
+      <w:r>
+        <w:t>samych</w:t>
+      </w:r>
+      <w:proofErr w:type="spellEnd"/>
+      <w:r>
+        <w:t xml:space="preserve"> </w:t>
+      </w:r>
+      <w:proofErr w:type="spellStart"/>
+      <w:r>
+        <w:t>roczników</w:t>
+      </w:r>
+      <w:proofErr w:type="spellEnd"/>
+      <w:r>
+        <w:t xml:space="preserve"> </w:t>
+      </w:r>
+      <w:proofErr w:type="spellStart"/>
+      <w:r>
+        <w:t>współczesnych</w:t>
+      </w:r>
+      <w:proofErr w:type="spellEnd"/>
+      <w:r>
+        <w:t xml:space="preserve"> </w:t>
+      </w:r>
+      <w:proofErr w:type="spellStart"/>
+      <w:r>
+        <w:t>znajdujemy</w:t>
+      </w:r>
+      <w:proofErr w:type="spellEnd"/>
+      <w:r>
+        <w:t xml:space="preserve"> </w:t>
+      </w:r>
+      <w:proofErr w:type="spellStart"/>
+      <w:r>
+        <w:t>motocykle</w:t>
+      </w:r>
+      <w:proofErr w:type="spellEnd"/>
+      <w:r>
+        <w:t xml:space="preserve"> za 5 000 PLN, jak </w:t>
+      </w:r>
+      <w:proofErr w:type="spellStart"/>
+      <w:r>
+        <w:t>i</w:t>
+      </w:r>
+      <w:proofErr w:type="spellEnd"/>
+      <w:r>
+        <w:t xml:space="preserve"> za </w:t>
+      </w:r>
+      <w:proofErr w:type="spellStart"/>
+      <w:r>
+        <w:t>blisko</w:t>
+      </w:r>
+      <w:proofErr w:type="spellEnd"/>
+      <w:r>
+        <w:t xml:space="preserve"> 80 000 PLN, </w:t>
+      </w:r>
+      <w:proofErr w:type="spellStart"/>
+      <w:r>
+        <w:t>potwierdza</w:t>
+      </w:r>
+      <w:proofErr w:type="spellEnd"/>
+      <w:r>
+        <w:t xml:space="preserve"> </w:t>
+      </w:r>
+      <w:proofErr w:type="spellStart"/>
+      <w:r>
+        <w:t>konieczność</w:t>
+      </w:r>
+      <w:proofErr w:type="spellEnd"/>
+      <w:r>
+        <w:t xml:space="preserve"> </w:t>
+      </w:r>
+      <w:proofErr w:type="spellStart"/>
+      <w:r>
+        <w:t>uwzględnienia</w:t>
+      </w:r>
+      <w:proofErr w:type="spellEnd"/>
+      <w:r>
+        <w:t xml:space="preserve"> w </w:t>
+      </w:r>
+      <w:proofErr w:type="spellStart"/>
+      <w:r>
+        <w:t>modelu</w:t>
+      </w:r>
+      <w:proofErr w:type="spellEnd"/>
+      <w:r>
+        <w:t xml:space="preserve"> </w:t>
+      </w:r>
+      <w:proofErr w:type="spellStart"/>
+      <w:r>
+        <w:t>wyceny</w:t>
+      </w:r>
+      <w:proofErr w:type="spellEnd"/>
+      <w:r>
+        <w:t xml:space="preserve"> </w:t>
+      </w:r>
+      <w:proofErr w:type="spellStart"/>
+      <w:r>
+        <w:t>zmiennych</w:t>
+      </w:r>
+      <w:proofErr w:type="spellEnd"/>
+      <w:r>
+        <w:t xml:space="preserve"> </w:t>
+      </w:r>
+      <w:proofErr w:type="spellStart"/>
+      <w:r>
+        <w:t>kategorycznych</w:t>
+      </w:r>
+      <w:proofErr w:type="spellEnd"/>
+      <w:r>
+        <w:t xml:space="preserve">, </w:t>
+      </w:r>
+      <w:proofErr w:type="spellStart"/>
+      <w:r>
+        <w:t>takich</w:t>
+      </w:r>
+      <w:proofErr w:type="spellEnd"/>
+      <w:r>
+        <w:t xml:space="preserve"> jak </w:t>
+      </w:r>
+      <w:proofErr w:type="spellStart"/>
+      <w:r>
+        <w:t>marka</w:t>
+      </w:r>
+      <w:proofErr w:type="spellEnd"/>
+      <w:r>
+        <w:t xml:space="preserve"> </w:t>
+      </w:r>
+      <w:proofErr w:type="spellStart"/>
+      <w:r>
+        <w:t>i</w:t>
+      </w:r>
+      <w:proofErr w:type="spellEnd"/>
+      <w:r>
+        <w:t xml:space="preserve"> </w:t>
+      </w:r>
+      <w:proofErr w:type="spellStart"/>
+      <w:r>
+        <w:t>konkretny</w:t>
+      </w:r>
+      <w:proofErr w:type="spellEnd"/>
+      <w:r>
+        <w:t xml:space="preserve"> model </w:t>
+      </w:r>
+      <w:proofErr w:type="spellStart"/>
+      <w:r>
+        <w:t>jednośladu</w:t>
+      </w:r>
+      <w:proofErr w:type="spellEnd"/>
+      <w:r>
+        <w:t>.</w:t>
       </w:r>
     </w:p>
     <w:p>
       <w:r>
+        <w:rPr>
+          <w:noProof/>
+        </w:rPr>
         <w:lastRenderedPageBreak/>
         <w:drawing>
           <wp:inline distT="0" distB="0" distL="0" distR="0" wp14:anchorId="4277E0D2" wp14:editId="1479644E">
@@ -1684,12 +4759,540 @@
       </w:r>
     </w:p>
     <w:p>
-      <w:r>
-        <w:t>Wykres obrazuje spadkowy trend cenowy wywołany rosnącym przebiegiem jednośladów. Widoczna po lewej stronie, niezwykle gęsta pionowa linia punktów na poziomie 0 km reprezentuje dominujący w zbiorze segment motocykli nowych i salonowych, których ceny rozciągają się w całym badanym zakresie. Rozproszenie punktów w dalszej części wykresu pokazuje, że wysoki przebieg skutecznie odcina „górną półkę” cenową – na rynku wtórnym maszyny z dużym stopniem eksploatacji (powyżej 60–80 tys. km) stają się znacznie bardziej jednorodne cenowo i rzadko utrzymują wysoką wartość.</w:t>
+      <w:proofErr w:type="spellStart"/>
+      <w:r>
+        <w:t>Wykres</w:t>
+      </w:r>
+      <w:proofErr w:type="spellEnd"/>
+      <w:r>
+        <w:t xml:space="preserve"> </w:t>
+      </w:r>
+      <w:proofErr w:type="spellStart"/>
+      <w:r>
+        <w:t>obrazuje</w:t>
+      </w:r>
+      <w:proofErr w:type="spellEnd"/>
+      <w:r>
+        <w:t xml:space="preserve"> </w:t>
+      </w:r>
+      <w:proofErr w:type="spellStart"/>
+      <w:r>
+        <w:t>spadkowy</w:t>
+      </w:r>
+      <w:proofErr w:type="spellEnd"/>
+      <w:r>
+        <w:t xml:space="preserve"> trend </w:t>
+      </w:r>
+      <w:proofErr w:type="spellStart"/>
+      <w:r>
+        <w:t>cenowy</w:t>
+      </w:r>
+      <w:proofErr w:type="spellEnd"/>
+      <w:r>
+        <w:t xml:space="preserve"> </w:t>
+      </w:r>
+      <w:proofErr w:type="spellStart"/>
+      <w:r>
+        <w:t>wywołany</w:t>
+      </w:r>
+      <w:proofErr w:type="spellEnd"/>
+      <w:r>
+        <w:t xml:space="preserve"> </w:t>
+      </w:r>
+      <w:proofErr w:type="spellStart"/>
+      <w:r>
+        <w:t>rosnącym</w:t>
+      </w:r>
+      <w:proofErr w:type="spellEnd"/>
+      <w:r>
+        <w:t xml:space="preserve"> </w:t>
+      </w:r>
+      <w:proofErr w:type="spellStart"/>
+      <w:r>
+        <w:t>przebiegiem</w:t>
+      </w:r>
+      <w:proofErr w:type="spellEnd"/>
+      <w:r>
+        <w:t xml:space="preserve"> </w:t>
+      </w:r>
+      <w:proofErr w:type="spellStart"/>
+      <w:r>
+        <w:t>jednośladów</w:t>
+      </w:r>
+      <w:proofErr w:type="spellEnd"/>
+      <w:r>
+        <w:t xml:space="preserve">. </w:t>
+      </w:r>
+      <w:proofErr w:type="spellStart"/>
+      <w:r>
+        <w:t>Widoczna</w:t>
+      </w:r>
+      <w:proofErr w:type="spellEnd"/>
+      <w:r>
+        <w:t xml:space="preserve"> po </w:t>
+      </w:r>
+      <w:proofErr w:type="spellStart"/>
+      <w:r>
+        <w:t>lewej</w:t>
+      </w:r>
+      <w:proofErr w:type="spellEnd"/>
+      <w:r>
+        <w:t xml:space="preserve"> </w:t>
+      </w:r>
+      <w:proofErr w:type="spellStart"/>
+      <w:r>
+        <w:t>stronie</w:t>
+      </w:r>
+      <w:proofErr w:type="spellEnd"/>
+      <w:r>
+        <w:t xml:space="preserve">, </w:t>
+      </w:r>
+      <w:proofErr w:type="spellStart"/>
+      <w:r>
+        <w:t>niezwykle</w:t>
+      </w:r>
+      <w:proofErr w:type="spellEnd"/>
+      <w:r>
+        <w:t xml:space="preserve"> </w:t>
+      </w:r>
+      <w:proofErr w:type="spellStart"/>
+      <w:r>
+        <w:t>gęsta</w:t>
+      </w:r>
+      <w:proofErr w:type="spellEnd"/>
+      <w:r>
+        <w:t xml:space="preserve"> </w:t>
+      </w:r>
+      <w:proofErr w:type="spellStart"/>
+      <w:r>
+        <w:t>pionowa</w:t>
+      </w:r>
+      <w:proofErr w:type="spellEnd"/>
+      <w:r>
+        <w:t xml:space="preserve"> </w:t>
+      </w:r>
+      <w:proofErr w:type="spellStart"/>
+      <w:r>
+        <w:t>linia</w:t>
+      </w:r>
+      <w:proofErr w:type="spellEnd"/>
+      <w:r>
+        <w:t xml:space="preserve"> </w:t>
+      </w:r>
+      <w:proofErr w:type="spellStart"/>
+      <w:r>
+        <w:t>punktów</w:t>
+      </w:r>
+      <w:proofErr w:type="spellEnd"/>
+      <w:r>
+        <w:t xml:space="preserve"> </w:t>
+      </w:r>
+      <w:proofErr w:type="spellStart"/>
+      <w:r>
+        <w:t>na</w:t>
+      </w:r>
+      <w:proofErr w:type="spellEnd"/>
+      <w:r>
+        <w:t xml:space="preserve"> </w:t>
+      </w:r>
+      <w:proofErr w:type="spellStart"/>
+      <w:r>
+        <w:t>poziomie</w:t>
+      </w:r>
+      <w:proofErr w:type="spellEnd"/>
+      <w:r>
+        <w:t xml:space="preserve"> 0 km </w:t>
+      </w:r>
+      <w:proofErr w:type="spellStart"/>
+      <w:r>
+        <w:t>reprezentuje</w:t>
+      </w:r>
+      <w:proofErr w:type="spellEnd"/>
+      <w:r>
+        <w:t xml:space="preserve"> </w:t>
+      </w:r>
+      <w:proofErr w:type="spellStart"/>
+      <w:r>
+        <w:t>dominujący</w:t>
+      </w:r>
+      <w:proofErr w:type="spellEnd"/>
+      <w:r>
+        <w:t xml:space="preserve"> w </w:t>
+      </w:r>
+      <w:proofErr w:type="spellStart"/>
+      <w:r>
+        <w:t>zbiorze</w:t>
+      </w:r>
+      <w:proofErr w:type="spellEnd"/>
+      <w:r>
+        <w:t xml:space="preserve"> segment </w:t>
+      </w:r>
+      <w:proofErr w:type="spellStart"/>
+      <w:r>
+        <w:t>motocykli</w:t>
+      </w:r>
+      <w:proofErr w:type="spellEnd"/>
+      <w:r>
+        <w:t xml:space="preserve"> </w:t>
+      </w:r>
+      <w:proofErr w:type="spellStart"/>
+      <w:r>
+        <w:t>nowych</w:t>
+      </w:r>
+      <w:proofErr w:type="spellEnd"/>
+      <w:r>
+        <w:t xml:space="preserve"> </w:t>
+      </w:r>
+      <w:proofErr w:type="spellStart"/>
+      <w:r>
+        <w:t>i</w:t>
+      </w:r>
+      <w:proofErr w:type="spellEnd"/>
+      <w:r>
+        <w:t xml:space="preserve"> </w:t>
+      </w:r>
+      <w:proofErr w:type="spellStart"/>
+      <w:r>
+        <w:t>salonowych</w:t>
+      </w:r>
+      <w:proofErr w:type="spellEnd"/>
+      <w:r>
+        <w:t xml:space="preserve">, </w:t>
+      </w:r>
+      <w:proofErr w:type="spellStart"/>
+      <w:r>
+        <w:t>których</w:t>
+      </w:r>
+      <w:proofErr w:type="spellEnd"/>
+      <w:r>
+        <w:t xml:space="preserve"> </w:t>
+      </w:r>
+      <w:proofErr w:type="spellStart"/>
+      <w:r>
+        <w:t>ceny</w:t>
+      </w:r>
+      <w:proofErr w:type="spellEnd"/>
+      <w:r>
+        <w:t xml:space="preserve"> </w:t>
+      </w:r>
+      <w:proofErr w:type="spellStart"/>
+      <w:r>
+        <w:t>rozciągają</w:t>
+      </w:r>
+      <w:proofErr w:type="spellEnd"/>
+      <w:r>
+        <w:t xml:space="preserve"> </w:t>
+      </w:r>
+      <w:proofErr w:type="spellStart"/>
+      <w:r>
+        <w:t>się</w:t>
+      </w:r>
+      <w:proofErr w:type="spellEnd"/>
+      <w:r>
+        <w:t xml:space="preserve"> w </w:t>
+      </w:r>
+      <w:proofErr w:type="spellStart"/>
+      <w:r>
+        <w:t>całym</w:t>
+      </w:r>
+      <w:proofErr w:type="spellEnd"/>
+      <w:r>
+        <w:t xml:space="preserve"> </w:t>
+      </w:r>
+      <w:proofErr w:type="spellStart"/>
+      <w:r>
+        <w:t>badanym</w:t>
+      </w:r>
+      <w:proofErr w:type="spellEnd"/>
+      <w:r>
+        <w:t xml:space="preserve"> </w:t>
+      </w:r>
+      <w:proofErr w:type="spellStart"/>
+      <w:r>
+        <w:t>zakresie</w:t>
+      </w:r>
+      <w:proofErr w:type="spellEnd"/>
+      <w:r>
+        <w:t xml:space="preserve">. </w:t>
+      </w:r>
+      <w:proofErr w:type="spellStart"/>
+      <w:r>
+        <w:t>Rozproszenie</w:t>
+      </w:r>
+      <w:proofErr w:type="spellEnd"/>
+      <w:r>
+        <w:t xml:space="preserve"> </w:t>
+      </w:r>
+      <w:proofErr w:type="spellStart"/>
+      <w:r>
+        <w:t>punktów</w:t>
+      </w:r>
+      <w:proofErr w:type="spellEnd"/>
+      <w:r>
+        <w:t xml:space="preserve"> w </w:t>
+      </w:r>
+      <w:proofErr w:type="spellStart"/>
+      <w:r>
+        <w:t>dalszej</w:t>
+      </w:r>
+      <w:proofErr w:type="spellEnd"/>
+      <w:r>
+        <w:t xml:space="preserve"> </w:t>
+      </w:r>
+      <w:proofErr w:type="spellStart"/>
+      <w:r>
+        <w:t>części</w:t>
+      </w:r>
+      <w:proofErr w:type="spellEnd"/>
+      <w:r>
+        <w:t xml:space="preserve"> </w:t>
+      </w:r>
+      <w:proofErr w:type="spellStart"/>
+      <w:r>
+        <w:t>wykresu</w:t>
+      </w:r>
+      <w:proofErr w:type="spellEnd"/>
+      <w:r>
+        <w:t xml:space="preserve"> </w:t>
+      </w:r>
+      <w:proofErr w:type="spellStart"/>
+      <w:r>
+        <w:t>pokazuje</w:t>
+      </w:r>
+      <w:proofErr w:type="spellEnd"/>
+      <w:r>
+        <w:t xml:space="preserve">, </w:t>
+      </w:r>
+      <w:proofErr w:type="spellStart"/>
+      <w:r>
+        <w:t>że</w:t>
+      </w:r>
+      <w:proofErr w:type="spellEnd"/>
+      <w:r>
+        <w:t xml:space="preserve"> </w:t>
+      </w:r>
+      <w:proofErr w:type="spellStart"/>
+      <w:r>
+        <w:t>wysoki</w:t>
+      </w:r>
+      <w:proofErr w:type="spellEnd"/>
+      <w:r>
+        <w:t xml:space="preserve"> </w:t>
+      </w:r>
+      <w:proofErr w:type="spellStart"/>
+      <w:r>
+        <w:t>przebieg</w:t>
+      </w:r>
+      <w:proofErr w:type="spellEnd"/>
+      <w:r>
+        <w:t xml:space="preserve"> </w:t>
+      </w:r>
+      <w:proofErr w:type="spellStart"/>
+      <w:r>
+        <w:t>skutecznie</w:t>
+      </w:r>
+      <w:proofErr w:type="spellEnd"/>
+      <w:r>
+        <w:t xml:space="preserve"> </w:t>
+      </w:r>
+      <w:proofErr w:type="spellStart"/>
+      <w:r>
+        <w:t>odcina</w:t>
+      </w:r>
+      <w:proofErr w:type="spellEnd"/>
+      <w:r>
+        <w:t xml:space="preserve"> „</w:t>
+      </w:r>
+      <w:proofErr w:type="spellStart"/>
+      <w:r>
+        <w:t>górną</w:t>
+      </w:r>
+      <w:proofErr w:type="spellEnd"/>
+      <w:r>
+        <w:t xml:space="preserve"> </w:t>
+      </w:r>
+      <w:proofErr w:type="spellStart"/>
+      <w:r>
+        <w:t>półkę</w:t>
+      </w:r>
+      <w:proofErr w:type="spellEnd"/>
+      <w:r>
+        <w:t xml:space="preserve">” </w:t>
+      </w:r>
+      <w:proofErr w:type="spellStart"/>
+      <w:r>
+        <w:t>cenową</w:t>
+      </w:r>
+      <w:proofErr w:type="spellEnd"/>
+      <w:r>
+        <w:t xml:space="preserve"> – </w:t>
+      </w:r>
+      <w:proofErr w:type="spellStart"/>
+      <w:r>
+        <w:t>na</w:t>
+      </w:r>
+      <w:proofErr w:type="spellEnd"/>
+      <w:r>
+        <w:t xml:space="preserve"> </w:t>
+      </w:r>
+      <w:proofErr w:type="spellStart"/>
+      <w:r>
+        <w:t>rynku</w:t>
+      </w:r>
+      <w:proofErr w:type="spellEnd"/>
+      <w:r>
+        <w:t xml:space="preserve"> </w:t>
+      </w:r>
+      <w:proofErr w:type="spellStart"/>
+      <w:r>
+        <w:t>wtórnym</w:t>
+      </w:r>
+      <w:proofErr w:type="spellEnd"/>
+      <w:r>
+        <w:t xml:space="preserve"> </w:t>
+      </w:r>
+      <w:proofErr w:type="spellStart"/>
+      <w:r>
+        <w:t>maszyny</w:t>
+      </w:r>
+      <w:proofErr w:type="spellEnd"/>
+      <w:r>
+        <w:t xml:space="preserve"> z </w:t>
+      </w:r>
+      <w:proofErr w:type="spellStart"/>
+      <w:r>
+        <w:t>dużym</w:t>
+      </w:r>
+      <w:proofErr w:type="spellEnd"/>
+      <w:r>
+        <w:t xml:space="preserve"> </w:t>
+      </w:r>
+      <w:proofErr w:type="spellStart"/>
+      <w:r>
+        <w:t>stopniem</w:t>
+      </w:r>
+      <w:proofErr w:type="spellEnd"/>
+      <w:r>
+        <w:t xml:space="preserve"> </w:t>
+      </w:r>
+      <w:proofErr w:type="spellStart"/>
+      <w:r>
+        <w:t>eksploatacji</w:t>
+      </w:r>
+      <w:proofErr w:type="spellEnd"/>
+      <w:r>
+        <w:t xml:space="preserve"> (</w:t>
+      </w:r>
+      <w:proofErr w:type="spellStart"/>
+      <w:r>
+        <w:t>powyżej</w:t>
+      </w:r>
+      <w:proofErr w:type="spellEnd"/>
+      <w:r>
+        <w:t xml:space="preserve"> 60–80 </w:t>
+      </w:r>
+      <w:proofErr w:type="spellStart"/>
+      <w:r>
+        <w:t>tys</w:t>
+      </w:r>
+      <w:proofErr w:type="spellEnd"/>
+      <w:r>
+        <w:t xml:space="preserve">. km) </w:t>
+      </w:r>
+      <w:proofErr w:type="spellStart"/>
+      <w:r>
+        <w:t>stają</w:t>
+      </w:r>
+      <w:proofErr w:type="spellEnd"/>
+      <w:r>
+        <w:t xml:space="preserve"> </w:t>
+      </w:r>
+      <w:proofErr w:type="spellStart"/>
+      <w:r>
+        <w:t>się</w:t>
+      </w:r>
+      <w:proofErr w:type="spellEnd"/>
+      <w:r>
+        <w:t xml:space="preserve"> </w:t>
+      </w:r>
+      <w:proofErr w:type="spellStart"/>
+      <w:r>
+        <w:t>znacznie</w:t>
+      </w:r>
+      <w:proofErr w:type="spellEnd"/>
+      <w:r>
+        <w:t xml:space="preserve"> </w:t>
+      </w:r>
+      <w:proofErr w:type="spellStart"/>
+      <w:r>
+        <w:t>bardziej</w:t>
+      </w:r>
+      <w:proofErr w:type="spellEnd"/>
+      <w:r>
+        <w:t xml:space="preserve"> </w:t>
+      </w:r>
+      <w:proofErr w:type="spellStart"/>
+      <w:r>
+        <w:t>jednorodne</w:t>
+      </w:r>
+      <w:proofErr w:type="spellEnd"/>
+      <w:r>
+        <w:t xml:space="preserve"> </w:t>
+      </w:r>
+      <w:proofErr w:type="spellStart"/>
+      <w:r>
+        <w:t>cenowo</w:t>
+      </w:r>
+      <w:proofErr w:type="spellEnd"/>
+      <w:r>
+        <w:t xml:space="preserve"> </w:t>
+      </w:r>
+      <w:proofErr w:type="spellStart"/>
+      <w:r>
+        <w:t>i</w:t>
+      </w:r>
+      <w:proofErr w:type="spellEnd"/>
+      <w:r>
+        <w:t xml:space="preserve"> </w:t>
+      </w:r>
+      <w:proofErr w:type="spellStart"/>
+      <w:r>
+        <w:t>rzadko</w:t>
+      </w:r>
+      <w:proofErr w:type="spellEnd"/>
+      <w:r>
+        <w:t xml:space="preserve"> </w:t>
+      </w:r>
+      <w:proofErr w:type="spellStart"/>
+      <w:r>
+        <w:t>utrzymują</w:t>
+      </w:r>
+      <w:proofErr w:type="spellEnd"/>
+      <w:r>
+        <w:t xml:space="preserve"> </w:t>
+      </w:r>
+      <w:proofErr w:type="spellStart"/>
+      <w:r>
+        <w:t>wysoką</w:t>
+      </w:r>
+      <w:proofErr w:type="spellEnd"/>
+      <w:r>
+        <w:t xml:space="preserve"> </w:t>
+      </w:r>
+      <w:proofErr w:type="spellStart"/>
+      <w:r>
+        <w:t>wartość</w:t>
+      </w:r>
+      <w:proofErr w:type="spellEnd"/>
+      <w:r>
+        <w:t>.</w:t>
       </w:r>
     </w:p>
     <w:p>
       <w:r>
+        <w:rPr>
+          <w:noProof/>
+        </w:rPr>
         <w:lastRenderedPageBreak/>
         <w:drawing>
           <wp:inline distT="0" distB="0" distL="0" distR="0" wp14:anchorId="2AF6E670" wp14:editId="60AC6EEC">
@@ -1738,7 +5341,35 @@
         <w:rPr>
           <w:lang w:val="pl-PL"/>
         </w:rPr>
-        <w:t>Rozbicie analizy na poszczególne marki ujawnia, że rok produkcji wpływa na cenę w skrajnie różny sposób w zależności od pozycjonowania producenta. Najbardziej strome linie regresji obserwujemy u marek premium, takich jak BMW, Triumph czy Harley-Davidson. Pokazuje to ogromną przepaść cenową między ich modelami nowymi a starszymi rocznikami.</w:t>
+        <w:t xml:space="preserve">Rozbicie analizy na poszczególne marki ujawnia, że rok produkcji wpływa na cenę w skrajnie różny sposób w zależności od pozycjonowania producenta. Najbardziej strome linie regresji obserwujemy u marek </w:t>
+      </w:r>
+      <w:proofErr w:type="spellStart"/>
+      <w:r>
+        <w:rPr>
+          <w:lang w:val="pl-PL"/>
+        </w:rPr>
+        <w:t>premium</w:t>
+      </w:r>
+      <w:proofErr w:type="spellEnd"/>
+      <w:r>
+        <w:rPr>
+          <w:lang w:val="pl-PL"/>
+        </w:rPr>
+        <w:t xml:space="preserve">, takich jak BMW, </w:t>
+      </w:r>
+      <w:proofErr w:type="spellStart"/>
+      <w:r>
+        <w:rPr>
+          <w:lang w:val="pl-PL"/>
+        </w:rPr>
+        <w:t>Triumph</w:t>
+      </w:r>
+      <w:proofErr w:type="spellEnd"/>
+      <w:r>
+        <w:rPr>
+          <w:lang w:val="pl-PL"/>
+        </w:rPr>
+        <w:t xml:space="preserve"> czy Harley-Davidson. Pokazuje to ogromną przepaść cenową między ich modelami nowymi a starszymi rocznikami.</w:t>
       </w:r>
     </w:p>
     <w:p>
@@ -1774,6 +5405,7 @@
       </w:pPr>
       <w:r>
         <w:rPr>
+          <w:noProof/>
           <w:lang w:val="pl-PL"/>
         </w:rPr>
         <w:lastRenderedPageBreak/>
@@ -1815,8 +5447,397 @@
       </w:r>
     </w:p>
     <w:p>
-      <w:r>
-        <w:t xml:space="preserve">Wykresy potwierdzają, że dynamika spadku ceny wraz z przebiegiem jest cechą indywidualną dla każdej marki. Marki o ugruntowanej pozycji wtórnej (japońskie oraz europejskie premium) wykazują miarowy i długi trend spadkowy, rozciągający się aż do 80 000 km. Z kolei u marek typowo budżetowych wykresy reprezentują niemal wyłącznie pojazdy z minimalnym przebiegiem salonowym (pionowe ściany przy zerze), co skraca linię regresji. Wykres dla marki </w:t>
+      <w:proofErr w:type="spellStart"/>
+      <w:r>
+        <w:t>Wykresy</w:t>
+      </w:r>
+      <w:proofErr w:type="spellEnd"/>
+      <w:r>
+        <w:t xml:space="preserve"> </w:t>
+      </w:r>
+      <w:proofErr w:type="spellStart"/>
+      <w:r>
+        <w:t>potwierdzają</w:t>
+      </w:r>
+      <w:proofErr w:type="spellEnd"/>
+      <w:r>
+        <w:t xml:space="preserve">, </w:t>
+      </w:r>
+      <w:proofErr w:type="spellStart"/>
+      <w:r>
+        <w:t>że</w:t>
+      </w:r>
+      <w:proofErr w:type="spellEnd"/>
+      <w:r>
+        <w:t xml:space="preserve"> </w:t>
+      </w:r>
+      <w:proofErr w:type="spellStart"/>
+      <w:r>
+        <w:t>dynamika</w:t>
+      </w:r>
+      <w:proofErr w:type="spellEnd"/>
+      <w:r>
+        <w:t xml:space="preserve"> </w:t>
+      </w:r>
+      <w:proofErr w:type="spellStart"/>
+      <w:r>
+        <w:t>spadku</w:t>
+      </w:r>
+      <w:proofErr w:type="spellEnd"/>
+      <w:r>
+        <w:t xml:space="preserve"> </w:t>
+      </w:r>
+      <w:proofErr w:type="spellStart"/>
+      <w:r>
+        <w:t>ceny</w:t>
+      </w:r>
+      <w:proofErr w:type="spellEnd"/>
+      <w:r>
+        <w:t xml:space="preserve"> </w:t>
+      </w:r>
+      <w:proofErr w:type="spellStart"/>
+      <w:r>
+        <w:t>wraz</w:t>
+      </w:r>
+      <w:proofErr w:type="spellEnd"/>
+      <w:r>
+        <w:t xml:space="preserve"> z </w:t>
+      </w:r>
+      <w:proofErr w:type="spellStart"/>
+      <w:r>
+        <w:t>przebiegiem</w:t>
+      </w:r>
+      <w:proofErr w:type="spellEnd"/>
+      <w:r>
+        <w:t xml:space="preserve"> jest </w:t>
+      </w:r>
+      <w:proofErr w:type="spellStart"/>
+      <w:r>
+        <w:t>cechą</w:t>
+      </w:r>
+      <w:proofErr w:type="spellEnd"/>
+      <w:r>
+        <w:t xml:space="preserve"> </w:t>
+      </w:r>
+      <w:proofErr w:type="spellStart"/>
+      <w:r>
+        <w:t>indywidualną</w:t>
+      </w:r>
+      <w:proofErr w:type="spellEnd"/>
+      <w:r>
+        <w:t xml:space="preserve"> </w:t>
+      </w:r>
+      <w:proofErr w:type="spellStart"/>
+      <w:r>
+        <w:t>dla</w:t>
+      </w:r>
+      <w:proofErr w:type="spellEnd"/>
+      <w:r>
+        <w:t xml:space="preserve"> </w:t>
+      </w:r>
+      <w:proofErr w:type="spellStart"/>
+      <w:r>
+        <w:t>każdej</w:t>
+      </w:r>
+      <w:proofErr w:type="spellEnd"/>
+      <w:r>
+        <w:t xml:space="preserve"> </w:t>
+      </w:r>
+      <w:proofErr w:type="spellStart"/>
+      <w:r>
+        <w:t>marki</w:t>
+      </w:r>
+      <w:proofErr w:type="spellEnd"/>
+      <w:r>
+        <w:t xml:space="preserve">. Marki o </w:t>
+      </w:r>
+      <w:proofErr w:type="spellStart"/>
+      <w:r>
+        <w:t>ugruntowanej</w:t>
+      </w:r>
+      <w:proofErr w:type="spellEnd"/>
+      <w:r>
+        <w:t xml:space="preserve"> </w:t>
+      </w:r>
+      <w:proofErr w:type="spellStart"/>
+      <w:r>
+        <w:t>pozycji</w:t>
+      </w:r>
+      <w:proofErr w:type="spellEnd"/>
+      <w:r>
+        <w:t xml:space="preserve"> </w:t>
+      </w:r>
+      <w:proofErr w:type="spellStart"/>
+      <w:r>
+        <w:t>wtórnej</w:t>
+      </w:r>
+      <w:proofErr w:type="spellEnd"/>
+      <w:r>
+        <w:t xml:space="preserve"> (</w:t>
+      </w:r>
+      <w:proofErr w:type="spellStart"/>
+      <w:r>
+        <w:t>japońskie</w:t>
+      </w:r>
+      <w:proofErr w:type="spellEnd"/>
+      <w:r>
+        <w:t xml:space="preserve"> </w:t>
+      </w:r>
+      <w:proofErr w:type="spellStart"/>
+      <w:r>
+        <w:t>oraz</w:t>
+      </w:r>
+      <w:proofErr w:type="spellEnd"/>
+      <w:r>
+        <w:t xml:space="preserve"> </w:t>
+      </w:r>
+      <w:proofErr w:type="spellStart"/>
+      <w:r>
+        <w:t>europejskie</w:t>
+      </w:r>
+      <w:proofErr w:type="spellEnd"/>
+      <w:r>
+        <w:t xml:space="preserve"> premium) </w:t>
+      </w:r>
+      <w:proofErr w:type="spellStart"/>
+      <w:r>
+        <w:t>wykazują</w:t>
+      </w:r>
+      <w:proofErr w:type="spellEnd"/>
+      <w:r>
+        <w:t xml:space="preserve"> </w:t>
+      </w:r>
+      <w:proofErr w:type="spellStart"/>
+      <w:r>
+        <w:t>miarowy</w:t>
+      </w:r>
+      <w:proofErr w:type="spellEnd"/>
+      <w:r>
+        <w:t xml:space="preserve"> </w:t>
+      </w:r>
+      <w:proofErr w:type="spellStart"/>
+      <w:r>
+        <w:t>i</w:t>
+      </w:r>
+      <w:proofErr w:type="spellEnd"/>
+      <w:r>
+        <w:t xml:space="preserve"> </w:t>
+      </w:r>
+      <w:proofErr w:type="spellStart"/>
+      <w:r>
+        <w:t>długi</w:t>
+      </w:r>
+      <w:proofErr w:type="spellEnd"/>
+      <w:r>
+        <w:t xml:space="preserve"> trend </w:t>
+      </w:r>
+      <w:proofErr w:type="spellStart"/>
+      <w:r>
+        <w:t>spadkowy</w:t>
+      </w:r>
+      <w:proofErr w:type="spellEnd"/>
+      <w:r>
+        <w:t xml:space="preserve">, </w:t>
+      </w:r>
+      <w:proofErr w:type="spellStart"/>
+      <w:r>
+        <w:t>rozciągający</w:t>
+      </w:r>
+      <w:proofErr w:type="spellEnd"/>
+      <w:r>
+        <w:t xml:space="preserve"> </w:t>
+      </w:r>
+      <w:proofErr w:type="spellStart"/>
+      <w:r>
+        <w:t>się</w:t>
+      </w:r>
+      <w:proofErr w:type="spellEnd"/>
+      <w:r>
+        <w:t xml:space="preserve"> </w:t>
+      </w:r>
+      <w:proofErr w:type="spellStart"/>
+      <w:r>
+        <w:t>aż</w:t>
+      </w:r>
+      <w:proofErr w:type="spellEnd"/>
+      <w:r>
+        <w:t xml:space="preserve"> do 80 000 km. Z </w:t>
+      </w:r>
+      <w:proofErr w:type="spellStart"/>
+      <w:r>
+        <w:t>kolei</w:t>
+      </w:r>
+      <w:proofErr w:type="spellEnd"/>
+      <w:r>
+        <w:t xml:space="preserve"> u </w:t>
+      </w:r>
+      <w:proofErr w:type="spellStart"/>
+      <w:r>
+        <w:t>marek</w:t>
+      </w:r>
+      <w:proofErr w:type="spellEnd"/>
+      <w:r>
+        <w:t xml:space="preserve"> </w:t>
+      </w:r>
+      <w:proofErr w:type="spellStart"/>
+      <w:r>
+        <w:t>typowo</w:t>
+      </w:r>
+      <w:proofErr w:type="spellEnd"/>
+      <w:r>
+        <w:t xml:space="preserve"> </w:t>
+      </w:r>
+      <w:proofErr w:type="spellStart"/>
+      <w:r>
+        <w:t>budżetowych</w:t>
+      </w:r>
+      <w:proofErr w:type="spellEnd"/>
+      <w:r>
+        <w:t xml:space="preserve"> </w:t>
+      </w:r>
+      <w:proofErr w:type="spellStart"/>
+      <w:r>
+        <w:t>wykresy</w:t>
+      </w:r>
+      <w:proofErr w:type="spellEnd"/>
+      <w:r>
+        <w:t xml:space="preserve"> </w:t>
+      </w:r>
+      <w:proofErr w:type="spellStart"/>
+      <w:r>
+        <w:t>reprezentują</w:t>
+      </w:r>
+      <w:proofErr w:type="spellEnd"/>
+      <w:r>
+        <w:t xml:space="preserve"> </w:t>
+      </w:r>
+      <w:proofErr w:type="spellStart"/>
+      <w:r>
+        <w:t>niemal</w:t>
+      </w:r>
+      <w:proofErr w:type="spellEnd"/>
+      <w:r>
+        <w:t xml:space="preserve"> </w:t>
+      </w:r>
+      <w:proofErr w:type="spellStart"/>
+      <w:r>
+        <w:t>wyłącznie</w:t>
+      </w:r>
+      <w:proofErr w:type="spellEnd"/>
+      <w:r>
+        <w:t xml:space="preserve"> </w:t>
+      </w:r>
+      <w:proofErr w:type="spellStart"/>
+      <w:r>
+        <w:t>pojazdy</w:t>
+      </w:r>
+      <w:proofErr w:type="spellEnd"/>
+      <w:r>
+        <w:t xml:space="preserve"> z </w:t>
+      </w:r>
+      <w:proofErr w:type="spellStart"/>
+      <w:r>
+        <w:t>minimalnym</w:t>
+      </w:r>
+      <w:proofErr w:type="spellEnd"/>
+      <w:r>
+        <w:t xml:space="preserve"> </w:t>
+      </w:r>
+      <w:proofErr w:type="spellStart"/>
+      <w:r>
+        <w:t>przebiegiem</w:t>
+      </w:r>
+      <w:proofErr w:type="spellEnd"/>
+      <w:r>
+        <w:t xml:space="preserve"> </w:t>
+      </w:r>
+      <w:proofErr w:type="spellStart"/>
+      <w:r>
+        <w:t>salonowym</w:t>
+      </w:r>
+      <w:proofErr w:type="spellEnd"/>
+      <w:r>
+        <w:t xml:space="preserve"> (</w:t>
+      </w:r>
+      <w:proofErr w:type="spellStart"/>
+      <w:r>
+        <w:t>pionowe</w:t>
+      </w:r>
+      <w:proofErr w:type="spellEnd"/>
+      <w:r>
+        <w:t xml:space="preserve"> </w:t>
+      </w:r>
+      <w:proofErr w:type="spellStart"/>
+      <w:r>
+        <w:t>ściany</w:t>
+      </w:r>
+      <w:proofErr w:type="spellEnd"/>
+      <w:r>
+        <w:t xml:space="preserve"> </w:t>
+      </w:r>
+      <w:proofErr w:type="spellStart"/>
+      <w:r>
+        <w:t>przy</w:t>
+      </w:r>
+      <w:proofErr w:type="spellEnd"/>
+      <w:r>
+        <w:t xml:space="preserve"> </w:t>
+      </w:r>
+      <w:proofErr w:type="spellStart"/>
+      <w:r>
+        <w:t>zerze</w:t>
+      </w:r>
+      <w:proofErr w:type="spellEnd"/>
+      <w:r>
+        <w:t xml:space="preserve">), co </w:t>
+      </w:r>
+      <w:proofErr w:type="spellStart"/>
+      <w:r>
+        <w:t>skraca</w:t>
+      </w:r>
+      <w:proofErr w:type="spellEnd"/>
+      <w:r>
+        <w:t xml:space="preserve"> </w:t>
+      </w:r>
+      <w:proofErr w:type="spellStart"/>
+      <w:r>
+        <w:t>linię</w:t>
+      </w:r>
+      <w:proofErr w:type="spellEnd"/>
+      <w:r>
+        <w:t xml:space="preserve"> </w:t>
+      </w:r>
+      <w:proofErr w:type="spellStart"/>
+      <w:r>
+        <w:t>regresji</w:t>
+      </w:r>
+      <w:proofErr w:type="spellEnd"/>
+      <w:r>
+        <w:t xml:space="preserve">. </w:t>
+      </w:r>
+      <w:proofErr w:type="spellStart"/>
+      <w:r>
+        <w:t>Wykres</w:t>
+      </w:r>
+      <w:proofErr w:type="spellEnd"/>
+      <w:r>
+        <w:t xml:space="preserve"> </w:t>
+      </w:r>
+      <w:proofErr w:type="spellStart"/>
+      <w:r>
+        <w:t>dla</w:t>
+      </w:r>
+      <w:proofErr w:type="spellEnd"/>
+      <w:r>
+        <w:t xml:space="preserve"> </w:t>
+      </w:r>
+      <w:proofErr w:type="spellStart"/>
+      <w:r>
+        <w:t>marki</w:t>
+      </w:r>
+      <w:proofErr w:type="spellEnd"/>
+      <w:r>
+        <w:t xml:space="preserve"> </w:t>
       </w:r>
       <w:r>
         <w:rPr>
@@ -1826,7 +5847,87 @@
         <w:t>ASIX</w:t>
       </w:r>
       <w:r>
-        <w:t xml:space="preserve"> dodatkowo uwypukla konieczność wcześniejszego wyczyszczenia danych z pojedynczych, ekstremalnych wartości odstających.</w:t>
+        <w:t xml:space="preserve"> </w:t>
+      </w:r>
+      <w:proofErr w:type="spellStart"/>
+      <w:r>
+        <w:t>dodatkowo</w:t>
+      </w:r>
+      <w:proofErr w:type="spellEnd"/>
+      <w:r>
+        <w:t xml:space="preserve"> </w:t>
+      </w:r>
+      <w:proofErr w:type="spellStart"/>
+      <w:r>
+        <w:t>uwypukla</w:t>
+      </w:r>
+      <w:proofErr w:type="spellEnd"/>
+      <w:r>
+        <w:t xml:space="preserve"> </w:t>
+      </w:r>
+      <w:proofErr w:type="spellStart"/>
+      <w:r>
+        <w:t>konieczność</w:t>
+      </w:r>
+      <w:proofErr w:type="spellEnd"/>
+      <w:r>
+        <w:t xml:space="preserve"> </w:t>
+      </w:r>
+      <w:proofErr w:type="spellStart"/>
+      <w:r>
+        <w:t>wcześniejszego</w:t>
+      </w:r>
+      <w:proofErr w:type="spellEnd"/>
+      <w:r>
+        <w:t xml:space="preserve"> </w:t>
+      </w:r>
+      <w:proofErr w:type="spellStart"/>
+      <w:r>
+        <w:t>wyczyszczenia</w:t>
+      </w:r>
+      <w:proofErr w:type="spellEnd"/>
+      <w:r>
+        <w:t xml:space="preserve"> </w:t>
+      </w:r>
+      <w:proofErr w:type="spellStart"/>
+      <w:r>
+        <w:t>danych</w:t>
+      </w:r>
+      <w:proofErr w:type="spellEnd"/>
+      <w:r>
+        <w:t xml:space="preserve"> z </w:t>
+      </w:r>
+      <w:proofErr w:type="spellStart"/>
+      <w:r>
+        <w:t>pojedynczych</w:t>
+      </w:r>
+      <w:proofErr w:type="spellEnd"/>
+      <w:r>
+        <w:t xml:space="preserve">, </w:t>
+      </w:r>
+      <w:proofErr w:type="spellStart"/>
+      <w:r>
+        <w:t>ekstremalnych</w:t>
+      </w:r>
+      <w:proofErr w:type="spellEnd"/>
+      <w:r>
+        <w:t xml:space="preserve"> </w:t>
+      </w:r>
+      <w:proofErr w:type="spellStart"/>
+      <w:r>
+        <w:t>wartości</w:t>
+      </w:r>
+      <w:proofErr w:type="spellEnd"/>
+      <w:r>
+        <w:t xml:space="preserve"> </w:t>
+      </w:r>
+      <w:proofErr w:type="spellStart"/>
+      <w:r>
+        <w:t>odstających</w:t>
+      </w:r>
+      <w:proofErr w:type="spellEnd"/>
+      <w:r>
+        <w:t>.</w:t>
       </w:r>
     </w:p>
     <w:p>
@@ -1867,7 +5968,13 @@
           <w:lang w:val="pl-PL"/>
         </w:rPr>
         <w:lastRenderedPageBreak/>
-        <w:t>7.6. Macierz korelacji</w:t>
+        <w:t>8</w:t>
+      </w:r>
+      <w:r>
+        <w:rPr>
+          <w:lang w:val="pl-PL"/>
+        </w:rPr>
+        <w:t>.6. Macierz korelacji</w:t>
       </w:r>
     </w:p>
     <w:p>
@@ -1891,6 +5998,7 @@
       </w:pPr>
       <w:r>
         <w:rPr>
+          <w:noProof/>
           <w:lang w:val="pl-PL"/>
         </w:rPr>
         <w:drawing>
@@ -1936,8 +6044,397 @@
           <w:lang w:val="pl-PL"/>
         </w:rPr>
       </w:pPr>
-      <w:r>
-        <w:t>Macierz korelacji potwierdza intuicyjne kierunki zależności, ale też obnaża problemy z jakością danych. Najsilniejszym związkiem w zbiorze jest wysoka korelacja ujemna między rokiem produkcji a przebiegiem (-0.71), co jest naturalnym efektem starzenia się pojazdów. Sama cena wykazuje umiarkowaną zależność dodatnią z rokiem (0.29) oraz słabą ujemną z przebiegiem (-0.16) — tak niskie wartości dowodzą, że żaden z tych parametrów w pojedynkę nie determinuje wartości motocykla.</w:t>
+      <w:proofErr w:type="spellStart"/>
+      <w:r>
+        <w:t>Macierz</w:t>
+      </w:r>
+      <w:proofErr w:type="spellEnd"/>
+      <w:r>
+        <w:t xml:space="preserve"> </w:t>
+      </w:r>
+      <w:proofErr w:type="spellStart"/>
+      <w:r>
+        <w:t>korelacji</w:t>
+      </w:r>
+      <w:proofErr w:type="spellEnd"/>
+      <w:r>
+        <w:t xml:space="preserve"> </w:t>
+      </w:r>
+      <w:proofErr w:type="spellStart"/>
+      <w:r>
+        <w:t>potwierdza</w:t>
+      </w:r>
+      <w:proofErr w:type="spellEnd"/>
+      <w:r>
+        <w:t xml:space="preserve"> </w:t>
+      </w:r>
+      <w:proofErr w:type="spellStart"/>
+      <w:r>
+        <w:t>intuicyjne</w:t>
+      </w:r>
+      <w:proofErr w:type="spellEnd"/>
+      <w:r>
+        <w:t xml:space="preserve"> </w:t>
+      </w:r>
+      <w:proofErr w:type="spellStart"/>
+      <w:r>
+        <w:t>kierunki</w:t>
+      </w:r>
+      <w:proofErr w:type="spellEnd"/>
+      <w:r>
+        <w:t xml:space="preserve"> </w:t>
+      </w:r>
+      <w:proofErr w:type="spellStart"/>
+      <w:r>
+        <w:t>zależności</w:t>
+      </w:r>
+      <w:proofErr w:type="spellEnd"/>
+      <w:r>
+        <w:t xml:space="preserve">, ale </w:t>
+      </w:r>
+      <w:proofErr w:type="spellStart"/>
+      <w:r>
+        <w:t>też</w:t>
+      </w:r>
+      <w:proofErr w:type="spellEnd"/>
+      <w:r>
+        <w:t xml:space="preserve"> </w:t>
+      </w:r>
+      <w:proofErr w:type="spellStart"/>
+      <w:r>
+        <w:t>obnaża</w:t>
+      </w:r>
+      <w:proofErr w:type="spellEnd"/>
+      <w:r>
+        <w:t xml:space="preserve"> </w:t>
+      </w:r>
+      <w:proofErr w:type="spellStart"/>
+      <w:r>
+        <w:t>problemy</w:t>
+      </w:r>
+      <w:proofErr w:type="spellEnd"/>
+      <w:r>
+        <w:t xml:space="preserve"> z </w:t>
+      </w:r>
+      <w:proofErr w:type="spellStart"/>
+      <w:r>
+        <w:t>jakością</w:t>
+      </w:r>
+      <w:proofErr w:type="spellEnd"/>
+      <w:r>
+        <w:t xml:space="preserve"> </w:t>
+      </w:r>
+      <w:proofErr w:type="spellStart"/>
+      <w:r>
+        <w:t>danych</w:t>
+      </w:r>
+      <w:proofErr w:type="spellEnd"/>
+      <w:r>
+        <w:t xml:space="preserve">. </w:t>
+      </w:r>
+      <w:proofErr w:type="spellStart"/>
+      <w:r>
+        <w:t>Najsilniejszym</w:t>
+      </w:r>
+      <w:proofErr w:type="spellEnd"/>
+      <w:r>
+        <w:t xml:space="preserve"> </w:t>
+      </w:r>
+      <w:proofErr w:type="spellStart"/>
+      <w:r>
+        <w:t>związkiem</w:t>
+      </w:r>
+      <w:proofErr w:type="spellEnd"/>
+      <w:r>
+        <w:t xml:space="preserve"> w </w:t>
+      </w:r>
+      <w:proofErr w:type="spellStart"/>
+      <w:r>
+        <w:t>zbiorze</w:t>
+      </w:r>
+      <w:proofErr w:type="spellEnd"/>
+      <w:r>
+        <w:t xml:space="preserve"> jest </w:t>
+      </w:r>
+      <w:proofErr w:type="spellStart"/>
+      <w:r>
+        <w:t>wysoka</w:t>
+      </w:r>
+      <w:proofErr w:type="spellEnd"/>
+      <w:r>
+        <w:t xml:space="preserve"> </w:t>
+      </w:r>
+      <w:proofErr w:type="spellStart"/>
+      <w:r>
+        <w:t>korelacja</w:t>
+      </w:r>
+      <w:proofErr w:type="spellEnd"/>
+      <w:r>
+        <w:t xml:space="preserve"> </w:t>
+      </w:r>
+      <w:proofErr w:type="spellStart"/>
+      <w:r>
+        <w:t>ujemna</w:t>
+      </w:r>
+      <w:proofErr w:type="spellEnd"/>
+      <w:r>
+        <w:t xml:space="preserve"> </w:t>
+      </w:r>
+      <w:proofErr w:type="spellStart"/>
+      <w:r>
+        <w:t>między</w:t>
+      </w:r>
+      <w:proofErr w:type="spellEnd"/>
+      <w:r>
+        <w:t xml:space="preserve"> </w:t>
+      </w:r>
+      <w:proofErr w:type="spellStart"/>
+      <w:r>
+        <w:t>rokiem</w:t>
+      </w:r>
+      <w:proofErr w:type="spellEnd"/>
+      <w:r>
+        <w:t xml:space="preserve"> </w:t>
+      </w:r>
+      <w:proofErr w:type="spellStart"/>
+      <w:r>
+        <w:t>produkcji</w:t>
+      </w:r>
+      <w:proofErr w:type="spellEnd"/>
+      <w:r>
+        <w:t xml:space="preserve"> a </w:t>
+      </w:r>
+      <w:proofErr w:type="spellStart"/>
+      <w:r>
+        <w:t>przebiegiem</w:t>
+      </w:r>
+      <w:proofErr w:type="spellEnd"/>
+      <w:r>
+        <w:t xml:space="preserve"> (-0.71), co jest </w:t>
+      </w:r>
+      <w:proofErr w:type="spellStart"/>
+      <w:r>
+        <w:t>naturalnym</w:t>
+      </w:r>
+      <w:proofErr w:type="spellEnd"/>
+      <w:r>
+        <w:t xml:space="preserve"> </w:t>
+      </w:r>
+      <w:proofErr w:type="spellStart"/>
+      <w:r>
+        <w:t>efektem</w:t>
+      </w:r>
+      <w:proofErr w:type="spellEnd"/>
+      <w:r>
+        <w:t xml:space="preserve"> </w:t>
+      </w:r>
+      <w:proofErr w:type="spellStart"/>
+      <w:r>
+        <w:t>starzenia</w:t>
+      </w:r>
+      <w:proofErr w:type="spellEnd"/>
+      <w:r>
+        <w:t xml:space="preserve"> </w:t>
+      </w:r>
+      <w:proofErr w:type="spellStart"/>
+      <w:r>
+        <w:t>się</w:t>
+      </w:r>
+      <w:proofErr w:type="spellEnd"/>
+      <w:r>
+        <w:t xml:space="preserve"> </w:t>
+      </w:r>
+      <w:proofErr w:type="spellStart"/>
+      <w:r>
+        <w:t>pojazdów</w:t>
+      </w:r>
+      <w:proofErr w:type="spellEnd"/>
+      <w:r>
+        <w:t xml:space="preserve">. Sama </w:t>
+      </w:r>
+      <w:proofErr w:type="spellStart"/>
+      <w:r>
+        <w:t>cena</w:t>
+      </w:r>
+      <w:proofErr w:type="spellEnd"/>
+      <w:r>
+        <w:t xml:space="preserve"> </w:t>
+      </w:r>
+      <w:proofErr w:type="spellStart"/>
+      <w:r>
+        <w:t>wykazuje</w:t>
+      </w:r>
+      <w:proofErr w:type="spellEnd"/>
+      <w:r>
+        <w:t xml:space="preserve"> </w:t>
+      </w:r>
+      <w:proofErr w:type="spellStart"/>
+      <w:r>
+        <w:t>umiarkowaną</w:t>
+      </w:r>
+      <w:proofErr w:type="spellEnd"/>
+      <w:r>
+        <w:t xml:space="preserve"> </w:t>
+      </w:r>
+      <w:proofErr w:type="spellStart"/>
+      <w:r>
+        <w:t>zależność</w:t>
+      </w:r>
+      <w:proofErr w:type="spellEnd"/>
+      <w:r>
+        <w:t xml:space="preserve"> </w:t>
+      </w:r>
+      <w:proofErr w:type="spellStart"/>
+      <w:r>
+        <w:t>dodatnią</w:t>
+      </w:r>
+      <w:proofErr w:type="spellEnd"/>
+      <w:r>
+        <w:t xml:space="preserve"> z </w:t>
+      </w:r>
+      <w:proofErr w:type="spellStart"/>
+      <w:r>
+        <w:t>rokiem</w:t>
+      </w:r>
+      <w:proofErr w:type="spellEnd"/>
+      <w:r>
+        <w:t xml:space="preserve"> (0.29) </w:t>
+      </w:r>
+      <w:proofErr w:type="spellStart"/>
+      <w:r>
+        <w:t>oraz</w:t>
+      </w:r>
+      <w:proofErr w:type="spellEnd"/>
+      <w:r>
+        <w:t xml:space="preserve"> </w:t>
+      </w:r>
+      <w:proofErr w:type="spellStart"/>
+      <w:r>
+        <w:t>słabą</w:t>
+      </w:r>
+      <w:proofErr w:type="spellEnd"/>
+      <w:r>
+        <w:t xml:space="preserve"> </w:t>
+      </w:r>
+      <w:proofErr w:type="spellStart"/>
+      <w:r>
+        <w:t>ujemną</w:t>
+      </w:r>
+      <w:proofErr w:type="spellEnd"/>
+      <w:r>
+        <w:t xml:space="preserve"> z </w:t>
+      </w:r>
+      <w:proofErr w:type="spellStart"/>
+      <w:r>
+        <w:t>przebiegiem</w:t>
+      </w:r>
+      <w:proofErr w:type="spellEnd"/>
+      <w:r>
+        <w:t xml:space="preserve"> (-0.16) — </w:t>
+      </w:r>
+      <w:proofErr w:type="spellStart"/>
+      <w:r>
+        <w:t>tak</w:t>
+      </w:r>
+      <w:proofErr w:type="spellEnd"/>
+      <w:r>
+        <w:t xml:space="preserve"> </w:t>
+      </w:r>
+      <w:proofErr w:type="spellStart"/>
+      <w:r>
+        <w:t>niskie</w:t>
+      </w:r>
+      <w:proofErr w:type="spellEnd"/>
+      <w:r>
+        <w:t xml:space="preserve"> </w:t>
+      </w:r>
+      <w:proofErr w:type="spellStart"/>
+      <w:r>
+        <w:t>wartości</w:t>
+      </w:r>
+      <w:proofErr w:type="spellEnd"/>
+      <w:r>
+        <w:t xml:space="preserve"> </w:t>
+      </w:r>
+      <w:proofErr w:type="spellStart"/>
+      <w:r>
+        <w:t>dowodzą</w:t>
+      </w:r>
+      <w:proofErr w:type="spellEnd"/>
+      <w:r>
+        <w:t xml:space="preserve">, </w:t>
+      </w:r>
+      <w:proofErr w:type="spellStart"/>
+      <w:r>
+        <w:t>że</w:t>
+      </w:r>
+      <w:proofErr w:type="spellEnd"/>
+      <w:r>
+        <w:t xml:space="preserve"> </w:t>
+      </w:r>
+      <w:proofErr w:type="spellStart"/>
+      <w:r>
+        <w:t>żaden</w:t>
+      </w:r>
+      <w:proofErr w:type="spellEnd"/>
+      <w:r>
+        <w:t xml:space="preserve"> z </w:t>
+      </w:r>
+      <w:proofErr w:type="spellStart"/>
+      <w:r>
+        <w:t>tych</w:t>
+      </w:r>
+      <w:proofErr w:type="spellEnd"/>
+      <w:r>
+        <w:t xml:space="preserve"> </w:t>
+      </w:r>
+      <w:proofErr w:type="spellStart"/>
+      <w:r>
+        <w:t>parametrów</w:t>
+      </w:r>
+      <w:proofErr w:type="spellEnd"/>
+      <w:r>
+        <w:t xml:space="preserve"> w </w:t>
+      </w:r>
+      <w:proofErr w:type="spellStart"/>
+      <w:r>
+        <w:t>pojedynkę</w:t>
+      </w:r>
+      <w:proofErr w:type="spellEnd"/>
+      <w:r>
+        <w:t xml:space="preserve"> </w:t>
+      </w:r>
+      <w:proofErr w:type="spellStart"/>
+      <w:r>
+        <w:t>nie</w:t>
+      </w:r>
+      <w:proofErr w:type="spellEnd"/>
+      <w:r>
+        <w:t xml:space="preserve"> </w:t>
+      </w:r>
+      <w:proofErr w:type="spellStart"/>
+      <w:r>
+        <w:t>determinuje</w:t>
+      </w:r>
+      <w:proofErr w:type="spellEnd"/>
+      <w:r>
+        <w:t xml:space="preserve"> </w:t>
+      </w:r>
+      <w:proofErr w:type="spellStart"/>
+      <w:r>
+        <w:t>wartości</w:t>
+      </w:r>
+      <w:proofErr w:type="spellEnd"/>
+      <w:r>
+        <w:t xml:space="preserve"> </w:t>
+      </w:r>
+      <w:proofErr w:type="spellStart"/>
+      <w:r>
+        <w:t>motocykla</w:t>
+      </w:r>
+      <w:proofErr w:type="spellEnd"/>
+      <w:r>
+        <w:t>.</w:t>
       </w:r>
     </w:p>
     <w:p>
@@ -1971,7 +6468,33 @@
           <w:lang w:val="pl-PL"/>
         </w:rPr>
         <w:lastRenderedPageBreak/>
-        <w:t>7.7. Klasteryzacja marek (k-means)</w:t>
+        <w:t>8</w:t>
+      </w:r>
+      <w:r>
+        <w:rPr>
+          <w:lang w:val="pl-PL"/>
+        </w:rPr>
+        <w:t>.7. Klasteryzacja marek (k-</w:t>
+      </w:r>
+      <w:proofErr w:type="spellStart"/>
+      <w:r>
+        <w:rPr>
+          <w:lang w:val="pl-PL"/>
+        </w:rPr>
+        <w:t>means</w:t>
+      </w:r>
+      <w:proofErr w:type="spellEnd"/>
+      <w:r>
+        <w:rPr>
+          <w:lang w:val="pl-PL"/>
+        </w:rPr>
+        <w:t xml:space="preserve"> i DBSCAN</w:t>
+      </w:r>
+      <w:r>
+        <w:rPr>
+          <w:lang w:val="pl-PL"/>
+        </w:rPr>
+        <w:t>)</w:t>
       </w:r>
     </w:p>
     <w:p>
@@ -1981,22 +6504,294 @@
         </w:rPr>
       </w:pPr>
       <w:r>
-        <w:rPr>
-          <w:lang w:val="pl-PL"/>
-        </w:rPr>
-        <w:t>Marki z wystarczającą liczbą obserwacji grupowane są algorytmem k-means w przestrzeni dwóch wskaźników: współczynnika utraty wartości i współczynnika eksploatacji (po standaryzacji StandardScaler). Domyślnie ustawione są 3 klastry (analysis.clustering_clusters w konfiguracji).</w:t>
-      </w:r>
-      <w:r>
-        <w:rPr>
-          <w:lang w:val="pl-PL"/>
-        </w:rPr>
-        <w:t xml:space="preserve"> </w:t>
-      </w:r>
-      <w:r>
-        <w:rPr>
-          <w:lang w:val="pl-PL"/>
-        </w:rPr>
-        <w:t xml:space="preserve">Dzięki temu można wyróżnić segmenty rynku o podobnym profilu — np. marki premium z szybszą deprecjacją versus marki budżetowe z niższą eksploatacją. </w:t>
+        <w:t xml:space="preserve">W </w:t>
+      </w:r>
+      <w:proofErr w:type="spellStart"/>
+      <w:r>
+        <w:t>ramach</w:t>
+      </w:r>
+      <w:proofErr w:type="spellEnd"/>
+      <w:r>
+        <w:t xml:space="preserve"> </w:t>
+      </w:r>
+      <w:proofErr w:type="spellStart"/>
+      <w:r>
+        <w:t>prac</w:t>
+      </w:r>
+      <w:proofErr w:type="spellEnd"/>
+      <w:r>
+        <w:t xml:space="preserve"> </w:t>
+      </w:r>
+      <w:proofErr w:type="spellStart"/>
+      <w:r>
+        <w:t>eksperymentalnych</w:t>
+      </w:r>
+      <w:proofErr w:type="spellEnd"/>
+      <w:r>
+        <w:t xml:space="preserve"> </w:t>
+      </w:r>
+      <w:proofErr w:type="spellStart"/>
+      <w:r>
+        <w:t>porównano</w:t>
+      </w:r>
+      <w:proofErr w:type="spellEnd"/>
+      <w:r>
+        <w:t xml:space="preserve"> </w:t>
+      </w:r>
+      <w:proofErr w:type="spellStart"/>
+      <w:r>
+        <w:t>działanie</w:t>
+      </w:r>
+      <w:proofErr w:type="spellEnd"/>
+      <w:r>
+        <w:t xml:space="preserve"> </w:t>
+      </w:r>
+      <w:proofErr w:type="spellStart"/>
+      <w:r>
+        <w:t>algorytmów</w:t>
+      </w:r>
+      <w:proofErr w:type="spellEnd"/>
+      <w:r>
+        <w:t xml:space="preserve"> k-means </w:t>
+      </w:r>
+      <w:proofErr w:type="spellStart"/>
+      <w:r>
+        <w:t>oraz</w:t>
+      </w:r>
+      <w:proofErr w:type="spellEnd"/>
+      <w:r>
+        <w:t xml:space="preserve"> DBSCAN. </w:t>
+      </w:r>
+      <w:proofErr w:type="spellStart"/>
+      <w:r>
+        <w:t>Ostatecznie</w:t>
+      </w:r>
+      <w:proofErr w:type="spellEnd"/>
+      <w:r>
+        <w:t xml:space="preserve"> </w:t>
+      </w:r>
+      <w:proofErr w:type="spellStart"/>
+      <w:r>
+        <w:t>wybrano</w:t>
+      </w:r>
+      <w:proofErr w:type="spellEnd"/>
+      <w:r>
+        <w:t xml:space="preserve"> k-means, </w:t>
+      </w:r>
+      <w:proofErr w:type="spellStart"/>
+      <w:r>
+        <w:t>ponieważ</w:t>
+      </w:r>
+      <w:proofErr w:type="spellEnd"/>
+      <w:r>
+        <w:t xml:space="preserve"> DBSCAN – ze </w:t>
+      </w:r>
+      <w:proofErr w:type="spellStart"/>
+      <w:r>
+        <w:t>względu</w:t>
+      </w:r>
+      <w:proofErr w:type="spellEnd"/>
+      <w:r>
+        <w:t xml:space="preserve"> </w:t>
+      </w:r>
+      <w:proofErr w:type="spellStart"/>
+      <w:r>
+        <w:t>na</w:t>
+      </w:r>
+      <w:proofErr w:type="spellEnd"/>
+      <w:r>
+        <w:t xml:space="preserve"> </w:t>
+      </w:r>
+      <w:proofErr w:type="spellStart"/>
+      <w:r>
+        <w:t>specyfikę</w:t>
+      </w:r>
+      <w:proofErr w:type="spellEnd"/>
+      <w:r>
+        <w:t xml:space="preserve"> </w:t>
+      </w:r>
+      <w:proofErr w:type="spellStart"/>
+      <w:r>
+        <w:t>szumu</w:t>
+      </w:r>
+      <w:proofErr w:type="spellEnd"/>
+      <w:r>
+        <w:t xml:space="preserve"> </w:t>
+      </w:r>
+      <w:proofErr w:type="spellStart"/>
+      <w:r>
+        <w:t>i</w:t>
+      </w:r>
+      <w:proofErr w:type="spellEnd"/>
+      <w:r>
+        <w:t xml:space="preserve"> </w:t>
+      </w:r>
+      <w:proofErr w:type="spellStart"/>
+      <w:r>
+        <w:t>nierównomierną</w:t>
+      </w:r>
+      <w:proofErr w:type="spellEnd"/>
+      <w:r>
+        <w:t xml:space="preserve"> </w:t>
+      </w:r>
+      <w:proofErr w:type="spellStart"/>
+      <w:r>
+        <w:t>gęstość</w:t>
+      </w:r>
+      <w:proofErr w:type="spellEnd"/>
+      <w:r>
+        <w:t xml:space="preserve"> </w:t>
+      </w:r>
+      <w:proofErr w:type="spellStart"/>
+      <w:r>
+        <w:t>danych</w:t>
+      </w:r>
+      <w:proofErr w:type="spellEnd"/>
+      <w:r>
+        <w:t xml:space="preserve"> – </w:t>
+      </w:r>
+      <w:proofErr w:type="spellStart"/>
+      <w:r>
+        <w:t>wykazywał</w:t>
+      </w:r>
+      <w:proofErr w:type="spellEnd"/>
+      <w:r>
+        <w:t xml:space="preserve"> </w:t>
+      </w:r>
+      <w:proofErr w:type="spellStart"/>
+      <w:r>
+        <w:t>tendencję</w:t>
+      </w:r>
+      <w:proofErr w:type="spellEnd"/>
+      <w:r>
+        <w:t xml:space="preserve"> do </w:t>
+      </w:r>
+      <w:proofErr w:type="spellStart"/>
+      <w:r>
+        <w:t>wrzucania</w:t>
+      </w:r>
+      <w:proofErr w:type="spellEnd"/>
+      <w:r>
+        <w:t xml:space="preserve"> </w:t>
+      </w:r>
+      <w:proofErr w:type="spellStart"/>
+      <w:r>
+        <w:t>większości</w:t>
+      </w:r>
+      <w:proofErr w:type="spellEnd"/>
+      <w:r>
+        <w:t xml:space="preserve"> </w:t>
+      </w:r>
+      <w:proofErr w:type="spellStart"/>
+      <w:r>
+        <w:t>marek</w:t>
+      </w:r>
+      <w:proofErr w:type="spellEnd"/>
+      <w:r>
+        <w:t xml:space="preserve"> </w:t>
+      </w:r>
+      <w:proofErr w:type="spellStart"/>
+      <w:r>
+        <w:t>budżetowych</w:t>
+      </w:r>
+      <w:proofErr w:type="spellEnd"/>
+      <w:r>
+        <w:t xml:space="preserve"> do </w:t>
+      </w:r>
+      <w:proofErr w:type="spellStart"/>
+      <w:r>
+        <w:t>jednego</w:t>
+      </w:r>
+      <w:proofErr w:type="spellEnd"/>
+      <w:r>
+        <w:t xml:space="preserve">, </w:t>
+      </w:r>
+      <w:proofErr w:type="spellStart"/>
+      <w:r>
+        <w:t>masowego</w:t>
+      </w:r>
+      <w:proofErr w:type="spellEnd"/>
+      <w:r>
+        <w:t xml:space="preserve"> </w:t>
+      </w:r>
+      <w:proofErr w:type="spellStart"/>
+      <w:r>
+        <w:t>klastra</w:t>
+      </w:r>
+      <w:proofErr w:type="spellEnd"/>
+      <w:r>
+        <w:t>.</w:t>
+      </w:r>
+      <w:r>
+        <w:t xml:space="preserve"> </w:t>
+      </w:r>
+      <w:r>
+        <w:rPr>
+          <w:lang w:val="pl-PL"/>
+        </w:rPr>
+        <w:t xml:space="preserve">Marki z wystarczającą liczbą obserwacji grupowane są w przestrzeni dwóch wskaźników: współczynnika utraty wartości i współczynnika eksploatacji (po standaryzacji </w:t>
+      </w:r>
+      <w:proofErr w:type="spellStart"/>
+      <w:r>
+        <w:rPr>
+          <w:lang w:val="pl-PL"/>
+        </w:rPr>
+        <w:t>StandardScaler</w:t>
+      </w:r>
+      <w:proofErr w:type="spellEnd"/>
+      <w:r>
+        <w:rPr>
+          <w:lang w:val="pl-PL"/>
+        </w:rPr>
+        <w:t>). Domyślnie ustawione są 3 klastry (</w:t>
+      </w:r>
+      <w:proofErr w:type="spellStart"/>
+      <w:proofErr w:type="gramStart"/>
+      <w:r>
+        <w:rPr>
+          <w:lang w:val="pl-PL"/>
+        </w:rPr>
+        <w:t>analysis.clustering</w:t>
+      </w:r>
+      <w:proofErr w:type="gramEnd"/>
+      <w:r>
+        <w:rPr>
+          <w:lang w:val="pl-PL"/>
+        </w:rPr>
+        <w:t>_clusters</w:t>
+      </w:r>
+      <w:proofErr w:type="spellEnd"/>
+      <w:r>
+        <w:rPr>
+          <w:lang w:val="pl-PL"/>
+        </w:rPr>
+        <w:t xml:space="preserve"> w konfiguracji).</w:t>
+      </w:r>
+      <w:r>
+        <w:rPr>
+          <w:lang w:val="pl-PL"/>
+        </w:rPr>
+        <w:t xml:space="preserve"> </w:t>
+      </w:r>
+      <w:r>
+        <w:rPr>
+          <w:lang w:val="pl-PL"/>
+        </w:rPr>
+        <w:t xml:space="preserve">Dzięki temu można wyróżnić segmenty rynku o podobnym profilu — np. marki </w:t>
+      </w:r>
+      <w:proofErr w:type="spellStart"/>
+      <w:r>
+        <w:rPr>
+          <w:lang w:val="pl-PL"/>
+        </w:rPr>
+        <w:t>premium</w:t>
+      </w:r>
+      <w:proofErr w:type="spellEnd"/>
+      <w:r>
+        <w:rPr>
+          <w:lang w:val="pl-PL"/>
+        </w:rPr>
+        <w:t xml:space="preserve"> z szybszą deprecjacją versus marki budżetowe z niższą eksploatacją. </w:t>
       </w:r>
       <w:r>
         <w:rPr>
@@ -2022,11 +6817,28 @@
         <w:rPr>
           <w:lang w:val="pl-PL"/>
         </w:rPr>
-        <w:t>Dodatkowo klasteryzacja k-means stosowana jest na poziomie pojedynczych ogłoszeń (cechy syntetyczne cena/wiek i cena/przebieg) — wykres klastry_ogloszen.png.</w:t>
+        <w:t>Dodatkowo klasteryzacja k-</w:t>
+      </w:r>
+      <w:proofErr w:type="spellStart"/>
+      <w:r>
+        <w:rPr>
+          <w:lang w:val="pl-PL"/>
+        </w:rPr>
+        <w:t>means</w:t>
+      </w:r>
+      <w:proofErr w:type="spellEnd"/>
+      <w:r>
+        <w:rPr>
+          <w:lang w:val="pl-PL"/>
+        </w:rPr>
+        <w:t xml:space="preserve"> stosowana jest na poziomie pojedynczych ogłoszeń (cechy syntetyczne cena/wiek i cena/przebieg) — wykres klastry_ogloszen.png.</w:t>
       </w:r>
     </w:p>
     <w:p>
       <w:r>
+        <w:rPr>
+          <w:noProof/>
+        </w:rPr>
         <w:lastRenderedPageBreak/>
         <w:drawing>
           <wp:inline distT="0" distB="0" distL="0" distR="0" wp14:anchorId="1C2C0F2A" wp14:editId="614E8045">
@@ -2070,7 +6882,479 @@
         <w:t>A</w:t>
       </w:r>
       <w:r>
-        <w:t>naliza klastrowa pozwala podzielić rynek motocyklowy na czytelne profile użytkowe. Lewy wykres pokazuje tempo utraty wartości (od marek o najsilniejszej deprecjacji na górze, po stabilne cenowo na dole). Środkowy wykres definiuje charakter marki – od typowo weekendowych (na górze, blisko 0 km/rok) po konie robocze i motocykle wyprawowe (na dole, wysoki roczny przebieg). Połączenie tych cech na prawym wykresie pozwala wyodrębnić klastry o podobnej charakterystyce ekonomiczno-użytkowej, co jest kluczowe dla precyzyjnego działania modeli wyceniających.</w:t>
+        <w:t xml:space="preserve">naliza </w:t>
+      </w:r>
+      <w:proofErr w:type="spellStart"/>
+      <w:r>
+        <w:t>klastrowa</w:t>
+      </w:r>
+      <w:proofErr w:type="spellEnd"/>
+      <w:r>
+        <w:t xml:space="preserve"> </w:t>
+      </w:r>
+      <w:proofErr w:type="spellStart"/>
+      <w:r>
+        <w:t>pozwala</w:t>
+      </w:r>
+      <w:proofErr w:type="spellEnd"/>
+      <w:r>
+        <w:t xml:space="preserve"> </w:t>
+      </w:r>
+      <w:proofErr w:type="spellStart"/>
+      <w:r>
+        <w:t>podzielić</w:t>
+      </w:r>
+      <w:proofErr w:type="spellEnd"/>
+      <w:r>
+        <w:t xml:space="preserve"> </w:t>
+      </w:r>
+      <w:proofErr w:type="spellStart"/>
+      <w:r>
+        <w:t>rynek</w:t>
+      </w:r>
+      <w:proofErr w:type="spellEnd"/>
+      <w:r>
+        <w:t xml:space="preserve"> </w:t>
+      </w:r>
+      <w:proofErr w:type="spellStart"/>
+      <w:r>
+        <w:t>motocyklowy</w:t>
+      </w:r>
+      <w:proofErr w:type="spellEnd"/>
+      <w:r>
+        <w:t xml:space="preserve"> </w:t>
+      </w:r>
+      <w:proofErr w:type="spellStart"/>
+      <w:r>
+        <w:t>na</w:t>
+      </w:r>
+      <w:proofErr w:type="spellEnd"/>
+      <w:r>
+        <w:t xml:space="preserve"> </w:t>
+      </w:r>
+      <w:proofErr w:type="spellStart"/>
+      <w:r>
+        <w:t>czytelne</w:t>
+      </w:r>
+      <w:proofErr w:type="spellEnd"/>
+      <w:r>
+        <w:t xml:space="preserve"> profile </w:t>
+      </w:r>
+      <w:proofErr w:type="spellStart"/>
+      <w:r>
+        <w:t>użytkowe</w:t>
+      </w:r>
+      <w:proofErr w:type="spellEnd"/>
+      <w:r>
+        <w:t xml:space="preserve">. Lewy </w:t>
+      </w:r>
+      <w:proofErr w:type="spellStart"/>
+      <w:r>
+        <w:t>wykres</w:t>
+      </w:r>
+      <w:proofErr w:type="spellEnd"/>
+      <w:r>
+        <w:t xml:space="preserve"> </w:t>
+      </w:r>
+      <w:proofErr w:type="spellStart"/>
+      <w:r>
+        <w:t>pokazuje</w:t>
+      </w:r>
+      <w:proofErr w:type="spellEnd"/>
+      <w:r>
+        <w:t xml:space="preserve"> tempo </w:t>
+      </w:r>
+      <w:proofErr w:type="spellStart"/>
+      <w:r>
+        <w:t>utraty</w:t>
+      </w:r>
+      <w:proofErr w:type="spellEnd"/>
+      <w:r>
+        <w:t xml:space="preserve"> </w:t>
+      </w:r>
+      <w:proofErr w:type="spellStart"/>
+      <w:r>
+        <w:t>wartości</w:t>
+      </w:r>
+      <w:proofErr w:type="spellEnd"/>
+      <w:r>
+        <w:t xml:space="preserve"> (od </w:t>
+      </w:r>
+      <w:proofErr w:type="spellStart"/>
+      <w:r>
+        <w:t>marek</w:t>
+      </w:r>
+      <w:proofErr w:type="spellEnd"/>
+      <w:r>
+        <w:t xml:space="preserve"> o </w:t>
+      </w:r>
+      <w:proofErr w:type="spellStart"/>
+      <w:r>
+        <w:t>najsilniejszej</w:t>
+      </w:r>
+      <w:proofErr w:type="spellEnd"/>
+      <w:r>
+        <w:t xml:space="preserve"> </w:t>
+      </w:r>
+      <w:proofErr w:type="spellStart"/>
+      <w:r>
+        <w:t>deprecjacji</w:t>
+      </w:r>
+      <w:proofErr w:type="spellEnd"/>
+      <w:r>
+        <w:t xml:space="preserve"> </w:t>
+      </w:r>
+      <w:proofErr w:type="spellStart"/>
+      <w:r>
+        <w:t>na</w:t>
+      </w:r>
+      <w:proofErr w:type="spellEnd"/>
+      <w:r>
+        <w:t xml:space="preserve"> </w:t>
+      </w:r>
+      <w:proofErr w:type="spellStart"/>
+      <w:r>
+        <w:t>górze</w:t>
+      </w:r>
+      <w:proofErr w:type="spellEnd"/>
+      <w:r>
+        <w:t xml:space="preserve">, po </w:t>
+      </w:r>
+      <w:proofErr w:type="spellStart"/>
+      <w:r>
+        <w:t>stabilne</w:t>
+      </w:r>
+      <w:proofErr w:type="spellEnd"/>
+      <w:r>
+        <w:t xml:space="preserve"> </w:t>
+      </w:r>
+      <w:proofErr w:type="spellStart"/>
+      <w:r>
+        <w:t>cenowo</w:t>
+      </w:r>
+      <w:proofErr w:type="spellEnd"/>
+      <w:r>
+        <w:t xml:space="preserve"> </w:t>
+      </w:r>
+      <w:proofErr w:type="spellStart"/>
+      <w:r>
+        <w:t>na</w:t>
+      </w:r>
+      <w:proofErr w:type="spellEnd"/>
+      <w:r>
+        <w:t xml:space="preserve"> dole). </w:t>
+      </w:r>
+      <w:proofErr w:type="spellStart"/>
+      <w:r>
+        <w:t>Środkowy</w:t>
+      </w:r>
+      <w:proofErr w:type="spellEnd"/>
+      <w:r>
+        <w:t xml:space="preserve"> </w:t>
+      </w:r>
+      <w:proofErr w:type="spellStart"/>
+      <w:r>
+        <w:t>wykres</w:t>
+      </w:r>
+      <w:proofErr w:type="spellEnd"/>
+      <w:r>
+        <w:t xml:space="preserve"> </w:t>
+      </w:r>
+      <w:proofErr w:type="spellStart"/>
+      <w:r>
+        <w:t>definiuje</w:t>
+      </w:r>
+      <w:proofErr w:type="spellEnd"/>
+      <w:r>
+        <w:t xml:space="preserve"> </w:t>
+      </w:r>
+      <w:proofErr w:type="spellStart"/>
+      <w:r>
+        <w:t>charakter</w:t>
+      </w:r>
+      <w:proofErr w:type="spellEnd"/>
+      <w:r>
+        <w:t xml:space="preserve"> </w:t>
+      </w:r>
+      <w:proofErr w:type="spellStart"/>
+      <w:r>
+        <w:t>marki</w:t>
+      </w:r>
+      <w:proofErr w:type="spellEnd"/>
+      <w:r>
+        <w:t xml:space="preserve"> – od </w:t>
+      </w:r>
+      <w:proofErr w:type="spellStart"/>
+      <w:r>
+        <w:t>typowo</w:t>
+      </w:r>
+      <w:proofErr w:type="spellEnd"/>
+      <w:r>
+        <w:t xml:space="preserve"> </w:t>
+      </w:r>
+      <w:proofErr w:type="spellStart"/>
+      <w:r>
+        <w:t>weekendowych</w:t>
+      </w:r>
+      <w:proofErr w:type="spellEnd"/>
+      <w:r>
+        <w:t xml:space="preserve"> (</w:t>
+      </w:r>
+      <w:proofErr w:type="spellStart"/>
+      <w:r>
+        <w:t>na</w:t>
+      </w:r>
+      <w:proofErr w:type="spellEnd"/>
+      <w:r>
+        <w:t xml:space="preserve"> </w:t>
+      </w:r>
+      <w:proofErr w:type="spellStart"/>
+      <w:r>
+        <w:t>górze</w:t>
+      </w:r>
+      <w:proofErr w:type="spellEnd"/>
+      <w:r>
+        <w:t xml:space="preserve">, </w:t>
+      </w:r>
+      <w:proofErr w:type="spellStart"/>
+      <w:r>
+        <w:t>blisko</w:t>
+      </w:r>
+      <w:proofErr w:type="spellEnd"/>
+      <w:r>
+        <w:t xml:space="preserve"> 0 km/</w:t>
+      </w:r>
+      <w:proofErr w:type="spellStart"/>
+      <w:r>
+        <w:t>rok</w:t>
+      </w:r>
+      <w:proofErr w:type="spellEnd"/>
+      <w:r>
+        <w:t xml:space="preserve">) po </w:t>
+      </w:r>
+      <w:proofErr w:type="spellStart"/>
+      <w:r>
+        <w:t>konie</w:t>
+      </w:r>
+      <w:proofErr w:type="spellEnd"/>
+      <w:r>
+        <w:t xml:space="preserve"> </w:t>
+      </w:r>
+      <w:proofErr w:type="spellStart"/>
+      <w:r>
+        <w:t>robocze</w:t>
+      </w:r>
+      <w:proofErr w:type="spellEnd"/>
+      <w:r>
+        <w:t xml:space="preserve"> </w:t>
+      </w:r>
+      <w:proofErr w:type="spellStart"/>
+      <w:r>
+        <w:t>i</w:t>
+      </w:r>
+      <w:proofErr w:type="spellEnd"/>
+      <w:r>
+        <w:t xml:space="preserve"> </w:t>
+      </w:r>
+      <w:proofErr w:type="spellStart"/>
+      <w:r>
+        <w:t>motocykle</w:t>
+      </w:r>
+      <w:proofErr w:type="spellEnd"/>
+      <w:r>
+        <w:t xml:space="preserve"> </w:t>
+      </w:r>
+      <w:proofErr w:type="spellStart"/>
+      <w:r>
+        <w:t>wyprawowe</w:t>
+      </w:r>
+      <w:proofErr w:type="spellEnd"/>
+      <w:r>
+        <w:t xml:space="preserve"> (</w:t>
+      </w:r>
+      <w:proofErr w:type="spellStart"/>
+      <w:r>
+        <w:t>na</w:t>
+      </w:r>
+      <w:proofErr w:type="spellEnd"/>
+      <w:r>
+        <w:t xml:space="preserve"> dole, </w:t>
+      </w:r>
+      <w:proofErr w:type="spellStart"/>
+      <w:r>
+        <w:t>wysoki</w:t>
+      </w:r>
+      <w:proofErr w:type="spellEnd"/>
+      <w:r>
+        <w:t xml:space="preserve"> </w:t>
+      </w:r>
+      <w:proofErr w:type="spellStart"/>
+      <w:r>
+        <w:t>roczny</w:t>
+      </w:r>
+      <w:proofErr w:type="spellEnd"/>
+      <w:r>
+        <w:t xml:space="preserve"> </w:t>
+      </w:r>
+      <w:proofErr w:type="spellStart"/>
+      <w:r>
+        <w:t>przebieg</w:t>
+      </w:r>
+      <w:proofErr w:type="spellEnd"/>
+      <w:r>
+        <w:t xml:space="preserve">). </w:t>
+      </w:r>
+      <w:proofErr w:type="spellStart"/>
+      <w:r>
+        <w:t>Połączenie</w:t>
+      </w:r>
+      <w:proofErr w:type="spellEnd"/>
+      <w:r>
+        <w:t xml:space="preserve"> </w:t>
+      </w:r>
+      <w:proofErr w:type="spellStart"/>
+      <w:r>
+        <w:t>tych</w:t>
+      </w:r>
+      <w:proofErr w:type="spellEnd"/>
+      <w:r>
+        <w:t xml:space="preserve"> </w:t>
+      </w:r>
+      <w:proofErr w:type="spellStart"/>
+      <w:r>
+        <w:t>cech</w:t>
+      </w:r>
+      <w:proofErr w:type="spellEnd"/>
+      <w:r>
+        <w:t xml:space="preserve"> </w:t>
+      </w:r>
+      <w:proofErr w:type="spellStart"/>
+      <w:r>
+        <w:t>na</w:t>
+      </w:r>
+      <w:proofErr w:type="spellEnd"/>
+      <w:r>
+        <w:t xml:space="preserve"> </w:t>
+      </w:r>
+      <w:proofErr w:type="spellStart"/>
+      <w:r>
+        <w:t>prawym</w:t>
+      </w:r>
+      <w:proofErr w:type="spellEnd"/>
+      <w:r>
+        <w:t xml:space="preserve"> </w:t>
+      </w:r>
+      <w:proofErr w:type="spellStart"/>
+      <w:r>
+        <w:t>wykresie</w:t>
+      </w:r>
+      <w:proofErr w:type="spellEnd"/>
+      <w:r>
+        <w:t xml:space="preserve"> </w:t>
+      </w:r>
+      <w:proofErr w:type="spellStart"/>
+      <w:r>
+        <w:t>pozwala</w:t>
+      </w:r>
+      <w:proofErr w:type="spellEnd"/>
+      <w:r>
+        <w:t xml:space="preserve"> </w:t>
+      </w:r>
+      <w:proofErr w:type="spellStart"/>
+      <w:r>
+        <w:t>wyodrębnić</w:t>
+      </w:r>
+      <w:proofErr w:type="spellEnd"/>
+      <w:r>
+        <w:t xml:space="preserve"> </w:t>
+      </w:r>
+      <w:proofErr w:type="spellStart"/>
+      <w:r>
+        <w:t>klastry</w:t>
+      </w:r>
+      <w:proofErr w:type="spellEnd"/>
+      <w:r>
+        <w:t xml:space="preserve"> o </w:t>
+      </w:r>
+      <w:proofErr w:type="spellStart"/>
+      <w:r>
+        <w:t>podobnej</w:t>
+      </w:r>
+      <w:proofErr w:type="spellEnd"/>
+      <w:r>
+        <w:t xml:space="preserve"> </w:t>
+      </w:r>
+      <w:proofErr w:type="spellStart"/>
+      <w:r>
+        <w:t>charakterystyce</w:t>
+      </w:r>
+      <w:proofErr w:type="spellEnd"/>
+      <w:r>
+        <w:t xml:space="preserve"> </w:t>
+      </w:r>
+      <w:proofErr w:type="spellStart"/>
+      <w:r>
+        <w:t>ekonomiczno-użytkowej</w:t>
+      </w:r>
+      <w:proofErr w:type="spellEnd"/>
+      <w:r>
+        <w:t xml:space="preserve">, </w:t>
+      </w:r>
+      <w:proofErr w:type="spellStart"/>
+      <w:r>
+        <w:t>co jest</w:t>
+      </w:r>
+      <w:proofErr w:type="spellEnd"/>
+      <w:r>
+        <w:t xml:space="preserve"> </w:t>
+      </w:r>
+      <w:proofErr w:type="spellStart"/>
+      <w:r>
+        <w:t>kluczowe</w:t>
+      </w:r>
+      <w:proofErr w:type="spellEnd"/>
+      <w:r>
+        <w:t xml:space="preserve"> </w:t>
+      </w:r>
+      <w:proofErr w:type="spellStart"/>
+      <w:r>
+        <w:t>dla</w:t>
+      </w:r>
+      <w:proofErr w:type="spellEnd"/>
+      <w:r>
+        <w:t xml:space="preserve"> </w:t>
+      </w:r>
+      <w:proofErr w:type="spellStart"/>
+      <w:r>
+        <w:t>precyzyjnego</w:t>
+      </w:r>
+      <w:proofErr w:type="spellEnd"/>
+      <w:r>
+        <w:t xml:space="preserve"> </w:t>
+      </w:r>
+      <w:proofErr w:type="spellStart"/>
+      <w:r>
+        <w:t>działania</w:t>
+      </w:r>
+      <w:proofErr w:type="spellEnd"/>
+      <w:r>
+        <w:t xml:space="preserve"> </w:t>
+      </w:r>
+      <w:proofErr w:type="spellStart"/>
+      <w:r>
+        <w:t>modeli</w:t>
+      </w:r>
+      <w:proofErr w:type="spellEnd"/>
+      <w:r>
+        <w:t xml:space="preserve"> </w:t>
+      </w:r>
+      <w:proofErr w:type="spellStart"/>
+      <w:r>
+        <w:t>wyceniających</w:t>
+      </w:r>
+      <w:proofErr w:type="spellEnd"/>
+      <w:r>
+        <w:t>.</w:t>
       </w:r>
     </w:p>
     <w:p>
@@ -2110,7 +7394,21 @@
         <w:rPr>
           <w:lang w:val="pl-PL"/>
         </w:rPr>
-        <w:t>Klaster zielony grupuje stabilną klasykę oraz segment niszowy, gdzie bardzo niskim przebiegom rocznym (poniżej tysiąca kilometrów) towarzyszy wysoka odporność na utratę wartości. To domena marek luksusowych i hobbystycznych, takich jak Harley-Davidson czy Triumph, które są użytkowane okazjonalnie i często traktowane przez właścicieli jako lokata kapitału.</w:t>
+        <w:t xml:space="preserve">Klaster zielony grupuje stabilną klasykę oraz segment niszowy, gdzie bardzo niskim przebiegom rocznym (poniżej tysiąca kilometrów) towarzyszy wysoka odporność na utratę wartości. To domena marek luksusowych i hobbystycznych, takich jak Harley-Davidson czy </w:t>
+      </w:r>
+      <w:proofErr w:type="spellStart"/>
+      <w:r>
+        <w:rPr>
+          <w:lang w:val="pl-PL"/>
+        </w:rPr>
+        <w:t>Triumph</w:t>
+      </w:r>
+      <w:proofErr w:type="spellEnd"/>
+      <w:r>
+        <w:rPr>
+          <w:lang w:val="pl-PL"/>
+        </w:rPr>
+        <w:t>, które są użytkowane okazjonalnie i często traktowane przez właścicieli jako lokata kapitału.</w:t>
       </w:r>
     </w:p>
     <w:p>
@@ -2121,6 +7419,7 @@
       </w:pPr>
       <w:r>
         <w:rPr>
+          <w:noProof/>
           <w:lang w:val="pl-PL"/>
         </w:rPr>
         <w:drawing>
@@ -2164,7 +7463,62 @@
           <w:lang w:val="pl-PL"/>
         </w:rPr>
         <w:br/>
-        <w:t>TO TRZEBA POPRAWIĆ</w:t>
+      </w:r>
+      <w:r>
+        <w:rPr>
+          <w:lang w:val="pl-PL"/>
+        </w:rPr>
+        <w:t>Z powodu dużej ilości ogłoszeń nowych, nieużywanych maszyn, utworz</w:t>
+      </w:r>
+      <w:r>
+        <w:rPr>
+          <w:lang w:val="pl-PL"/>
+        </w:rPr>
+        <w:t>one zostały</w:t>
+      </w:r>
+      <w:r>
+        <w:rPr>
+          <w:lang w:val="pl-PL"/>
+        </w:rPr>
+        <w:t xml:space="preserve"> 3 klastry </w:t>
+      </w:r>
+      <w:r>
+        <w:rPr>
+          <w:lang w:val="pl-PL"/>
+        </w:rPr>
+        <w:t xml:space="preserve">– motocykle nowe </w:t>
+      </w:r>
+      <w:proofErr w:type="spellStart"/>
+      <w:r>
+        <w:rPr>
+          <w:lang w:val="pl-PL"/>
+        </w:rPr>
+        <w:t>premium</w:t>
+      </w:r>
+      <w:proofErr w:type="spellEnd"/>
+      <w:r>
+        <w:rPr>
+          <w:lang w:val="pl-PL"/>
+        </w:rPr>
+        <w:t xml:space="preserve">, motocykle nowe budżetowe i </w:t>
+      </w:r>
+      <w:r>
+        <w:rPr>
+          <w:lang w:val="pl-PL"/>
+        </w:rPr>
+        <w:t>motocykle</w:t>
+      </w:r>
+      <w:r>
+        <w:rPr>
+          <w:lang w:val="pl-PL"/>
+        </w:rPr>
+        <w:t xml:space="preserve"> używane</w:t>
+      </w:r>
+      <w:r>
+        <w:rPr>
+          <w:lang w:val="pl-PL"/>
+        </w:rPr>
+        <w:t>.</w:t>
       </w:r>
     </w:p>
     <w:p>
@@ -2178,7 +7532,14 @@
         <w:rPr>
           <w:lang w:val="pl-PL"/>
         </w:rPr>
-        <w:t>7.8. Wyszukiwanie okazji rynkowych</w:t>
+        <w:lastRenderedPageBreak/>
+        <w:t>8</w:t>
+      </w:r>
+      <w:r>
+        <w:rPr>
+          <w:lang w:val="pl-PL"/>
+        </w:rPr>
+        <w:t>.8. Wyszukiwanie okazji rynkowych</w:t>
       </w:r>
     </w:p>
     <w:p>
@@ -2191,7 +7552,49 @@
         <w:rPr>
           <w:lang w:val="pl-PL"/>
         </w:rPr>
-        <w:t>Moduł BargainFinder porównuje każde ogłoszenie z grupą peerów: ta sama marka, model i rok produkcji. Średnia cena i średni przebieg grupy liczone są metodą leave-one-out (bieżące ogłoszenie nie wchodzi do średniej, co zapobiega sztucznemu zaniżaniu benchmarku przez samo siebie).</w:t>
+        <w:t xml:space="preserve">Moduł </w:t>
+      </w:r>
+      <w:proofErr w:type="spellStart"/>
+      <w:r>
+        <w:rPr>
+          <w:lang w:val="pl-PL"/>
+        </w:rPr>
+        <w:t>BargainFinder</w:t>
+      </w:r>
+      <w:proofErr w:type="spellEnd"/>
+      <w:r>
+        <w:rPr>
+          <w:lang w:val="pl-PL"/>
+        </w:rPr>
+        <w:t xml:space="preserve"> porównuje każde ogłoszenie z grupą </w:t>
+      </w:r>
+      <w:proofErr w:type="spellStart"/>
+      <w:r>
+        <w:rPr>
+          <w:lang w:val="pl-PL"/>
+        </w:rPr>
+        <w:t>peerów</w:t>
+      </w:r>
+      <w:proofErr w:type="spellEnd"/>
+      <w:r>
+        <w:rPr>
+          <w:lang w:val="pl-PL"/>
+        </w:rPr>
+        <w:t xml:space="preserve">: ta sama marka, model i rok produkcji. Średnia cena i średni przebieg grupy liczone są metodą </w:t>
+      </w:r>
+      <w:proofErr w:type="spellStart"/>
+      <w:r>
+        <w:rPr>
+          <w:lang w:val="pl-PL"/>
+        </w:rPr>
+        <w:t>leave</w:t>
+      </w:r>
+      <w:proofErr w:type="spellEnd"/>
+      <w:r>
+        <w:rPr>
+          <w:lang w:val="pl-PL"/>
+        </w:rPr>
+        <w:t>-one-out (bieżące ogłoszenie nie wchodzi do średniej, co zapobiega sztucznemu zaniżaniu benchmarku przez samo siebie).</w:t>
       </w:r>
     </w:p>
     <w:p>
@@ -2204,8 +7607,43 @@
         <w:rPr>
           <w:lang w:val="pl-PL"/>
         </w:rPr>
-        <w:lastRenderedPageBreak/>
-        <w:t>Ogłoszenie uznawane jest za potencjalną okazję, gdy cena i przebieg są co najmniej o 15% niższe od średniej grupy (analysis.bargain_threshold). Wymagane jest też minimum trzech podobnych ofert w grupie. Ranking okazji oparty jest na deal_score (suma odchyleń procentowych ceny i przebiegu od benchmarku). Lista zapisywana jest do okazje_rynkowe.csv, a wykres okazje_rynkowe.png pokazuje kandydatów na tle rynku.</w:t>
+        <w:t>Ogłoszenie uznawane jest za potencjalną okazję, gdy cena i przebieg są co najmniej o 15% niższe od średniej grupy (</w:t>
+      </w:r>
+      <w:proofErr w:type="spellStart"/>
+      <w:proofErr w:type="gramStart"/>
+      <w:r>
+        <w:rPr>
+          <w:lang w:val="pl-PL"/>
+        </w:rPr>
+        <w:t>analysis.bargain</w:t>
+      </w:r>
+      <w:proofErr w:type="gramEnd"/>
+      <w:r>
+        <w:rPr>
+          <w:lang w:val="pl-PL"/>
+        </w:rPr>
+        <w:t>_threshold</w:t>
+      </w:r>
+      <w:proofErr w:type="spellEnd"/>
+      <w:r>
+        <w:rPr>
+          <w:lang w:val="pl-PL"/>
+        </w:rPr>
+        <w:t xml:space="preserve">). Wymagane jest też minimum trzech podobnych ofert w grupie. Ranking okazji oparty jest na </w:t>
+      </w:r>
+      <w:proofErr w:type="spellStart"/>
+      <w:r>
+        <w:rPr>
+          <w:lang w:val="pl-PL"/>
+        </w:rPr>
+        <w:t>deal_score</w:t>
+      </w:r>
+      <w:proofErr w:type="spellEnd"/>
+      <w:r>
+        <w:rPr>
+          <w:lang w:val="pl-PL"/>
+        </w:rPr>
+        <w:t xml:space="preserve"> (suma odchyleń procentowych ceny i przebiegu od benchmarku). Lista zapisywana jest do okazje_rynkowe.csv, a wykres okazje_rynkowe.png pokazuje kandydatów na tle rynku.</w:t>
       </w:r>
     </w:p>
     <w:p>
@@ -2219,10 +7657,10 @@
           <w:lang w:val="pl-PL"/>
         </w:rPr>
         <w:drawing>
-          <wp:inline distT="0" distB="0" distL="0" distR="0" wp14:anchorId="32E6A682" wp14:editId="4CDE6241">
+          <wp:inline distT="0" distB="0" distL="0" distR="0" wp14:anchorId="655B1A61" wp14:editId="41400BEB">
             <wp:extent cx="5972810" cy="4344035"/>
             <wp:effectExtent l="0" t="0" r="8890" b="0"/>
-            <wp:docPr id="1616426122" name="Obraz 1"/>
+            <wp:docPr id="1157246799" name="Obraz 1"/>
             <wp:cNvGraphicFramePr>
               <a:graphicFrameLocks xmlns:a="http://schemas.openxmlformats.org/drawingml/2006/main" noChangeAspect="1"/>
             </wp:cNvGraphicFramePr>
@@ -2230,7 +7668,7 @@
               <a:graphicData uri="http://schemas.openxmlformats.org/drawingml/2006/picture">
                 <pic:pic xmlns:pic="http://schemas.openxmlformats.org/drawingml/2006/picture">
                   <pic:nvPicPr>
-                    <pic:cNvPr id="1616426122" name=""/>
+                    <pic:cNvPr id="1157246799" name=""/>
                     <pic:cNvPicPr/>
                   </pic:nvPicPr>
                   <pic:blipFill>
@@ -2254,67 +7692,153 @@
           </wp:inline>
         </w:drawing>
       </w:r>
-      <w:r>
-        <w:rPr>
-          <w:lang w:val="pl-PL"/>
-        </w:rPr>
-        <w:br/>
-        <w:t>TO TEŻ TRZEBA POPRAWIĆ</w:t>
-      </w:r>
     </w:p>
     <w:p>
       <w:pPr>
-        <w:pStyle w:val="Nagwek1"/>
-        <w:rPr>
-          <w:lang w:val="pl-PL"/>
-        </w:rPr>
-      </w:pPr>
-      <w:r>
-        <w:rPr>
-          <w:lang w:val="pl-PL"/>
-        </w:rPr>
-        <w:t>8. Wyniki i sposób interpretacji</w:t>
+        <w:rPr>
+          <w:lang w:val="pl-PL"/>
+        </w:rPr>
+      </w:pPr>
+      <w:r>
+        <w:rPr>
+          <w:lang w:val="pl-PL"/>
+        </w:rPr>
+        <w:br w:type="page"/>
       </w:r>
     </w:p>
     <w:p>
       <w:pPr>
-        <w:rPr>
-          <w:lang w:val="pl-PL"/>
-        </w:rPr>
-      </w:pPr>
-      <w:r>
-        <w:rPr>
-          <w:lang w:val="pl-PL"/>
-        </w:rPr>
-        <w:t>Po uruchomieniu potoku w katalogu results pojawiają się wykresy PNG oraz pliki CSV z polskimi nagłówkami kolumn (np. Marka, Rok produkcji, Cena względem średniej (%)). Ułatwia to bezpośrednie wykorzystanie wyników w sprawozdaniu lub prezentacji.</w:t>
+        <w:pStyle w:val="Nagwek1"/>
+        <w:rPr>
+          <w:lang w:val="pl-PL"/>
+        </w:rPr>
+      </w:pPr>
+      <w:r>
+        <w:rPr>
+          <w:lang w:val="pl-PL"/>
+        </w:rPr>
+        <w:lastRenderedPageBreak/>
+        <w:t>9. Uruchomienie projektu</w:t>
       </w:r>
     </w:p>
     <w:p>
       <w:pPr>
-        <w:rPr>
-          <w:lang w:val="pl-PL"/>
-        </w:rPr>
-      </w:pPr>
-      <w:r>
-        <w:rPr>
-          <w:lang w:val="pl-PL"/>
-        </w:rPr>
-        <w:t>Interpretacja powinna zawsze uwzględniać ograniczenia danych ogłoszeniowych: cena to cena ofertowa, nie transakcyjna; przebieg zależy od uczciwości sprzedającego; zbiór odzwierciedla tylko aktywne ogłoszenia w momencie scrapingu.</w:t>
-      </w:r>
+        <w:pStyle w:val="Listapunktowana"/>
+        <w:rPr>
+          <w:lang w:val="pl-PL"/>
+        </w:rPr>
+      </w:pPr>
+      <w:r>
+        <w:rPr>
+          <w:lang w:val="pl-PL"/>
+        </w:rPr>
+        <w:t xml:space="preserve">Instalacja zależności: </w:t>
+      </w:r>
+      <w:proofErr w:type="spellStart"/>
+      <w:r>
+        <w:rPr>
+          <w:lang w:val="pl-PL"/>
+        </w:rPr>
+        <w:t>uv</w:t>
+      </w:r>
+      <w:proofErr w:type="spellEnd"/>
+      <w:r>
+        <w:rPr>
+          <w:lang w:val="pl-PL"/>
+        </w:rPr>
+        <w:t xml:space="preserve"> </w:t>
+      </w:r>
+      <w:proofErr w:type="spellStart"/>
+      <w:r>
+        <w:rPr>
+          <w:lang w:val="pl-PL"/>
+        </w:rPr>
+        <w:t>sync</w:t>
+      </w:r>
+      <w:proofErr w:type="spellEnd"/>
+      <w:r>
+        <w:rPr>
+          <w:lang w:val="pl-PL"/>
+        </w:rPr>
+        <w:t xml:space="preserve"> oraz </w:t>
+      </w:r>
+      <w:proofErr w:type="spellStart"/>
+      <w:r>
+        <w:rPr>
+          <w:lang w:val="pl-PL"/>
+        </w:rPr>
+        <w:t>uv</w:t>
+      </w:r>
+      <w:proofErr w:type="spellEnd"/>
+      <w:r>
+        <w:rPr>
+          <w:lang w:val="pl-PL"/>
+        </w:rPr>
+        <w:t xml:space="preserve"> run </w:t>
+      </w:r>
+      <w:proofErr w:type="spellStart"/>
+      <w:r>
+        <w:rPr>
+          <w:lang w:val="pl-PL"/>
+        </w:rPr>
+        <w:t>playwright</w:t>
+      </w:r>
+      <w:proofErr w:type="spellEnd"/>
+      <w:r>
+        <w:rPr>
+          <w:lang w:val="pl-PL"/>
+        </w:rPr>
+        <w:t xml:space="preserve"> </w:t>
+      </w:r>
+      <w:proofErr w:type="spellStart"/>
+      <w:r>
+        <w:rPr>
+          <w:lang w:val="pl-PL"/>
+        </w:rPr>
+        <w:t>install</w:t>
+      </w:r>
+      <w:proofErr w:type="spellEnd"/>
     </w:p>
     <w:p>
       <w:pPr>
-        <w:pStyle w:val="Nagwek1"/>
-        <w:rPr>
-          <w:lang w:val="pl-PL"/>
-        </w:rPr>
-      </w:pPr>
-      <w:r>
-        <w:rPr>
-          <w:lang w:val="pl-PL"/>
-        </w:rPr>
-        <w:lastRenderedPageBreak/>
-        <w:t>9. Uruchomienie projektu</w:t>
+        <w:pStyle w:val="Listapunktowana"/>
+        <w:rPr>
+          <w:lang w:val="pl-PL"/>
+        </w:rPr>
+      </w:pPr>
+      <w:r>
+        <w:rPr>
+          <w:lang w:val="pl-PL"/>
+        </w:rPr>
+        <w:t xml:space="preserve">Konfiguracja: edycja </w:t>
+      </w:r>
+      <w:proofErr w:type="spellStart"/>
+      <w:r>
+        <w:rPr>
+          <w:lang w:val="pl-PL"/>
+        </w:rPr>
+        <w:t>config</w:t>
+      </w:r>
+      <w:proofErr w:type="spellEnd"/>
+      <w:r>
+        <w:rPr>
+          <w:lang w:val="pl-PL"/>
+        </w:rPr>
+        <w:t>/</w:t>
+      </w:r>
+      <w:proofErr w:type="spellStart"/>
+      <w:r>
+        <w:rPr>
+          <w:lang w:val="pl-PL"/>
+        </w:rPr>
+        <w:t>settings.yaml</w:t>
+      </w:r>
+      <w:proofErr w:type="spellEnd"/>
+      <w:r>
+        <w:rPr>
+          <w:lang w:val="pl-PL"/>
+        </w:rPr>
+        <w:t xml:space="preserve"> (URL, liczba stron, próg okazji, tryb danych)</w:t>
       </w:r>
     </w:p>
     <w:p>
@@ -2328,7 +7852,21 @@
         <w:rPr>
           <w:lang w:val="pl-PL"/>
         </w:rPr>
-        <w:t>Instalacja zależności: uv sync oraz uv run playwright install</w:t>
+        <w:t xml:space="preserve">Uruchomienie pełnego potoku: </w:t>
+      </w:r>
+      <w:proofErr w:type="spellStart"/>
+      <w:r>
+        <w:rPr>
+          <w:lang w:val="pl-PL"/>
+        </w:rPr>
+        <w:t>uv</w:t>
+      </w:r>
+      <w:proofErr w:type="spellEnd"/>
+      <w:r>
+        <w:rPr>
+          <w:lang w:val="pl-PL"/>
+        </w:rPr>
+        <w:t xml:space="preserve"> run main.py</w:t>
       </w:r>
     </w:p>
     <w:p>
@@ -2342,7 +7880,35 @@
         <w:rPr>
           <w:lang w:val="pl-PL"/>
         </w:rPr>
-        <w:t>Konfiguracja: edycja config/settings.yaml (URL, liczba stron, próg okazji, tryb danych)</w:t>
+        <w:t xml:space="preserve">Testy jednostkowe (bez integracji ze </w:t>
+      </w:r>
+      <w:proofErr w:type="spellStart"/>
+      <w:r>
+        <w:rPr>
+          <w:lang w:val="pl-PL"/>
+        </w:rPr>
+        <w:t>scraperem</w:t>
+      </w:r>
+      <w:proofErr w:type="spellEnd"/>
+      <w:r>
+        <w:rPr>
+          <w:lang w:val="pl-PL"/>
+        </w:rPr>
+        <w:t xml:space="preserve">): </w:t>
+      </w:r>
+      <w:proofErr w:type="spellStart"/>
+      <w:r>
+        <w:rPr>
+          <w:lang w:val="pl-PL"/>
+        </w:rPr>
+        <w:t>uv</w:t>
+      </w:r>
+      <w:proofErr w:type="spellEnd"/>
+      <w:r>
+        <w:rPr>
+          <w:lang w:val="pl-PL"/>
+        </w:rPr>
+        <w:t xml:space="preserve"> run pytest -m "not integration"</w:t>
       </w:r>
     </w:p>
     <w:p>
@@ -2356,7 +7922,21 @@
         <w:rPr>
           <w:lang w:val="pl-PL"/>
         </w:rPr>
-        <w:t>Uruchomienie pełnego potoku: uv run main.py</w:t>
+        <w:t xml:space="preserve">Ponowne wygenerowanie opisu: </w:t>
+      </w:r>
+      <w:proofErr w:type="spellStart"/>
+      <w:r>
+        <w:rPr>
+          <w:lang w:val="pl-PL"/>
+        </w:rPr>
+        <w:t>uv</w:t>
+      </w:r>
+      <w:proofErr w:type="spellEnd"/>
+      <w:r>
+        <w:rPr>
+          <w:lang w:val="pl-PL"/>
+        </w:rPr>
+        <w:t xml:space="preserve"> run --with python-docx python scripts/generate_opis_projektu_docx.py</w:t>
       </w:r>
     </w:p>
     <w:p>
@@ -2370,35 +7950,63 @@
         <w:rPr>
           <w:lang w:val="pl-PL"/>
         </w:rPr>
-        <w:t>Testy jednostkowe (bez integracji ze scraperem): uv run pytest -m "not integration"</w:t>
+        <w:t xml:space="preserve">W celu pominięcia procesu </w:t>
+      </w:r>
+      <w:proofErr w:type="spellStart"/>
+      <w:r>
+        <w:rPr>
+          <w:lang w:val="pl-PL"/>
+        </w:rPr>
+        <w:t>scrapowania</w:t>
+      </w:r>
+      <w:proofErr w:type="spellEnd"/>
+      <w:r>
+        <w:rPr>
+          <w:lang w:val="pl-PL"/>
+        </w:rPr>
+        <w:t xml:space="preserve"> i sprawdzenia działania reszty programu, należy wkleić plik raw_listings.csv w folder /data/</w:t>
+      </w:r>
+      <w:proofErr w:type="spellStart"/>
+      <w:r>
+        <w:rPr>
+          <w:lang w:val="pl-PL"/>
+        </w:rPr>
+        <w:t>raw</w:t>
+      </w:r>
+      <w:proofErr w:type="spellEnd"/>
+      <w:r>
+        <w:rPr>
+          <w:lang w:val="pl-PL"/>
+        </w:rPr>
+        <w:t>/</w:t>
       </w:r>
     </w:p>
     <w:p>
       <w:pPr>
-        <w:pStyle w:val="Listapunktowana"/>
-        <w:rPr>
-          <w:lang w:val="pl-PL"/>
-        </w:rPr>
-      </w:pPr>
-      <w:r>
-        <w:rPr>
-          <w:lang w:val="pl-PL"/>
-        </w:rPr>
-        <w:t>Ponowne wygenerowanie opisu: uv run --with python-docx python scripts/generate_opis_projektu_docx.py</w:t>
+        <w:pStyle w:val="Nagwek1"/>
+        <w:rPr>
+          <w:lang w:val="pl-PL"/>
+        </w:rPr>
+      </w:pPr>
+      <w:r>
+        <w:rPr>
+          <w:lang w:val="pl-PL"/>
+        </w:rPr>
+        <w:t>10. Technologie</w:t>
       </w:r>
     </w:p>
     <w:p>
       <w:pPr>
-        <w:pStyle w:val="Nagwek1"/>
-        <w:rPr>
-          <w:lang w:val="pl-PL"/>
-        </w:rPr>
-      </w:pPr>
-      <w:r>
-        <w:rPr>
-          <w:lang w:val="pl-PL"/>
-        </w:rPr>
-        <w:t>10. Technologie</w:t>
+        <w:pStyle w:val="Listapunktowana"/>
+        <w:rPr>
+          <w:lang w:val="pl-PL"/>
+        </w:rPr>
+      </w:pPr>
+      <w:r>
+        <w:rPr>
+          <w:lang w:val="pl-PL"/>
+        </w:rPr>
+        <w:t>Python 3.11+</w:t>
       </w:r>
     </w:p>
     <w:p>
@@ -2408,11 +8016,19 @@
           <w:lang w:val="pl-PL"/>
         </w:rPr>
       </w:pPr>
-      <w:r>
-        <w:rPr>
-          <w:lang w:val="pl-PL"/>
-        </w:rPr>
-        <w:t>Python 3.11+</w:t>
+      <w:proofErr w:type="spellStart"/>
+      <w:r>
+        <w:rPr>
+          <w:lang w:val="pl-PL"/>
+        </w:rPr>
+        <w:t>uv</w:t>
+      </w:r>
+      <w:proofErr w:type="spellEnd"/>
+      <w:r>
+        <w:rPr>
+          <w:lang w:val="pl-PL"/>
+        </w:rPr>
+        <w:t xml:space="preserve"> — zarządzanie zależnościami</w:t>
       </w:r>
     </w:p>
     <w:p>
@@ -2422,11 +8038,19 @@
           <w:lang w:val="pl-PL"/>
         </w:rPr>
       </w:pPr>
-      <w:r>
-        <w:rPr>
-          <w:lang w:val="pl-PL"/>
-        </w:rPr>
-        <w:t>uv — zarządzanie zależnościami</w:t>
+      <w:proofErr w:type="spellStart"/>
+      <w:r>
+        <w:rPr>
+          <w:lang w:val="pl-PL"/>
+        </w:rPr>
+        <w:t>Playwright</w:t>
+      </w:r>
+      <w:proofErr w:type="spellEnd"/>
+      <w:r>
+        <w:rPr>
+          <w:lang w:val="pl-PL"/>
+        </w:rPr>
+        <w:t xml:space="preserve"> — automatyzacja przeglądarki</w:t>
       </w:r>
     </w:p>
     <w:p>
@@ -2440,7 +8064,7 @@
         <w:rPr>
           <w:lang w:val="pl-PL"/>
         </w:rPr>
-        <w:t>Playwright — automatyzacja przeglądarki</w:t>
+        <w:t>Pandas, NumPy — przetwarzanie tabelaryczne</w:t>
       </w:r>
     </w:p>
     <w:p>
@@ -2454,7 +8078,21 @@
         <w:rPr>
           <w:lang w:val="pl-PL"/>
         </w:rPr>
-        <w:t>Pandas, NumPy — przetwarzanie tabelaryczne</w:t>
+        <w:t>scikit-learn — regresja liniowa, k-</w:t>
+      </w:r>
+      <w:proofErr w:type="spellStart"/>
+      <w:r>
+        <w:rPr>
+          <w:lang w:val="pl-PL"/>
+        </w:rPr>
+        <w:t>means</w:t>
+      </w:r>
+      <w:proofErr w:type="spellEnd"/>
+      <w:r>
+        <w:rPr>
+          <w:lang w:val="pl-PL"/>
+        </w:rPr>
+        <w:t>, standaryzacja</w:t>
       </w:r>
     </w:p>
     <w:p>
@@ -2468,7 +8106,7 @@
         <w:rPr>
           <w:lang w:val="pl-PL"/>
         </w:rPr>
-        <w:t>scikit-learn — regresja liniowa, k-means, standaryzacja</w:t>
+        <w:t>Matplotlib, Seaborn — wizualizacje</w:t>
       </w:r>
     </w:p>
     <w:p>
@@ -2482,35 +8120,62 @@
         <w:rPr>
           <w:lang w:val="pl-PL"/>
         </w:rPr>
-        <w:t>Matplotlib, Seaborn — wizualizacje</w:t>
+        <w:t xml:space="preserve">pytest — testy modułów </w:t>
+      </w:r>
+      <w:proofErr w:type="spellStart"/>
+      <w:r>
+        <w:rPr>
+          <w:lang w:val="pl-PL"/>
+        </w:rPr>
+        <w:t>cleaning</w:t>
+      </w:r>
+      <w:proofErr w:type="spellEnd"/>
+      <w:r>
+        <w:rPr>
+          <w:lang w:val="pl-PL"/>
+        </w:rPr>
+        <w:t xml:space="preserve">, </w:t>
+      </w:r>
+      <w:proofErr w:type="spellStart"/>
+      <w:r>
+        <w:rPr>
+          <w:lang w:val="pl-PL"/>
+        </w:rPr>
+        <w:t>analysis</w:t>
+      </w:r>
+      <w:proofErr w:type="spellEnd"/>
+      <w:r>
+        <w:rPr>
+          <w:lang w:val="pl-PL"/>
+        </w:rPr>
+        <w:t xml:space="preserve"> i potoku danych</w:t>
       </w:r>
     </w:p>
     <w:p>
       <w:pPr>
-        <w:pStyle w:val="Listapunktowana"/>
-        <w:rPr>
-          <w:lang w:val="pl-PL"/>
-        </w:rPr>
-      </w:pPr>
-      <w:r>
-        <w:rPr>
-          <w:lang w:val="pl-PL"/>
-        </w:rPr>
-        <w:t>pytest — testy modułów cleaning, analysis i potoku danych</w:t>
+        <w:pStyle w:val="Nagwek1"/>
+        <w:rPr>
+          <w:lang w:val="pl-PL"/>
+        </w:rPr>
+      </w:pPr>
+      <w:r>
+        <w:rPr>
+          <w:lang w:val="pl-PL"/>
+        </w:rPr>
+        <w:t>11. Wnioski</w:t>
       </w:r>
     </w:p>
     <w:p>
       <w:pPr>
-        <w:pStyle w:val="Nagwek1"/>
-        <w:rPr>
-          <w:lang w:val="pl-PL"/>
-        </w:rPr>
-      </w:pPr>
-      <w:r>
-        <w:rPr>
-          <w:lang w:val="pl-PL"/>
-        </w:rPr>
-        <w:t>11. Wnioski</w:t>
+        <w:rPr>
+          <w:lang w:val="pl-PL"/>
+        </w:rPr>
+      </w:pPr>
+      <w:r>
+        <w:rPr>
+          <w:lang w:val="pl-PL"/>
+        </w:rPr>
+        <w:t>Zrealizowany system spełnia wymagania projektu z eksploracji danych: automatycznie pozyskuje dane z Internetu, porządkuje je i przeprowadza analizę wielopoziomową inspirowaną sprawdzonym schematem z rynku samochodów osobowych.</w:t>
       </w:r>
     </w:p>
     <w:p>
@@ -2523,20 +8188,21 @@
         <w:rPr>
           <w:lang w:val="pl-PL"/>
         </w:rPr>
-        <w:t>Zrealizowany system spełnia wymagania projektu z eksploracji danych: automatycznie pozyskuje dane z Internetu, porządkuje je i przeprowadza analizę wielopoziomową inspirowaną sprawdzonym schematem z rynku samochodów osobowych.</w:t>
-      </w:r>
-    </w:p>
-    <w:p>
-      <w:pPr>
-        <w:rPr>
-          <w:lang w:val="pl-PL"/>
-        </w:rPr>
-      </w:pPr>
-      <w:r>
-        <w:rPr>
-          <w:lang w:val="pl-PL"/>
-        </w:rPr>
-        <w:t>Połączenie statystyk opisowych, regresji per marka, segmentacji k-means oraz porównań peer-to-peer daje zarówno obraz całego rynku motocykli, jak i narzędzie do wstępnej selekcji atrakcyjnych ogłoszeń. Dalszym kierunkiem rozwoju mogłoby być uwzględnienie lokalizacji, stanu technicznego lub historii cen z wielu pobrań w czasie.</w:t>
+        <w:t>Połączenie statystyk opisowych, regresji per marka, segmentacji k-</w:t>
+      </w:r>
+      <w:proofErr w:type="spellStart"/>
+      <w:r>
+        <w:rPr>
+          <w:lang w:val="pl-PL"/>
+        </w:rPr>
+        <w:t>means</w:t>
+      </w:r>
+      <w:proofErr w:type="spellEnd"/>
+      <w:r>
+        <w:rPr>
+          <w:lang w:val="pl-PL"/>
+        </w:rPr>
+        <w:t xml:space="preserve"> oraz porównań peer-to-peer daje zarówno obraz całego rynku motocykli, jak i narzędzie do wstępnej selekcji atrakcyjnych ogłoszeń. Dalszym kierunkiem rozwoju mogłoby być uwzględnienie lokalizacji, stanu technicznego lub historii cen z wielu pobrań w czasie.</w:t>
       </w:r>
     </w:p>
     <w:sectPr>
